--- a/4-质量管理/流程制度规范类文件/040107-客户投诉管理制度.docx
+++ b/4-质量管理/流程制度规范类文件/040107-客户投诉管理制度.docx
@@ -1,7 +1,6 @@
 
 <file path=word/document.xml><?xml version="1.0" encoding="utf-8"?>
-<w:document xmlns:wpc="http://schemas.microsoft.com/office/word/2010/wordprocessingCanvas" xmlns:mc="http://schemas.openxmlformats.org/markup-compatibility/2006" xmlns:o="urn:schemas-microsoft-com:office:office" xmlns:r="http://schemas.openxmlformats.org/officeDocument/2006/relationships" xmlns:m="http://schemas.openxmlformats.org/officeDocument/2006/math" xmlns:v="urn:schemas-microsoft-com:vml" xmlns:wp14="http://schemas.microsoft.com/office/word/2010/wordprocessingDrawing" xmlns:wp="http://schemas.openxmlformats.org/drawingml/2006/wordprocessingDrawing" xmlns:w10="urn:schemas-microsoft-com:office:word" xmlns:w="http://schemas.openxmlformats.org/wordprocessingml/2006/main" xmlns:w14="http://schemas.microsoft.com/office/word/2010/wordml" xmlns:w15="http://schemas.microsoft.com/office/word/2012/wordml" xmlns:wne="http://schemas.microsoft.com/office/word/2006/wordml" xmlns:wpg="http://schemas.microsoft.com/office/word/2010/wordprocessingGroup" xmlns:wpi="http://schemas.microsoft.com/office/word/2010/wordprocessingInk" xmlns:wps="http://schemas.microsoft.com/office/word/2010/wordprocessingShape" mc:Ignorable="w14 w15 wp14">
-  <!-- Generated by Aspose.Words for .NET 13.3.0.1 -->
+<w:document xmlns:wpc="http://schemas.microsoft.com/office/word/2010/wordprocessingCanvas" xmlns:mc="http://schemas.openxmlformats.org/markup-compatibility/2006" xmlns:o="urn:schemas-microsoft-com:office:office" xmlns:r="http://schemas.openxmlformats.org/officeDocument/2006/relationships" xmlns:m="http://schemas.openxmlformats.org/officeDocument/2006/math" xmlns:v="urn:schemas-microsoft-com:vml" xmlns:wp14="http://schemas.microsoft.com/office/word/2010/wordprocessingDrawing" xmlns:wp="http://schemas.openxmlformats.org/drawingml/2006/wordprocessingDrawing" xmlns:w="http://schemas.openxmlformats.org/wordprocessingml/2006/main" xmlns:w14="http://schemas.microsoft.com/office/word/2010/wordml" xmlns:w10="urn:schemas-microsoft-com:office:word" xmlns:w15="http://schemas.microsoft.com/office/word/2012/wordml" xmlns:wpg="http://schemas.microsoft.com/office/word/2010/wordprocessingGroup" xmlns:wpi="http://schemas.microsoft.com/office/word/2010/wordprocessingInk" xmlns:wne="http://schemas.microsoft.com/office/word/2006/wordml" xmlns:wps="http://schemas.microsoft.com/office/word/2010/wordprocessingShape" xmlns:wpsCustomData="http://www.wps.cn/officeDocument/2013/wpsCustomData" mc:Ignorable="w14 w15 wp14">
   <w:body>
     <w:p>
       <w:pPr>
@@ -14,7 +13,7 @@
         <w:spacing w:before="78" w:line="219" w:lineRule="auto"/>
         <w:ind w:left="25"/>
         <w:rPr>
-          <w:rFonts w:ascii="宋体" w:eastAsia="宋体" w:hAnsi="宋体" w:cs="宋体" w:hint="default"/>
+          <w:rFonts w:hint="default" w:ascii="宋体" w:hAnsi="宋体" w:eastAsia="宋体" w:cs="宋体"/>
           <w:sz w:val="24"/>
           <w:szCs w:val="24"/>
           <w:lang w:val="en-US" w:eastAsia="zh-CN"/>
@@ -22,7 +21,7 @@
       </w:pPr>
       <w:r>
         <w:rPr>
-          <w:rFonts w:ascii="宋体" w:eastAsia="宋体" w:hAnsi="宋体" w:cs="宋体"/>
+          <w:rFonts w:ascii="宋体" w:hAnsi="宋体" w:eastAsia="宋体" w:cs="宋体"/>
           <w:b/>
           <w:bCs/>
           <w:spacing w:val="-3"/>
@@ -33,7 +32,7 @@
       </w:r>
       <w:r>
         <w:rPr>
-          <w:rFonts w:ascii="宋体" w:hAnsi="宋体" w:cs="宋体" w:hint="eastAsia"/>
+          <w:rFonts w:hint="eastAsia" w:ascii="宋体" w:hAnsi="宋体" w:cs="宋体"/>
           <w:b/>
           <w:bCs/>
           <w:spacing w:val="-3"/>
@@ -45,7 +44,7 @@
       </w:r>
       <w:r>
         <w:rPr>
-          <w:rFonts w:ascii="宋体" w:eastAsia="宋体" w:hAnsi="宋体" w:cs="宋体"/>
+          <w:rFonts w:ascii="宋体" w:hAnsi="宋体" w:eastAsia="宋体" w:cs="宋体"/>
           <w:b/>
           <w:bCs/>
           <w:spacing w:val="-3"/>
@@ -56,7 +55,7 @@
       </w:r>
       <w:r>
         <w:rPr>
-          <w:rFonts w:ascii="宋体" w:eastAsia="宋体" w:hAnsi="宋体" w:cs="宋体" w:hint="eastAsia"/>
+          <w:rFonts w:hint="eastAsia" w:ascii="宋体" w:hAnsi="宋体" w:eastAsia="宋体" w:cs="宋体"/>
           <w:b/>
           <w:bCs/>
           <w:spacing w:val="-3"/>
@@ -68,7 +67,7 @@
       </w:r>
       <w:r>
         <w:rPr>
-          <w:rFonts w:ascii="宋体" w:hAnsi="宋体" w:cs="宋体" w:hint="eastAsia"/>
+          <w:rFonts w:hint="eastAsia" w:ascii="宋体" w:hAnsi="宋体" w:cs="宋体"/>
           <w:b/>
           <w:bCs/>
           <w:spacing w:val="-3"/>
@@ -98,14 +97,14 @@
         <w:ind w:left="23"/>
         <w:textAlignment w:val="auto"/>
         <w:rPr>
-          <w:rFonts w:ascii="宋体" w:eastAsia="宋体" w:hAnsi="宋体" w:cs="宋体"/>
+          <w:rFonts w:ascii="宋体" w:hAnsi="宋体" w:eastAsia="宋体" w:cs="宋体"/>
           <w:sz w:val="24"/>
           <w:szCs w:val="24"/>
         </w:rPr>
       </w:pPr>
       <w:r>
         <w:rPr>
-          <w:rFonts w:ascii="宋体" w:eastAsia="宋体" w:hAnsi="宋体" w:cs="宋体"/>
+          <w:rFonts w:ascii="宋体" w:hAnsi="宋体" w:eastAsia="宋体" w:cs="宋体"/>
           <w:b/>
           <w:bCs/>
           <w:spacing w:val="240"/>
@@ -117,7 +116,7 @@
       </w:r>
       <w:r>
         <w:rPr>
-          <w:rFonts w:ascii="宋体" w:eastAsia="宋体" w:hAnsi="宋体" w:cs="宋体"/>
+          <w:rFonts w:ascii="宋体" w:hAnsi="宋体" w:eastAsia="宋体" w:cs="宋体"/>
           <w:b/>
           <w:bCs/>
           <w:spacing w:val="0"/>
@@ -129,7 +128,7 @@
       </w:r>
       <w:r>
         <w:rPr>
-          <w:rFonts w:ascii="宋体" w:eastAsia="宋体" w:hAnsi="宋体" w:cs="宋体"/>
+          <w:rFonts w:ascii="宋体" w:hAnsi="宋体" w:eastAsia="宋体" w:cs="宋体"/>
           <w:b/>
           <w:bCs/>
           <w:spacing w:val="-5"/>
@@ -141,7 +140,7 @@
     </w:p>
     <w:p>
       <w:pPr>
-        <w:pStyle w:val="a"/>
+        <w:pStyle w:val="24"/>
         <w:keepLines w:val="0"/>
         <w:pageBreakBefore w:val="0"/>
         <w:widowControl w:val="0"/>
@@ -149,7 +148,7 @@
         <w:overflowPunct/>
         <w:bidi w:val="0"/>
       </w:pPr>
-      <w:bookmarkStart w:id="0" w:name="_Toc23604"/>
+      <w:bookmarkStart w:id="0" w:name="_Toc2253"/>
       <w:r>
         <w:rPr>
           <w:rFonts w:hint="eastAsia"/>
@@ -161,7 +160,7 @@
     </w:p>
     <w:p>
       <w:pPr>
-        <w:pStyle w:val="a0"/>
+        <w:pStyle w:val="25"/>
         <w:keepLines w:val="0"/>
         <w:pageBreakBefore w:val="0"/>
         <w:widowControl w:val="0"/>
@@ -173,7 +172,7 @@
           <w:lang w:val="en-US"/>
         </w:rPr>
       </w:pPr>
-      <w:bookmarkStart w:id="1" w:name="_Toc27378"/>
+      <w:bookmarkStart w:id="1" w:name="_Toc25967"/>
       <w:r>
         <w:rPr>
           <w:rFonts w:hint="eastAsia"/>
@@ -185,17 +184,18 @@
     </w:p>
     <w:tbl>
       <w:tblPr>
-        <w:tblStyle w:val="TableGrid"/>
+        <w:tblStyle w:val="21"/>
         <w:tblW w:w="0" w:type="auto"/>
         <w:tblInd w:w="2443" w:type="dxa"/>
         <w:tblBorders>
-          <w:top w:val="nil"/>
-          <w:left w:val="nil"/>
-          <w:bottom w:val="nil"/>
-          <w:right w:val="nil"/>
-          <w:insideH w:val="nil"/>
-          <w:insideV w:val="nil"/>
+          <w:top w:val="none" w:color="auto" w:sz="0" w:space="0"/>
+          <w:left w:val="none" w:color="auto" w:sz="0" w:space="0"/>
+          <w:bottom w:val="none" w:color="auto" w:sz="0" w:space="0"/>
+          <w:right w:val="none" w:color="auto" w:sz="0" w:space="0"/>
+          <w:insideH w:val="none" w:color="auto" w:sz="0" w:space="0"/>
+          <w:insideV w:val="none" w:color="auto" w:sz="0" w:space="0"/>
         </w:tblBorders>
+        <w:tblLayout w:type="autofit"/>
         <w:tblCellMar>
           <w:top w:w="0" w:type="dxa"/>
           <w:left w:w="108" w:type="dxa"/>
@@ -209,15 +209,13 @@
       </w:tblGrid>
       <w:tr>
         <w:tblPrEx>
-          <w:tblW w:w="0" w:type="auto"/>
-          <w:tblInd w:w="2443" w:type="dxa"/>
           <w:tblBorders>
-            <w:top w:val="nil"/>
-            <w:left w:val="nil"/>
-            <w:bottom w:val="nil"/>
-            <w:right w:val="nil"/>
-            <w:insideH w:val="nil"/>
-            <w:insideV w:val="nil"/>
+            <w:top w:val="none" w:color="auto" w:sz="0" w:space="0"/>
+            <w:left w:val="none" w:color="auto" w:sz="0" w:space="0"/>
+            <w:bottom w:val="none" w:color="auto" w:sz="0" w:space="0"/>
+            <w:right w:val="none" w:color="auto" w:sz="0" w:space="0"/>
+            <w:insideH w:val="none" w:color="auto" w:sz="0" w:space="0"/>
+            <w:insideV w:val="none" w:color="auto" w:sz="0" w:space="0"/>
           </w:tblBorders>
           <w:tblCellMar>
             <w:top w:w="0" w:type="dxa"/>
@@ -227,7 +225,7 @@
           </w:tblCellMar>
         </w:tblPrEx>
         <w:trPr>
-          <w:trHeight w:val="810"/>
+          <w:trHeight w:val="810" w:hRule="atLeast"/>
         </w:trPr>
         <w:tc>
           <w:tcPr>
@@ -257,7 +255,7 @@
             </w:r>
             <w:r>
               <w:rPr>
-                <w:rFonts w:asciiTheme="minorAscii" w:eastAsiaTheme="minorEastAsia" w:hAnsiTheme="minorAscii" w:hint="default"/>
+                <w:rFonts w:hint="default" w:asciiTheme="minorAscii" w:hAnsiTheme="minorAscii" w:eastAsiaTheme="minorEastAsia"/>
                 <w:spacing w:val="227"/>
                 <w:sz w:val="21"/>
                 <w:vertAlign w:val="baseline"/>
@@ -307,7 +305,7 @@
             </w:r>
             <w:r>
               <w:rPr>
-                <w:rFonts w:asciiTheme="minorAscii" w:eastAsiaTheme="minorEastAsia" w:hAnsiTheme="minorAscii" w:hint="eastAsia"/>
+                <w:rFonts w:hint="eastAsia" w:asciiTheme="minorAscii" w:hAnsiTheme="minorAscii" w:eastAsiaTheme="minorEastAsia"/>
                 <w:spacing w:val="227"/>
                 <w:sz w:val="21"/>
                 <w:vertAlign w:val="baseline"/>
@@ -329,8 +327,14 @@
       </w:tr>
       <w:tr>
         <w:tblPrEx>
-          <w:tblW w:w="0" w:type="auto"/>
-          <w:tblInd w:w="2443" w:type="dxa"/>
+          <w:tblBorders>
+            <w:top w:val="none" w:color="auto" w:sz="0" w:space="0"/>
+            <w:left w:val="none" w:color="auto" w:sz="0" w:space="0"/>
+            <w:bottom w:val="none" w:color="auto" w:sz="0" w:space="0"/>
+            <w:right w:val="none" w:color="auto" w:sz="0" w:space="0"/>
+            <w:insideH w:val="none" w:color="auto" w:sz="0" w:space="0"/>
+            <w:insideV w:val="none" w:color="auto" w:sz="0" w:space="0"/>
+          </w:tblBorders>
           <w:tblCellMar>
             <w:top w:w="0" w:type="dxa"/>
             <w:left w:w="108" w:type="dxa"/>
@@ -339,7 +343,7 @@
           </w:tblCellMar>
         </w:tblPrEx>
         <w:trPr>
-          <w:trHeight w:val="810"/>
+          <w:trHeight w:val="810" w:hRule="atLeast"/>
         </w:trPr>
         <w:tc>
           <w:tcPr>
@@ -355,7 +359,7 @@
               <w:overflowPunct/>
               <w:bidi w:val="0"/>
               <w:rPr>
-                <w:rFonts w:ascii="Arial" w:eastAsia="Arial" w:hAnsi="Arial" w:cs="Arial" w:hint="eastAsia"/>
+                <w:rFonts w:hint="eastAsia" w:ascii="Arial" w:hAnsi="Arial" w:eastAsia="Arial" w:cs="Arial"/>
                 <w:snapToGrid w:val="0"/>
                 <w:color w:val="000000"/>
                 <w:kern w:val="0"/>
@@ -375,7 +379,7 @@
             </w:r>
             <w:r>
               <w:rPr>
-                <w:rFonts w:asciiTheme="minorAscii" w:eastAsiaTheme="minorEastAsia" w:hAnsiTheme="minorAscii" w:hint="default"/>
+                <w:rFonts w:hint="default" w:asciiTheme="minorAscii" w:hAnsiTheme="minorAscii" w:eastAsiaTheme="minorEastAsia"/>
                 <w:spacing w:val="227"/>
                 <w:sz w:val="21"/>
                 <w:vertAlign w:val="baseline"/>
@@ -386,13 +390,10 @@
             <w:r>
               <w:rPr>
                 <w:rFonts w:hint="eastAsia"/>
-                <w:spacing w:val="90"/>
-                <w:kern w:val="0"/>
                 <w:u w:val="single"/>
-                <w:vertAlign w:val="baseline"/>
                 <w:lang w:val="en-US" w:eastAsia="zh-CN"/>
               </w:rPr>
-              <w:t>严长运</w:t>
+              <w:t>刘钢要</w:t>
             </w:r>
           </w:p>
         </w:tc>
@@ -410,7 +411,7 @@
               <w:overflowPunct/>
               <w:bidi w:val="0"/>
               <w:rPr>
-                <w:rFonts w:ascii="Arial" w:eastAsia="Arial" w:hAnsi="Arial" w:cs="Arial" w:hint="eastAsia"/>
+                <w:rFonts w:hint="eastAsia" w:ascii="Arial" w:hAnsi="Arial" w:eastAsia="Arial" w:cs="Arial"/>
                 <w:snapToGrid w:val="0"/>
                 <w:color w:val="000000"/>
                 <w:kern w:val="0"/>
@@ -430,7 +431,7 @@
             </w:r>
             <w:r>
               <w:rPr>
-                <w:rFonts w:asciiTheme="minorAscii" w:eastAsiaTheme="minorEastAsia" w:hAnsiTheme="minorAscii" w:hint="eastAsia"/>
+                <w:rFonts w:hint="eastAsia" w:asciiTheme="minorAscii" w:hAnsiTheme="minorAscii" w:eastAsiaTheme="minorEastAsia"/>
                 <w:spacing w:val="227"/>
                 <w:sz w:val="21"/>
                 <w:vertAlign w:val="baseline"/>
@@ -452,8 +453,14 @@
       </w:tr>
       <w:tr>
         <w:tblPrEx>
-          <w:tblW w:w="0" w:type="auto"/>
-          <w:tblInd w:w="2443" w:type="dxa"/>
+          <w:tblBorders>
+            <w:top w:val="none" w:color="auto" w:sz="0" w:space="0"/>
+            <w:left w:val="none" w:color="auto" w:sz="0" w:space="0"/>
+            <w:bottom w:val="none" w:color="auto" w:sz="0" w:space="0"/>
+            <w:right w:val="none" w:color="auto" w:sz="0" w:space="0"/>
+            <w:insideH w:val="none" w:color="auto" w:sz="0" w:space="0"/>
+            <w:insideV w:val="none" w:color="auto" w:sz="0" w:space="0"/>
+          </w:tblBorders>
           <w:tblCellMar>
             <w:top w:w="0" w:type="dxa"/>
             <w:left w:w="108" w:type="dxa"/>
@@ -462,7 +469,7 @@
           </w:tblCellMar>
         </w:tblPrEx>
         <w:trPr>
-          <w:trHeight w:val="635"/>
+          <w:trHeight w:val="635" w:hRule="atLeast"/>
         </w:trPr>
         <w:tc>
           <w:tcPr>
@@ -492,7 +499,7 @@
             </w:r>
             <w:r>
               <w:rPr>
-                <w:rFonts w:asciiTheme="minorAscii" w:eastAsiaTheme="minorEastAsia" w:hAnsiTheme="minorAscii" w:hint="eastAsia"/>
+                <w:rFonts w:hint="eastAsia" w:asciiTheme="minorAscii" w:hAnsiTheme="minorAscii" w:eastAsiaTheme="minorEastAsia"/>
                 <w:spacing w:val="227"/>
                 <w:sz w:val="21"/>
                 <w:vertAlign w:val="baseline"/>
@@ -538,7 +545,7 @@
             </w:r>
             <w:r>
               <w:rPr>
-                <w:rFonts w:asciiTheme="minorAscii" w:eastAsiaTheme="minorEastAsia" w:hAnsiTheme="minorAscii" w:hint="eastAsia"/>
+                <w:rFonts w:hint="eastAsia" w:asciiTheme="minorAscii" w:hAnsiTheme="minorAscii" w:eastAsiaTheme="minorEastAsia"/>
                 <w:spacing w:val="227"/>
                 <w:sz w:val="21"/>
                 <w:vertAlign w:val="baseline"/>
@@ -583,14 +590,14 @@
         <w:spacing w:before="153" w:line="225" w:lineRule="auto"/>
         <w:ind w:left="3634"/>
         <w:rPr>
-          <w:rFonts w:ascii="宋体" w:eastAsia="宋体" w:hAnsi="宋体" w:cs="宋体"/>
+          <w:rFonts w:ascii="宋体" w:hAnsi="宋体" w:eastAsia="宋体" w:cs="宋体"/>
           <w:sz w:val="31"/>
           <w:szCs w:val="31"/>
         </w:rPr>
       </w:pPr>
       <w:r>
         <w:rPr>
-          <w:rFonts w:ascii="宋体" w:eastAsia="宋体" w:hAnsi="宋体" w:cs="宋体"/>
+          <w:rFonts w:ascii="宋体" w:hAnsi="宋体" w:eastAsia="宋体" w:cs="宋体"/>
           <w:b/>
           <w:bCs/>
           <w:spacing w:val="4"/>
@@ -602,16 +609,16 @@
     </w:p>
     <w:tbl>
       <w:tblPr>
-        <w:tblStyle w:val="TableNormal0"/>
+        <w:tblStyle w:val="26"/>
         <w:tblW w:w="8301" w:type="dxa"/>
         <w:tblInd w:w="2" w:type="dxa"/>
         <w:tblBorders>
-          <w:top w:val="single" w:sz="2" w:space="0" w:color="000000"/>
-          <w:left w:val="single" w:sz="2" w:space="0" w:color="000000"/>
-          <w:bottom w:val="single" w:sz="2" w:space="0" w:color="000000"/>
-          <w:right w:val="single" w:sz="2" w:space="0" w:color="000000"/>
-          <w:insideH w:val="single" w:sz="2" w:space="0" w:color="000000"/>
-          <w:insideV w:val="single" w:sz="2" w:space="0" w:color="000000"/>
+          <w:top w:val="single" w:color="000000" w:sz="2" w:space="0"/>
+          <w:left w:val="single" w:color="000000" w:sz="2" w:space="0"/>
+          <w:bottom w:val="single" w:color="000000" w:sz="2" w:space="0"/>
+          <w:right w:val="single" w:color="000000" w:sz="2" w:space="0"/>
+          <w:insideH w:val="single" w:color="000000" w:sz="2" w:space="0"/>
+          <w:insideV w:val="single" w:color="000000" w:sz="2" w:space="0"/>
         </w:tblBorders>
         <w:tblLayout w:type="fixed"/>
         <w:tblCellMar>
@@ -631,17 +638,14 @@
       </w:tblGrid>
       <w:tr>
         <w:tblPrEx>
-          <w:tblW w:w="8301" w:type="dxa"/>
-          <w:tblInd w:w="2" w:type="dxa"/>
           <w:tblBorders>
-            <w:top w:val="single" w:sz="2" w:space="0" w:color="000000"/>
-            <w:left w:val="single" w:sz="2" w:space="0" w:color="000000"/>
-            <w:bottom w:val="single" w:sz="2" w:space="0" w:color="000000"/>
-            <w:right w:val="single" w:sz="2" w:space="0" w:color="000000"/>
-            <w:insideH w:val="single" w:sz="2" w:space="0" w:color="000000"/>
-            <w:insideV w:val="single" w:sz="2" w:space="0" w:color="000000"/>
+            <w:top w:val="single" w:color="000000" w:sz="2" w:space="0"/>
+            <w:left w:val="single" w:color="000000" w:sz="2" w:space="0"/>
+            <w:bottom w:val="single" w:color="000000" w:sz="2" w:space="0"/>
+            <w:right w:val="single" w:color="000000" w:sz="2" w:space="0"/>
+            <w:insideH w:val="single" w:color="000000" w:sz="2" w:space="0"/>
+            <w:insideV w:val="single" w:color="000000" w:sz="2" w:space="0"/>
           </w:tblBorders>
-          <w:tblLayout w:type="fixed"/>
           <w:tblCellMar>
             <w:top w:w="0" w:type="dxa"/>
             <w:left w:w="0" w:type="dxa"/>
@@ -650,7 +654,7 @@
           </w:tblCellMar>
         </w:tblPrEx>
         <w:trPr>
-          <w:trHeight w:val="593"/>
+          <w:trHeight w:val="593" w:hRule="atLeast"/>
         </w:trPr>
         <w:tc>
           <w:tcPr>
@@ -667,14 +671,14 @@
               <w:spacing w:before="176" w:line="228" w:lineRule="auto"/>
               <w:ind w:left="607"/>
               <w:rPr>
-                <w:rFonts w:ascii="宋体" w:eastAsia="宋体" w:hAnsi="宋体" w:cs="宋体"/>
+                <w:rFonts w:ascii="宋体" w:hAnsi="宋体" w:eastAsia="宋体" w:cs="宋体"/>
                 <w:sz w:val="20"/>
                 <w:szCs w:val="20"/>
               </w:rPr>
             </w:pPr>
             <w:r>
               <w:rPr>
-                <w:rFonts w:ascii="宋体" w:eastAsia="宋体" w:hAnsi="宋体" w:cs="宋体"/>
+                <w:rFonts w:ascii="宋体" w:hAnsi="宋体" w:eastAsia="宋体" w:cs="宋体"/>
                 <w:spacing w:val="-14"/>
                 <w:sz w:val="20"/>
                 <w:szCs w:val="20"/>
@@ -698,14 +702,14 @@
               <w:spacing w:before="175" w:line="227" w:lineRule="auto"/>
               <w:ind w:left="253"/>
               <w:rPr>
-                <w:rFonts w:ascii="宋体" w:eastAsia="宋体" w:hAnsi="宋体" w:cs="宋体"/>
+                <w:rFonts w:ascii="宋体" w:hAnsi="宋体" w:eastAsia="宋体" w:cs="宋体"/>
                 <w:sz w:val="20"/>
                 <w:szCs w:val="20"/>
               </w:rPr>
             </w:pPr>
             <w:r>
               <w:rPr>
-                <w:rFonts w:ascii="宋体" w:eastAsia="宋体" w:hAnsi="宋体" w:cs="宋体"/>
+                <w:rFonts w:ascii="宋体" w:hAnsi="宋体" w:eastAsia="宋体" w:cs="宋体"/>
                 <w:spacing w:val="4"/>
                 <w:sz w:val="20"/>
                 <w:szCs w:val="20"/>
@@ -729,14 +733,14 @@
               <w:spacing w:before="175" w:line="228" w:lineRule="auto"/>
               <w:ind w:left="730"/>
               <w:rPr>
-                <w:rFonts w:ascii="宋体" w:eastAsia="宋体" w:hAnsi="宋体" w:cs="宋体"/>
+                <w:rFonts w:ascii="宋体" w:hAnsi="宋体" w:eastAsia="宋体" w:cs="宋体"/>
                 <w:sz w:val="20"/>
                 <w:szCs w:val="20"/>
               </w:rPr>
             </w:pPr>
             <w:r>
               <w:rPr>
-                <w:rFonts w:ascii="宋体" w:eastAsia="宋体" w:hAnsi="宋体" w:cs="宋体"/>
+                <w:rFonts w:ascii="宋体" w:hAnsi="宋体" w:eastAsia="宋体" w:cs="宋体"/>
                 <w:spacing w:val="7"/>
                 <w:sz w:val="20"/>
                 <w:szCs w:val="20"/>
@@ -760,14 +764,14 @@
               <w:spacing w:before="175" w:line="228" w:lineRule="auto"/>
               <w:ind w:left="310"/>
               <w:rPr>
-                <w:rFonts w:ascii="宋体" w:eastAsia="宋体" w:hAnsi="宋体" w:cs="宋体"/>
+                <w:rFonts w:ascii="宋体" w:hAnsi="宋体" w:eastAsia="宋体" w:cs="宋体"/>
                 <w:sz w:val="20"/>
                 <w:szCs w:val="20"/>
               </w:rPr>
             </w:pPr>
             <w:r>
               <w:rPr>
-                <w:rFonts w:ascii="宋体" w:eastAsia="宋体" w:hAnsi="宋体" w:cs="宋体"/>
+                <w:rFonts w:ascii="宋体" w:hAnsi="宋体" w:eastAsia="宋体" w:cs="宋体"/>
                 <w:spacing w:val="6"/>
                 <w:sz w:val="20"/>
                 <w:szCs w:val="20"/>
@@ -791,7 +795,7 @@
               <w:spacing w:before="175" w:line="228" w:lineRule="auto"/>
               <w:ind w:left="310"/>
               <w:rPr>
-                <w:rFonts w:ascii="宋体" w:eastAsia="宋体" w:hAnsi="宋体" w:cs="宋体" w:hint="eastAsia"/>
+                <w:rFonts w:hint="eastAsia" w:ascii="宋体" w:hAnsi="宋体" w:eastAsia="宋体" w:cs="宋体"/>
                 <w:spacing w:val="6"/>
                 <w:sz w:val="20"/>
                 <w:szCs w:val="20"/>
@@ -800,7 +804,7 @@
             </w:pPr>
             <w:r>
               <w:rPr>
-                <w:rFonts w:ascii="宋体" w:eastAsia="宋体" w:hAnsi="宋体" w:cs="宋体" w:hint="eastAsia"/>
+                <w:rFonts w:hint="eastAsia" w:ascii="宋体" w:hAnsi="宋体" w:eastAsia="宋体" w:cs="宋体"/>
                 <w:spacing w:val="6"/>
                 <w:sz w:val="20"/>
                 <w:szCs w:val="20"/>
@@ -825,14 +829,14 @@
               <w:spacing w:before="176" w:line="229" w:lineRule="auto"/>
               <w:ind w:left="311"/>
               <w:rPr>
-                <w:rFonts w:ascii="宋体" w:eastAsia="宋体" w:hAnsi="宋体" w:cs="宋体"/>
+                <w:rFonts w:ascii="宋体" w:hAnsi="宋体" w:eastAsia="宋体" w:cs="宋体"/>
                 <w:sz w:val="20"/>
                 <w:szCs w:val="20"/>
               </w:rPr>
             </w:pPr>
             <w:r>
               <w:rPr>
-                <w:rFonts w:ascii="宋体" w:eastAsia="宋体" w:hAnsi="宋体" w:cs="宋体"/>
+                <w:rFonts w:ascii="宋体" w:hAnsi="宋体" w:eastAsia="宋体" w:cs="宋体"/>
                 <w:spacing w:val="7"/>
                 <w:sz w:val="20"/>
                 <w:szCs w:val="20"/>
@@ -844,9 +848,14 @@
       </w:tr>
       <w:tr>
         <w:tblPrEx>
-          <w:tblW w:w="8301" w:type="dxa"/>
-          <w:tblInd w:w="2" w:type="dxa"/>
-          <w:tblLayout w:type="fixed"/>
+          <w:tblBorders>
+            <w:top w:val="single" w:color="000000" w:sz="2" w:space="0"/>
+            <w:left w:val="single" w:color="000000" w:sz="2" w:space="0"/>
+            <w:bottom w:val="single" w:color="000000" w:sz="2" w:space="0"/>
+            <w:right w:val="single" w:color="000000" w:sz="2" w:space="0"/>
+            <w:insideH w:val="single" w:color="000000" w:sz="2" w:space="0"/>
+            <w:insideV w:val="single" w:color="000000" w:sz="2" w:space="0"/>
+          </w:tblBorders>
           <w:tblCellMar>
             <w:top w:w="0" w:type="dxa"/>
             <w:left w:w="0" w:type="dxa"/>
@@ -855,7 +864,7 @@
           </w:tblCellMar>
         </w:tblPrEx>
         <w:trPr>
-          <w:trHeight w:val="556"/>
+          <w:trHeight w:val="556" w:hRule="atLeast"/>
         </w:trPr>
         <w:tc>
           <w:tcPr>
@@ -872,14 +881,14 @@
               <w:spacing w:before="173" w:line="267" w:lineRule="exact"/>
               <w:ind w:left="260"/>
               <w:rPr>
-                <w:rFonts w:ascii="宋体" w:eastAsia="宋体" w:hAnsi="宋体" w:cs="宋体"/>
+                <w:rFonts w:ascii="宋体" w:hAnsi="宋体" w:eastAsia="宋体" w:cs="宋体"/>
                 <w:sz w:val="20"/>
                 <w:szCs w:val="20"/>
               </w:rPr>
             </w:pPr>
             <w:r>
               <w:rPr>
-                <w:rFonts w:ascii="宋体" w:eastAsia="宋体" w:hAnsi="宋体" w:cs="宋体"/>
+                <w:rFonts w:ascii="宋体" w:hAnsi="宋体" w:eastAsia="宋体" w:cs="宋体"/>
                 <w:spacing w:val="3"/>
                 <w:position w:val="1"/>
                 <w:sz w:val="20"/>
@@ -904,14 +913,14 @@
               <w:spacing w:before="173" w:line="267" w:lineRule="exact"/>
               <w:ind w:left="248"/>
               <w:rPr>
-                <w:rFonts w:ascii="宋体" w:eastAsia="宋体" w:hAnsi="宋体" w:cs="宋体"/>
+                <w:rFonts w:ascii="宋体" w:hAnsi="宋体" w:eastAsia="宋体" w:cs="宋体"/>
                 <w:sz w:val="20"/>
                 <w:szCs w:val="20"/>
               </w:rPr>
             </w:pPr>
             <w:r>
               <w:rPr>
-                <w:rFonts w:ascii="宋体" w:eastAsia="宋体" w:hAnsi="宋体" w:cs="宋体"/>
+                <w:rFonts w:ascii="宋体" w:hAnsi="宋体" w:eastAsia="宋体" w:cs="宋体"/>
                 <w:spacing w:val="4"/>
                 <w:position w:val="1"/>
                 <w:sz w:val="20"/>
@@ -937,14 +946,14 @@
               <w:ind w:left="114"/>
               <w:jc w:val="center"/>
               <w:rPr>
-                <w:rFonts w:ascii="宋体" w:eastAsia="宋体" w:hAnsi="宋体" w:cs="宋体"/>
+                <w:rFonts w:ascii="宋体" w:hAnsi="宋体" w:eastAsia="宋体" w:cs="宋体"/>
                 <w:sz w:val="20"/>
                 <w:szCs w:val="20"/>
               </w:rPr>
             </w:pPr>
             <w:r>
               <w:rPr>
-                <w:rFonts w:ascii="宋体" w:eastAsia="宋体" w:hAnsi="宋体" w:cs="宋体"/>
+                <w:rFonts w:ascii="宋体" w:hAnsi="宋体" w:eastAsia="宋体" w:cs="宋体"/>
                 <w:spacing w:val="7"/>
                 <w:sz w:val="20"/>
                 <w:szCs w:val="20"/>
@@ -968,7 +977,7 @@
               <w:spacing w:before="172" w:line="228" w:lineRule="auto"/>
               <w:ind w:left="313"/>
               <w:rPr>
-                <w:rFonts w:ascii="宋体" w:eastAsia="宋体" w:hAnsi="宋体" w:cs="宋体" w:hint="eastAsia"/>
+                <w:rFonts w:hint="eastAsia" w:ascii="宋体" w:hAnsi="宋体" w:eastAsia="宋体" w:cs="宋体"/>
                 <w:sz w:val="20"/>
                 <w:szCs w:val="20"/>
                 <w:lang w:val="en-US" w:eastAsia="zh-CN"/>
@@ -976,7 +985,7 @@
             </w:pPr>
             <w:r>
               <w:rPr>
-                <w:rFonts w:ascii="宋体" w:eastAsia="宋体" w:hAnsi="宋体" w:cs="宋体" w:hint="eastAsia"/>
+                <w:rFonts w:hint="eastAsia" w:ascii="宋体" w:hAnsi="宋体" w:eastAsia="宋体" w:cs="宋体"/>
                 <w:spacing w:val="0"/>
                 <w:kern w:val="0"/>
                 <w:sz w:val="20"/>
@@ -1002,7 +1011,7 @@
               <w:spacing w:before="172" w:line="228" w:lineRule="auto"/>
               <w:ind w:left="313"/>
               <w:rPr>
-                <w:rFonts w:ascii="宋体" w:eastAsia="宋体" w:hAnsi="宋体" w:cs="宋体" w:hint="eastAsia"/>
+                <w:rFonts w:hint="eastAsia" w:ascii="宋体" w:hAnsi="宋体" w:eastAsia="宋体" w:cs="宋体"/>
                 <w:spacing w:val="5"/>
                 <w:sz w:val="20"/>
                 <w:szCs w:val="20"/>
@@ -1010,14 +1019,10 @@
             </w:pPr>
             <w:r>
               <w:rPr>
-                <w:rFonts w:ascii="宋体" w:eastAsia="宋体" w:hAnsi="宋体" w:cs="宋体" w:hint="eastAsia"/>
-                <w:spacing w:val="100"/>
-                <w:kern w:val="0"/>
-                <w:sz w:val="20"/>
-                <w:szCs w:val="20"/>
+                <w:rFonts w:hint="eastAsia"/>
                 <w:lang w:val="en-US" w:eastAsia="zh-CN"/>
               </w:rPr>
-              <w:t>严长运</w:t>
+              <w:t>刘钢要</w:t>
             </w:r>
           </w:p>
         </w:tc>
@@ -1036,14 +1041,14 @@
               <w:spacing w:before="173" w:line="229" w:lineRule="auto"/>
               <w:ind w:left="314"/>
               <w:rPr>
-                <w:rFonts w:ascii="宋体" w:eastAsia="宋体" w:hAnsi="宋体" w:cs="宋体"/>
+                <w:rFonts w:ascii="宋体" w:hAnsi="宋体" w:eastAsia="宋体" w:cs="宋体"/>
                 <w:sz w:val="20"/>
                 <w:szCs w:val="20"/>
               </w:rPr>
             </w:pPr>
             <w:r>
               <w:rPr>
-                <w:rFonts w:ascii="宋体" w:eastAsia="宋体" w:hAnsi="宋体" w:cs="宋体" w:hint="eastAsia"/>
+                <w:rFonts w:hint="eastAsia" w:ascii="宋体" w:hAnsi="宋体" w:eastAsia="宋体" w:cs="宋体"/>
                 <w:spacing w:val="6"/>
                 <w:sz w:val="20"/>
                 <w:szCs w:val="20"/>
@@ -1056,9 +1061,14 @@
       </w:tr>
       <w:tr>
         <w:tblPrEx>
-          <w:tblW w:w="8301" w:type="dxa"/>
-          <w:tblInd w:w="2" w:type="dxa"/>
-          <w:tblLayout w:type="fixed"/>
+          <w:tblBorders>
+            <w:top w:val="single" w:color="000000" w:sz="2" w:space="0"/>
+            <w:left w:val="single" w:color="000000" w:sz="2" w:space="0"/>
+            <w:bottom w:val="single" w:color="000000" w:sz="2" w:space="0"/>
+            <w:right w:val="single" w:color="000000" w:sz="2" w:space="0"/>
+            <w:insideH w:val="single" w:color="000000" w:sz="2" w:space="0"/>
+            <w:insideV w:val="single" w:color="000000" w:sz="2" w:space="0"/>
+          </w:tblBorders>
           <w:tblCellMar>
             <w:top w:w="0" w:type="dxa"/>
             <w:left w:w="0" w:type="dxa"/>
@@ -1067,7 +1077,7 @@
           </w:tblCellMar>
         </w:tblPrEx>
         <w:trPr>
-          <w:trHeight w:val="556"/>
+          <w:trHeight w:val="556" w:hRule="atLeast"/>
         </w:trPr>
         <w:tc>
           <w:tcPr>
@@ -1075,7 +1085,7 @@
           </w:tcPr>
           <w:p>
             <w:pPr>
-              <w:pStyle w:val="TableText"/>
+              <w:pStyle w:val="27"/>
               <w:keepLines w:val="0"/>
               <w:pageBreakBefore w:val="0"/>
               <w:widowControl w:val="0"/>
@@ -1091,7 +1101,7 @@
           </w:tcPr>
           <w:p>
             <w:pPr>
-              <w:pStyle w:val="TableText"/>
+              <w:pStyle w:val="27"/>
               <w:keepLines w:val="0"/>
               <w:pageBreakBefore w:val="0"/>
               <w:widowControl w:val="0"/>
@@ -1107,7 +1117,7 @@
           </w:tcPr>
           <w:p>
             <w:pPr>
-              <w:pStyle w:val="TableText"/>
+              <w:pStyle w:val="27"/>
               <w:keepLines w:val="0"/>
               <w:pageBreakBefore w:val="0"/>
               <w:widowControl w:val="0"/>
@@ -1157,7 +1167,7 @@
           </w:tcPr>
           <w:p>
             <w:pPr>
-              <w:pStyle w:val="TableText"/>
+              <w:pStyle w:val="27"/>
               <w:keepLines w:val="0"/>
               <w:pageBreakBefore w:val="0"/>
               <w:widowControl w:val="0"/>
@@ -1170,9 +1180,14 @@
       </w:tr>
       <w:tr>
         <w:tblPrEx>
-          <w:tblW w:w="8301" w:type="dxa"/>
-          <w:tblInd w:w="2" w:type="dxa"/>
-          <w:tblLayout w:type="fixed"/>
+          <w:tblBorders>
+            <w:top w:val="single" w:color="000000" w:sz="2" w:space="0"/>
+            <w:left w:val="single" w:color="000000" w:sz="2" w:space="0"/>
+            <w:bottom w:val="single" w:color="000000" w:sz="2" w:space="0"/>
+            <w:right w:val="single" w:color="000000" w:sz="2" w:space="0"/>
+            <w:insideH w:val="single" w:color="000000" w:sz="2" w:space="0"/>
+            <w:insideV w:val="single" w:color="000000" w:sz="2" w:space="0"/>
+          </w:tblBorders>
           <w:tblCellMar>
             <w:top w:w="0" w:type="dxa"/>
             <w:left w:w="0" w:type="dxa"/>
@@ -1181,7 +1196,7 @@
           </w:tblCellMar>
         </w:tblPrEx>
         <w:trPr>
-          <w:trHeight w:val="556"/>
+          <w:trHeight w:val="556" w:hRule="atLeast"/>
         </w:trPr>
         <w:tc>
           <w:tcPr>
@@ -1189,7 +1204,7 @@
           </w:tcPr>
           <w:p>
             <w:pPr>
-              <w:pStyle w:val="TableText"/>
+              <w:pStyle w:val="27"/>
               <w:keepLines w:val="0"/>
               <w:pageBreakBefore w:val="0"/>
               <w:widowControl w:val="0"/>
@@ -1205,7 +1220,7 @@
           </w:tcPr>
           <w:p>
             <w:pPr>
-              <w:pStyle w:val="TableText"/>
+              <w:pStyle w:val="27"/>
               <w:keepLines w:val="0"/>
               <w:pageBreakBefore w:val="0"/>
               <w:widowControl w:val="0"/>
@@ -1221,7 +1236,7 @@
           </w:tcPr>
           <w:p>
             <w:pPr>
-              <w:pStyle w:val="TableText"/>
+              <w:pStyle w:val="27"/>
               <w:keepLines w:val="0"/>
               <w:pageBreakBefore w:val="0"/>
               <w:widowControl w:val="0"/>
@@ -1271,7 +1286,7 @@
           </w:tcPr>
           <w:p>
             <w:pPr>
-              <w:pStyle w:val="TableText"/>
+              <w:pStyle w:val="27"/>
               <w:keepLines w:val="0"/>
               <w:pageBreakBefore w:val="0"/>
               <w:widowControl w:val="0"/>
@@ -1284,9 +1299,14 @@
       </w:tr>
       <w:tr>
         <w:tblPrEx>
-          <w:tblW w:w="8301" w:type="dxa"/>
-          <w:tblInd w:w="2" w:type="dxa"/>
-          <w:tblLayout w:type="fixed"/>
+          <w:tblBorders>
+            <w:top w:val="single" w:color="000000" w:sz="2" w:space="0"/>
+            <w:left w:val="single" w:color="000000" w:sz="2" w:space="0"/>
+            <w:bottom w:val="single" w:color="000000" w:sz="2" w:space="0"/>
+            <w:right w:val="single" w:color="000000" w:sz="2" w:space="0"/>
+            <w:insideH w:val="single" w:color="000000" w:sz="2" w:space="0"/>
+            <w:insideV w:val="single" w:color="000000" w:sz="2" w:space="0"/>
+          </w:tblBorders>
           <w:tblCellMar>
             <w:top w:w="0" w:type="dxa"/>
             <w:left w:w="0" w:type="dxa"/>
@@ -1295,7 +1315,7 @@
           </w:tblCellMar>
         </w:tblPrEx>
         <w:trPr>
-          <w:trHeight w:val="557"/>
+          <w:trHeight w:val="557" w:hRule="atLeast"/>
         </w:trPr>
         <w:tc>
           <w:tcPr>
@@ -1303,7 +1323,7 @@
           </w:tcPr>
           <w:p>
             <w:pPr>
-              <w:pStyle w:val="TableText"/>
+              <w:pStyle w:val="27"/>
               <w:keepLines w:val="0"/>
               <w:pageBreakBefore w:val="0"/>
               <w:widowControl w:val="0"/>
@@ -1319,7 +1339,7 @@
           </w:tcPr>
           <w:p>
             <w:pPr>
-              <w:pStyle w:val="TableText"/>
+              <w:pStyle w:val="27"/>
               <w:keepLines w:val="0"/>
               <w:pageBreakBefore w:val="0"/>
               <w:widowControl w:val="0"/>
@@ -1335,7 +1355,7 @@
           </w:tcPr>
           <w:p>
             <w:pPr>
-              <w:pStyle w:val="TableText"/>
+              <w:pStyle w:val="27"/>
               <w:keepLines w:val="0"/>
               <w:pageBreakBefore w:val="0"/>
               <w:widowControl w:val="0"/>
@@ -1351,7 +1371,7 @@
           </w:tcPr>
           <w:p>
             <w:pPr>
-              <w:pStyle w:val="TableText"/>
+              <w:pStyle w:val="27"/>
               <w:keepLines w:val="0"/>
               <w:pageBreakBefore w:val="0"/>
               <w:widowControl w:val="0"/>
@@ -1367,7 +1387,7 @@
           </w:tcPr>
           <w:p>
             <w:pPr>
-              <w:pStyle w:val="TableText"/>
+              <w:pStyle w:val="27"/>
               <w:keepLines w:val="0"/>
               <w:pageBreakBefore w:val="0"/>
               <w:widowControl w:val="0"/>
@@ -1383,7 +1403,7 @@
           </w:tcPr>
           <w:p>
             <w:pPr>
-              <w:pStyle w:val="TableText"/>
+              <w:pStyle w:val="27"/>
               <w:keepLines w:val="0"/>
               <w:pageBreakBefore w:val="0"/>
               <w:widowControl w:val="0"/>
@@ -1396,9 +1416,14 @@
       </w:tr>
       <w:tr>
         <w:tblPrEx>
-          <w:tblW w:w="8301" w:type="dxa"/>
-          <w:tblInd w:w="2" w:type="dxa"/>
-          <w:tblLayout w:type="fixed"/>
+          <w:tblBorders>
+            <w:top w:val="single" w:color="000000" w:sz="2" w:space="0"/>
+            <w:left w:val="single" w:color="000000" w:sz="2" w:space="0"/>
+            <w:bottom w:val="single" w:color="000000" w:sz="2" w:space="0"/>
+            <w:right w:val="single" w:color="000000" w:sz="2" w:space="0"/>
+            <w:insideH w:val="single" w:color="000000" w:sz="2" w:space="0"/>
+            <w:insideV w:val="single" w:color="000000" w:sz="2" w:space="0"/>
+          </w:tblBorders>
           <w:tblCellMar>
             <w:top w:w="0" w:type="dxa"/>
             <w:left w:w="0" w:type="dxa"/>
@@ -1407,7 +1432,7 @@
           </w:tblCellMar>
         </w:tblPrEx>
         <w:trPr>
-          <w:trHeight w:val="556"/>
+          <w:trHeight w:val="556" w:hRule="atLeast"/>
         </w:trPr>
         <w:tc>
           <w:tcPr>
@@ -1415,7 +1440,7 @@
           </w:tcPr>
           <w:p>
             <w:pPr>
-              <w:pStyle w:val="TableText"/>
+              <w:pStyle w:val="27"/>
               <w:keepLines w:val="0"/>
               <w:pageBreakBefore w:val="0"/>
               <w:widowControl w:val="0"/>
@@ -1431,7 +1456,7 @@
           </w:tcPr>
           <w:p>
             <w:pPr>
-              <w:pStyle w:val="TableText"/>
+              <w:pStyle w:val="27"/>
               <w:keepLines w:val="0"/>
               <w:pageBreakBefore w:val="0"/>
               <w:widowControl w:val="0"/>
@@ -1447,7 +1472,7 @@
           </w:tcPr>
           <w:p>
             <w:pPr>
-              <w:pStyle w:val="TableText"/>
+              <w:pStyle w:val="27"/>
               <w:keepLines w:val="0"/>
               <w:pageBreakBefore w:val="0"/>
               <w:widowControl w:val="0"/>
@@ -1463,7 +1488,7 @@
           </w:tcPr>
           <w:p>
             <w:pPr>
-              <w:pStyle w:val="TableText"/>
+              <w:pStyle w:val="27"/>
               <w:keepLines w:val="0"/>
               <w:pageBreakBefore w:val="0"/>
               <w:widowControl w:val="0"/>
@@ -1479,7 +1504,7 @@
           </w:tcPr>
           <w:p>
             <w:pPr>
-              <w:pStyle w:val="TableText"/>
+              <w:pStyle w:val="27"/>
               <w:keepLines w:val="0"/>
               <w:pageBreakBefore w:val="0"/>
               <w:widowControl w:val="0"/>
@@ -1495,7 +1520,7 @@
           </w:tcPr>
           <w:p>
             <w:pPr>
-              <w:pStyle w:val="TableText"/>
+              <w:pStyle w:val="27"/>
               <w:keepLines w:val="0"/>
               <w:pageBreakBefore w:val="0"/>
               <w:widowControl w:val="0"/>
@@ -1508,9 +1533,14 @@
       </w:tr>
       <w:tr>
         <w:tblPrEx>
-          <w:tblW w:w="8301" w:type="dxa"/>
-          <w:tblInd w:w="2" w:type="dxa"/>
-          <w:tblLayout w:type="fixed"/>
+          <w:tblBorders>
+            <w:top w:val="single" w:color="000000" w:sz="2" w:space="0"/>
+            <w:left w:val="single" w:color="000000" w:sz="2" w:space="0"/>
+            <w:bottom w:val="single" w:color="000000" w:sz="2" w:space="0"/>
+            <w:right w:val="single" w:color="000000" w:sz="2" w:space="0"/>
+            <w:insideH w:val="single" w:color="000000" w:sz="2" w:space="0"/>
+            <w:insideV w:val="single" w:color="000000" w:sz="2" w:space="0"/>
+          </w:tblBorders>
           <w:tblCellMar>
             <w:top w:w="0" w:type="dxa"/>
             <w:left w:w="0" w:type="dxa"/>
@@ -1519,7 +1549,7 @@
           </w:tblCellMar>
         </w:tblPrEx>
         <w:trPr>
-          <w:trHeight w:val="561"/>
+          <w:trHeight w:val="561" w:hRule="atLeast"/>
         </w:trPr>
         <w:tc>
           <w:tcPr>
@@ -1527,7 +1557,7 @@
           </w:tcPr>
           <w:p>
             <w:pPr>
-              <w:pStyle w:val="TableText"/>
+              <w:pStyle w:val="27"/>
               <w:keepLines w:val="0"/>
               <w:pageBreakBefore w:val="0"/>
               <w:widowControl w:val="0"/>
@@ -1543,7 +1573,7 @@
           </w:tcPr>
           <w:p>
             <w:pPr>
-              <w:pStyle w:val="TableText"/>
+              <w:pStyle w:val="27"/>
               <w:keepLines w:val="0"/>
               <w:pageBreakBefore w:val="0"/>
               <w:widowControl w:val="0"/>
@@ -1559,7 +1589,7 @@
           </w:tcPr>
           <w:p>
             <w:pPr>
-              <w:pStyle w:val="TableText"/>
+              <w:pStyle w:val="27"/>
               <w:keepLines w:val="0"/>
               <w:pageBreakBefore w:val="0"/>
               <w:widowControl w:val="0"/>
@@ -1575,7 +1605,7 @@
           </w:tcPr>
           <w:p>
             <w:pPr>
-              <w:pStyle w:val="TableText"/>
+              <w:pStyle w:val="27"/>
               <w:keepLines w:val="0"/>
               <w:pageBreakBefore w:val="0"/>
               <w:widowControl w:val="0"/>
@@ -1591,7 +1621,7 @@
           </w:tcPr>
           <w:p>
             <w:pPr>
-              <w:pStyle w:val="TableText"/>
+              <w:pStyle w:val="27"/>
               <w:keepLines w:val="0"/>
               <w:pageBreakBefore w:val="0"/>
               <w:widowControl w:val="0"/>
@@ -1607,7 +1637,7 @@
           </w:tcPr>
           <w:p>
             <w:pPr>
-              <w:pStyle w:val="TableText"/>
+              <w:pStyle w:val="27"/>
               <w:keepLines w:val="0"/>
               <w:pageBreakBefore w:val="0"/>
               <w:widowControl w:val="0"/>
@@ -1635,7 +1665,7 @@
     <w:sdt>
       <w:sdtPr>
         <w:rPr>
-          <w:rFonts w:ascii="宋体" w:eastAsia="宋体" w:hAnsi="宋体" w:cs="Arial"/>
+          <w:rFonts w:ascii="宋体" w:hAnsi="宋体" w:eastAsia="宋体" w:cs="Arial"/>
           <w:snapToGrid w:val="0"/>
           <w:color w:val="000000"/>
           <w:kern w:val="0"/>
@@ -1651,7 +1681,7 @@
       </w:sdtPr>
       <w:sdtEndPr>
         <w:rPr>
-          <w:rFonts w:ascii="宋体" w:eastAsia="宋体" w:hAnsi="宋体" w:cs="宋体" w:hint="eastAsia"/>
+          <w:rFonts w:hint="eastAsia" w:ascii="宋体" w:hAnsi="宋体" w:eastAsia="宋体" w:cs="宋体"/>
           <w:snapToGrid w:val="0"/>
           <w:color w:val="000000"/>
           <w:kern w:val="0"/>
@@ -1670,17 +1700,17 @@
             <w:overflowPunct/>
             <w:bidi w:val="0"/>
             <w:spacing w:before="0" w:beforeLines="0" w:after="0" w:afterLines="0" w:line="240" w:lineRule="auto"/>
-            <w:ind w:left="0" w:right="0" w:firstLine="0" w:leftChars="0" w:rightChars="0" w:firstLineChars="0"/>
+            <w:ind w:left="0" w:leftChars="0" w:right="0" w:rightChars="0" w:firstLine="0" w:firstLineChars="0"/>
             <w:jc w:val="center"/>
             <w:rPr>
-              <w:rFonts w:ascii="宋体" w:eastAsia="宋体" w:hAnsi="宋体" w:cs="宋体" w:hint="eastAsia"/>
+              <w:rFonts w:hint="eastAsia" w:ascii="宋体" w:hAnsi="宋体" w:eastAsia="宋体" w:cs="宋体"/>
               <w:sz w:val="24"/>
               <w:szCs w:val="24"/>
             </w:rPr>
           </w:pPr>
           <w:r>
             <w:rPr>
-              <w:rFonts w:ascii="宋体" w:eastAsia="宋体" w:hAnsi="宋体" w:cs="宋体" w:hint="eastAsia"/>
+              <w:rFonts w:hint="eastAsia" w:ascii="宋体" w:hAnsi="宋体" w:eastAsia="宋体" w:cs="宋体"/>
               <w:sz w:val="24"/>
               <w:szCs w:val="24"/>
             </w:rPr>
@@ -1689,16 +1719,16 @@
         </w:p>
         <w:p>
           <w:pPr>
-            <w:pStyle w:val="TOC1"/>
+            <w:pStyle w:val="16"/>
             <w:tabs>
               <w:tab w:val="right" w:leader="dot" w:pos="8306"/>
             </w:tabs>
           </w:pPr>
-          <w:bookmarkStart w:id="2" w:name="_GoBack"/>
-          <w:bookmarkEnd w:id="2"/>
-          <w:r>
-            <w:rPr>
-              <w:rFonts w:ascii="宋体" w:eastAsia="宋体" w:hAnsi="宋体" w:cs="宋体" w:hint="eastAsia"/>
+          <w:bookmarkStart w:id="21" w:name="_GoBack"/>
+          <w:bookmarkEnd w:id="21"/>
+          <w:r>
+            <w:rPr>
+              <w:rFonts w:hint="eastAsia" w:ascii="宋体" w:hAnsi="宋体" w:eastAsia="宋体" w:cs="宋体"/>
               <w:sz w:val="24"/>
               <w:szCs w:val="24"/>
             </w:rPr>
@@ -1706,7 +1736,7 @@
           </w:r>
           <w:r>
             <w:rPr>
-              <w:rFonts w:ascii="宋体" w:eastAsia="宋体" w:hAnsi="宋体" w:cs="宋体" w:hint="eastAsia"/>
+              <w:rFonts w:hint="eastAsia" w:ascii="宋体" w:hAnsi="宋体" w:eastAsia="宋体" w:cs="宋体"/>
               <w:sz w:val="24"/>
               <w:szCs w:val="24"/>
             </w:rPr>
@@ -1714,7 +1744,7 @@
           </w:r>
           <w:r>
             <w:rPr>
-              <w:rFonts w:ascii="宋体" w:eastAsia="宋体" w:hAnsi="宋体" w:cs="宋体" w:hint="eastAsia"/>
+              <w:rFonts w:hint="eastAsia" w:ascii="宋体" w:hAnsi="宋体" w:eastAsia="宋体" w:cs="宋体"/>
               <w:sz w:val="24"/>
               <w:szCs w:val="24"/>
             </w:rPr>
@@ -1722,21 +1752,21 @@
           </w:r>
           <w:r>
             <w:rPr>
-              <w:rFonts w:ascii="宋体" w:eastAsia="宋体" w:hAnsi="宋体" w:cs="宋体" w:hint="eastAsia"/>
+              <w:rFonts w:hint="eastAsia" w:ascii="宋体" w:hAnsi="宋体" w:eastAsia="宋体" w:cs="宋体"/>
               <w:szCs w:val="24"/>
             </w:rPr>
             <w:fldChar w:fldCharType="begin"/>
           </w:r>
           <w:r>
             <w:rPr>
-              <w:rFonts w:ascii="宋体" w:eastAsia="宋体" w:hAnsi="宋体" w:cs="宋体" w:hint="eastAsia"/>
-              <w:szCs w:val="24"/>
-            </w:rPr>
-            <w:instrText xml:space="preserve"> HYPERLINK \l _Toc23604 </w:instrText>
-          </w:r>
-          <w:r>
-            <w:rPr>
-              <w:rFonts w:ascii="宋体" w:eastAsia="宋体" w:hAnsi="宋体" w:cs="宋体" w:hint="eastAsia"/>
+              <w:rFonts w:hint="eastAsia" w:ascii="宋体" w:hAnsi="宋体" w:eastAsia="宋体" w:cs="宋体"/>
+              <w:szCs w:val="24"/>
+            </w:rPr>
+            <w:instrText xml:space="preserve"> HYPERLINK \l _Toc2253 </w:instrText>
+          </w:r>
+          <w:r>
+            <w:rPr>
+              <w:rFonts w:hint="eastAsia" w:ascii="宋体" w:hAnsi="宋体" w:eastAsia="宋体" w:cs="宋体"/>
               <w:szCs w:val="24"/>
             </w:rPr>
             <w:fldChar w:fldCharType="separate"/>
@@ -1755,7 +1785,7 @@
             <w:fldChar w:fldCharType="begin"/>
           </w:r>
           <w:r>
-            <w:instrText xml:space="preserve"> PAGEREF _Toc23604 \h </w:instrText>
+            <w:instrText xml:space="preserve"> PAGEREF _Toc2253 \h </w:instrText>
           </w:r>
           <w:r>
             <w:fldChar w:fldCharType="separate"/>
@@ -1768,7 +1798,7 @@
           </w:r>
           <w:r>
             <w:rPr>
-              <w:rFonts w:ascii="宋体" w:eastAsia="宋体" w:hAnsi="宋体" w:cs="宋体" w:hint="eastAsia"/>
+              <w:rFonts w:hint="eastAsia" w:ascii="宋体" w:hAnsi="宋体" w:eastAsia="宋体" w:cs="宋体"/>
               <w:szCs w:val="24"/>
             </w:rPr>
             <w:fldChar w:fldCharType="end"/>
@@ -1776,28 +1806,28 @@
         </w:p>
         <w:p>
           <w:pPr>
-            <w:pStyle w:val="TOC1"/>
+            <w:pStyle w:val="16"/>
             <w:tabs>
               <w:tab w:val="right" w:leader="dot" w:pos="8306"/>
             </w:tabs>
           </w:pPr>
           <w:r>
             <w:rPr>
-              <w:rFonts w:ascii="宋体" w:eastAsia="宋体" w:hAnsi="宋体" w:cs="宋体" w:hint="eastAsia"/>
+              <w:rFonts w:hint="eastAsia" w:ascii="宋体" w:hAnsi="宋体" w:eastAsia="宋体" w:cs="宋体"/>
               <w:szCs w:val="24"/>
             </w:rPr>
             <w:fldChar w:fldCharType="begin"/>
           </w:r>
           <w:r>
             <w:rPr>
-              <w:rFonts w:ascii="宋体" w:eastAsia="宋体" w:hAnsi="宋体" w:cs="宋体" w:hint="eastAsia"/>
-              <w:szCs w:val="24"/>
-            </w:rPr>
-            <w:instrText xml:space="preserve"> HYPERLINK \l _Toc27378 </w:instrText>
-          </w:r>
-          <w:r>
-            <w:rPr>
-              <w:rFonts w:ascii="宋体" w:eastAsia="宋体" w:hAnsi="宋体" w:cs="宋体" w:hint="eastAsia"/>
+              <w:rFonts w:hint="eastAsia" w:ascii="宋体" w:hAnsi="宋体" w:eastAsia="宋体" w:cs="宋体"/>
+              <w:szCs w:val="24"/>
+            </w:rPr>
+            <w:instrText xml:space="preserve"> HYPERLINK \l _Toc25967 </w:instrText>
+          </w:r>
+          <w:r>
+            <w:rPr>
+              <w:rFonts w:hint="eastAsia" w:ascii="宋体" w:hAnsi="宋体" w:eastAsia="宋体" w:cs="宋体"/>
               <w:szCs w:val="24"/>
             </w:rPr>
             <w:fldChar w:fldCharType="separate"/>
@@ -1816,7 +1846,7 @@
             <w:fldChar w:fldCharType="begin"/>
           </w:r>
           <w:r>
-            <w:instrText xml:space="preserve"> PAGEREF _Toc27378 \h </w:instrText>
+            <w:instrText xml:space="preserve"> PAGEREF _Toc25967 \h </w:instrText>
           </w:r>
           <w:r>
             <w:fldChar w:fldCharType="separate"/>
@@ -1829,7 +1859,7 @@
           </w:r>
           <w:r>
             <w:rPr>
-              <w:rFonts w:ascii="宋体" w:eastAsia="宋体" w:hAnsi="宋体" w:cs="宋体" w:hint="eastAsia"/>
+              <w:rFonts w:hint="eastAsia" w:ascii="宋体" w:hAnsi="宋体" w:eastAsia="宋体" w:cs="宋体"/>
               <w:szCs w:val="24"/>
             </w:rPr>
             <w:fldChar w:fldCharType="end"/>
@@ -1837,28 +1867,28 @@
         </w:p>
         <w:p>
           <w:pPr>
-            <w:pStyle w:val="TOC1"/>
+            <w:pStyle w:val="16"/>
             <w:tabs>
               <w:tab w:val="right" w:leader="dot" w:pos="8306"/>
             </w:tabs>
           </w:pPr>
           <w:r>
             <w:rPr>
-              <w:rFonts w:ascii="宋体" w:eastAsia="宋体" w:hAnsi="宋体" w:cs="宋体" w:hint="eastAsia"/>
+              <w:rFonts w:hint="eastAsia" w:ascii="宋体" w:hAnsi="宋体" w:eastAsia="宋体" w:cs="宋体"/>
               <w:szCs w:val="24"/>
             </w:rPr>
             <w:fldChar w:fldCharType="begin"/>
           </w:r>
           <w:r>
             <w:rPr>
-              <w:rFonts w:ascii="宋体" w:eastAsia="宋体" w:hAnsi="宋体" w:cs="宋体" w:hint="eastAsia"/>
-              <w:szCs w:val="24"/>
-            </w:rPr>
-            <w:instrText xml:space="preserve"> HYPERLINK \l _Toc26649 </w:instrText>
-          </w:r>
-          <w:r>
-            <w:rPr>
-              <w:rFonts w:ascii="宋体" w:eastAsia="宋体" w:hAnsi="宋体" w:cs="宋体" w:hint="eastAsia"/>
+              <w:rFonts w:hint="eastAsia" w:ascii="宋体" w:hAnsi="宋体" w:eastAsia="宋体" w:cs="宋体"/>
+              <w:szCs w:val="24"/>
+            </w:rPr>
+            <w:instrText xml:space="preserve"> HYPERLINK \l _Toc26824 </w:instrText>
+          </w:r>
+          <w:r>
+            <w:rPr>
+              <w:rFonts w:hint="eastAsia" w:ascii="宋体" w:hAnsi="宋体" w:eastAsia="宋体" w:cs="宋体"/>
               <w:szCs w:val="24"/>
             </w:rPr>
             <w:fldChar w:fldCharType="separate"/>
@@ -1879,7 +1909,7 @@
             <w:fldChar w:fldCharType="begin"/>
           </w:r>
           <w:r>
-            <w:instrText xml:space="preserve"> PAGEREF _Toc26649 \h </w:instrText>
+            <w:instrText xml:space="preserve"> PAGEREF _Toc26824 \h </w:instrText>
           </w:r>
           <w:r>
             <w:fldChar w:fldCharType="separate"/>
@@ -1892,7 +1922,7 @@
           </w:r>
           <w:r>
             <w:rPr>
-              <w:rFonts w:ascii="宋体" w:eastAsia="宋体" w:hAnsi="宋体" w:cs="宋体" w:hint="eastAsia"/>
+              <w:rFonts w:hint="eastAsia" w:ascii="宋体" w:hAnsi="宋体" w:eastAsia="宋体" w:cs="宋体"/>
               <w:szCs w:val="24"/>
             </w:rPr>
             <w:fldChar w:fldCharType="end"/>
@@ -1900,28 +1930,28 @@
         </w:p>
         <w:p>
           <w:pPr>
-            <w:pStyle w:val="TOC1"/>
+            <w:pStyle w:val="16"/>
             <w:tabs>
               <w:tab w:val="right" w:leader="dot" w:pos="8306"/>
             </w:tabs>
           </w:pPr>
           <w:r>
             <w:rPr>
-              <w:rFonts w:ascii="宋体" w:eastAsia="宋体" w:hAnsi="宋体" w:cs="宋体" w:hint="eastAsia"/>
+              <w:rFonts w:hint="eastAsia" w:ascii="宋体" w:hAnsi="宋体" w:eastAsia="宋体" w:cs="宋体"/>
               <w:szCs w:val="24"/>
             </w:rPr>
             <w:fldChar w:fldCharType="begin"/>
           </w:r>
           <w:r>
             <w:rPr>
-              <w:rFonts w:ascii="宋体" w:eastAsia="宋体" w:hAnsi="宋体" w:cs="宋体" w:hint="eastAsia"/>
-              <w:szCs w:val="24"/>
-            </w:rPr>
-            <w:instrText xml:space="preserve"> HYPERLINK \l _Toc31856 </w:instrText>
-          </w:r>
-          <w:r>
-            <w:rPr>
-              <w:rFonts w:ascii="宋体" w:eastAsia="宋体" w:hAnsi="宋体" w:cs="宋体" w:hint="eastAsia"/>
+              <w:rFonts w:hint="eastAsia" w:ascii="宋体" w:hAnsi="宋体" w:eastAsia="宋体" w:cs="宋体"/>
+              <w:szCs w:val="24"/>
+            </w:rPr>
+            <w:instrText xml:space="preserve"> HYPERLINK \l _Toc22253 </w:instrText>
+          </w:r>
+          <w:r>
+            <w:rPr>
+              <w:rFonts w:hint="eastAsia" w:ascii="宋体" w:hAnsi="宋体" w:eastAsia="宋体" w:cs="宋体"/>
               <w:szCs w:val="24"/>
             </w:rPr>
             <w:fldChar w:fldCharType="separate"/>
@@ -1947,7 +1977,7 @@
             <w:fldChar w:fldCharType="begin"/>
           </w:r>
           <w:r>
-            <w:instrText xml:space="preserve"> PAGEREF _Toc31856 \h </w:instrText>
+            <w:instrText xml:space="preserve"> PAGEREF _Toc22253 \h </w:instrText>
           </w:r>
           <w:r>
             <w:fldChar w:fldCharType="separate"/>
@@ -1960,7 +1990,7 @@
           </w:r>
           <w:r>
             <w:rPr>
-              <w:rFonts w:ascii="宋体" w:eastAsia="宋体" w:hAnsi="宋体" w:cs="宋体" w:hint="eastAsia"/>
+              <w:rFonts w:hint="eastAsia" w:ascii="宋体" w:hAnsi="宋体" w:eastAsia="宋体" w:cs="宋体"/>
               <w:szCs w:val="24"/>
             </w:rPr>
             <w:fldChar w:fldCharType="end"/>
@@ -1968,28 +1998,28 @@
         </w:p>
         <w:p>
           <w:pPr>
-            <w:pStyle w:val="TOC1"/>
+            <w:pStyle w:val="16"/>
             <w:tabs>
               <w:tab w:val="right" w:leader="dot" w:pos="8306"/>
             </w:tabs>
           </w:pPr>
           <w:r>
             <w:rPr>
-              <w:rFonts w:ascii="宋体" w:eastAsia="宋体" w:hAnsi="宋体" w:cs="宋体" w:hint="eastAsia"/>
+              <w:rFonts w:hint="eastAsia" w:ascii="宋体" w:hAnsi="宋体" w:eastAsia="宋体" w:cs="宋体"/>
               <w:szCs w:val="24"/>
             </w:rPr>
             <w:fldChar w:fldCharType="begin"/>
           </w:r>
           <w:r>
             <w:rPr>
-              <w:rFonts w:ascii="宋体" w:eastAsia="宋体" w:hAnsi="宋体" w:cs="宋体" w:hint="eastAsia"/>
-              <w:szCs w:val="24"/>
-            </w:rPr>
-            <w:instrText xml:space="preserve"> HYPERLINK \l _Toc17462 </w:instrText>
-          </w:r>
-          <w:r>
-            <w:rPr>
-              <w:rFonts w:ascii="宋体" w:eastAsia="宋体" w:hAnsi="宋体" w:cs="宋体" w:hint="eastAsia"/>
+              <w:rFonts w:hint="eastAsia" w:ascii="宋体" w:hAnsi="宋体" w:eastAsia="宋体" w:cs="宋体"/>
+              <w:szCs w:val="24"/>
+            </w:rPr>
+            <w:instrText xml:space="preserve"> HYPERLINK \l _Toc6176 </w:instrText>
+          </w:r>
+          <w:r>
+            <w:rPr>
+              <w:rFonts w:hint="eastAsia" w:ascii="宋体" w:hAnsi="宋体" w:eastAsia="宋体" w:cs="宋体"/>
               <w:szCs w:val="24"/>
             </w:rPr>
             <w:fldChar w:fldCharType="separate"/>
@@ -2017,7 +2047,7 @@
             <w:fldChar w:fldCharType="begin"/>
           </w:r>
           <w:r>
-            <w:instrText xml:space="preserve"> PAGEREF _Toc17462 \h </w:instrText>
+            <w:instrText xml:space="preserve"> PAGEREF _Toc6176 \h </w:instrText>
           </w:r>
           <w:r>
             <w:fldChar w:fldCharType="separate"/>
@@ -2030,7 +2060,7 @@
           </w:r>
           <w:r>
             <w:rPr>
-              <w:rFonts w:ascii="宋体" w:eastAsia="宋体" w:hAnsi="宋体" w:cs="宋体" w:hint="eastAsia"/>
+              <w:rFonts w:hint="eastAsia" w:ascii="宋体" w:hAnsi="宋体" w:eastAsia="宋体" w:cs="宋体"/>
               <w:szCs w:val="24"/>
             </w:rPr>
             <w:fldChar w:fldCharType="end"/>
@@ -2038,28 +2068,28 @@
         </w:p>
         <w:p>
           <w:pPr>
-            <w:pStyle w:val="TOC1"/>
+            <w:pStyle w:val="16"/>
             <w:tabs>
               <w:tab w:val="right" w:leader="dot" w:pos="8306"/>
             </w:tabs>
           </w:pPr>
           <w:r>
             <w:rPr>
-              <w:rFonts w:ascii="宋体" w:eastAsia="宋体" w:hAnsi="宋体" w:cs="宋体" w:hint="eastAsia"/>
+              <w:rFonts w:hint="eastAsia" w:ascii="宋体" w:hAnsi="宋体" w:eastAsia="宋体" w:cs="宋体"/>
               <w:szCs w:val="24"/>
             </w:rPr>
             <w:fldChar w:fldCharType="begin"/>
           </w:r>
           <w:r>
             <w:rPr>
-              <w:rFonts w:ascii="宋体" w:eastAsia="宋体" w:hAnsi="宋体" w:cs="宋体" w:hint="eastAsia"/>
-              <w:szCs w:val="24"/>
-            </w:rPr>
-            <w:instrText xml:space="preserve"> HYPERLINK \l _Toc9715 </w:instrText>
-          </w:r>
-          <w:r>
-            <w:rPr>
-              <w:rFonts w:ascii="宋体" w:eastAsia="宋体" w:hAnsi="宋体" w:cs="宋体" w:hint="eastAsia"/>
+              <w:rFonts w:hint="eastAsia" w:ascii="宋体" w:hAnsi="宋体" w:eastAsia="宋体" w:cs="宋体"/>
+              <w:szCs w:val="24"/>
+            </w:rPr>
+            <w:instrText xml:space="preserve"> HYPERLINK \l _Toc5392 </w:instrText>
+          </w:r>
+          <w:r>
+            <w:rPr>
+              <w:rFonts w:hint="eastAsia" w:ascii="宋体" w:hAnsi="宋体" w:eastAsia="宋体" w:cs="宋体"/>
               <w:szCs w:val="24"/>
             </w:rPr>
             <w:fldChar w:fldCharType="separate"/>
@@ -2085,7 +2115,7 @@
             <w:fldChar w:fldCharType="begin"/>
           </w:r>
           <w:r>
-            <w:instrText xml:space="preserve"> PAGEREF _Toc9715 \h </w:instrText>
+            <w:instrText xml:space="preserve"> PAGEREF _Toc5392 \h </w:instrText>
           </w:r>
           <w:r>
             <w:fldChar w:fldCharType="separate"/>
@@ -2098,7 +2128,7 @@
           </w:r>
           <w:r>
             <w:rPr>
-              <w:rFonts w:ascii="宋体" w:eastAsia="宋体" w:hAnsi="宋体" w:cs="宋体" w:hint="eastAsia"/>
+              <w:rFonts w:hint="eastAsia" w:ascii="宋体" w:hAnsi="宋体" w:eastAsia="宋体" w:cs="宋体"/>
               <w:szCs w:val="24"/>
             </w:rPr>
             <w:fldChar w:fldCharType="end"/>
@@ -2106,28 +2136,28 @@
         </w:p>
         <w:p>
           <w:pPr>
-            <w:pStyle w:val="TOC2"/>
+            <w:pStyle w:val="17"/>
             <w:tabs>
               <w:tab w:val="right" w:leader="dot" w:pos="8306"/>
             </w:tabs>
           </w:pPr>
           <w:r>
             <w:rPr>
-              <w:rFonts w:ascii="宋体" w:eastAsia="宋体" w:hAnsi="宋体" w:cs="宋体" w:hint="eastAsia"/>
+              <w:rFonts w:hint="eastAsia" w:ascii="宋体" w:hAnsi="宋体" w:eastAsia="宋体" w:cs="宋体"/>
               <w:szCs w:val="24"/>
             </w:rPr>
             <w:fldChar w:fldCharType="begin"/>
           </w:r>
           <w:r>
             <w:rPr>
-              <w:rFonts w:ascii="宋体" w:eastAsia="宋体" w:hAnsi="宋体" w:cs="宋体" w:hint="eastAsia"/>
-              <w:szCs w:val="24"/>
-            </w:rPr>
-            <w:instrText xml:space="preserve"> HYPERLINK \l _Toc16191 </w:instrText>
-          </w:r>
-          <w:r>
-            <w:rPr>
-              <w:rFonts w:ascii="宋体" w:eastAsia="宋体" w:hAnsi="宋体" w:cs="宋体" w:hint="eastAsia"/>
+              <w:rFonts w:hint="eastAsia" w:ascii="宋体" w:hAnsi="宋体" w:eastAsia="宋体" w:cs="宋体"/>
+              <w:szCs w:val="24"/>
+            </w:rPr>
+            <w:instrText xml:space="preserve"> HYPERLINK \l _Toc29268 </w:instrText>
+          </w:r>
+          <w:r>
+            <w:rPr>
+              <w:rFonts w:hint="eastAsia" w:ascii="宋体" w:hAnsi="宋体" w:eastAsia="宋体" w:cs="宋体"/>
               <w:szCs w:val="24"/>
             </w:rPr>
             <w:fldChar w:fldCharType="separate"/>
@@ -2153,7 +2183,7 @@
             <w:fldChar w:fldCharType="begin"/>
           </w:r>
           <w:r>
-            <w:instrText xml:space="preserve"> PAGEREF _Toc16191 \h </w:instrText>
+            <w:instrText xml:space="preserve"> PAGEREF _Toc29268 \h </w:instrText>
           </w:r>
           <w:r>
             <w:fldChar w:fldCharType="separate"/>
@@ -2166,7 +2196,7 @@
           </w:r>
           <w:r>
             <w:rPr>
-              <w:rFonts w:ascii="宋体" w:eastAsia="宋体" w:hAnsi="宋体" w:cs="宋体" w:hint="eastAsia"/>
+              <w:rFonts w:hint="eastAsia" w:ascii="宋体" w:hAnsi="宋体" w:eastAsia="宋体" w:cs="宋体"/>
               <w:szCs w:val="24"/>
             </w:rPr>
             <w:fldChar w:fldCharType="end"/>
@@ -2174,28 +2204,28 @@
         </w:p>
         <w:p>
           <w:pPr>
-            <w:pStyle w:val="TOC2"/>
+            <w:pStyle w:val="17"/>
             <w:tabs>
               <w:tab w:val="right" w:leader="dot" w:pos="8306"/>
             </w:tabs>
           </w:pPr>
           <w:r>
             <w:rPr>
-              <w:rFonts w:ascii="宋体" w:eastAsia="宋体" w:hAnsi="宋体" w:cs="宋体" w:hint="eastAsia"/>
+              <w:rFonts w:hint="eastAsia" w:ascii="宋体" w:hAnsi="宋体" w:eastAsia="宋体" w:cs="宋体"/>
               <w:szCs w:val="24"/>
             </w:rPr>
             <w:fldChar w:fldCharType="begin"/>
           </w:r>
           <w:r>
             <w:rPr>
-              <w:rFonts w:ascii="宋体" w:eastAsia="宋体" w:hAnsi="宋体" w:cs="宋体" w:hint="eastAsia"/>
-              <w:szCs w:val="24"/>
-            </w:rPr>
-            <w:instrText xml:space="preserve"> HYPERLINK \l _Toc15040 </w:instrText>
-          </w:r>
-          <w:r>
-            <w:rPr>
-              <w:rFonts w:ascii="宋体" w:eastAsia="宋体" w:hAnsi="宋体" w:cs="宋体" w:hint="eastAsia"/>
+              <w:rFonts w:hint="eastAsia" w:ascii="宋体" w:hAnsi="宋体" w:eastAsia="宋体" w:cs="宋体"/>
+              <w:szCs w:val="24"/>
+            </w:rPr>
+            <w:instrText xml:space="preserve"> HYPERLINK \l _Toc23870 </w:instrText>
+          </w:r>
+          <w:r>
+            <w:rPr>
+              <w:rFonts w:hint="eastAsia" w:ascii="宋体" w:hAnsi="宋体" w:eastAsia="宋体" w:cs="宋体"/>
               <w:szCs w:val="24"/>
             </w:rPr>
             <w:fldChar w:fldCharType="separate"/>
@@ -2221,7 +2251,7 @@
             <w:fldChar w:fldCharType="begin"/>
           </w:r>
           <w:r>
-            <w:instrText xml:space="preserve"> PAGEREF _Toc15040 \h </w:instrText>
+            <w:instrText xml:space="preserve"> PAGEREF _Toc23870 \h </w:instrText>
           </w:r>
           <w:r>
             <w:fldChar w:fldCharType="separate"/>
@@ -2234,7 +2264,7 @@
           </w:r>
           <w:r>
             <w:rPr>
-              <w:rFonts w:ascii="宋体" w:eastAsia="宋体" w:hAnsi="宋体" w:cs="宋体" w:hint="eastAsia"/>
+              <w:rFonts w:hint="eastAsia" w:ascii="宋体" w:hAnsi="宋体" w:eastAsia="宋体" w:cs="宋体"/>
               <w:szCs w:val="24"/>
             </w:rPr>
             <w:fldChar w:fldCharType="end"/>
@@ -2242,35 +2272,35 @@
         </w:p>
         <w:p>
           <w:pPr>
-            <w:pStyle w:val="TOC1"/>
+            <w:pStyle w:val="16"/>
             <w:tabs>
               <w:tab w:val="right" w:leader="dot" w:pos="8306"/>
             </w:tabs>
           </w:pPr>
           <w:r>
             <w:rPr>
-              <w:rFonts w:ascii="宋体" w:eastAsia="宋体" w:hAnsi="宋体" w:cs="宋体" w:hint="eastAsia"/>
+              <w:rFonts w:hint="eastAsia" w:ascii="宋体" w:hAnsi="宋体" w:eastAsia="宋体" w:cs="宋体"/>
               <w:szCs w:val="24"/>
             </w:rPr>
             <w:fldChar w:fldCharType="begin"/>
           </w:r>
           <w:r>
             <w:rPr>
-              <w:rFonts w:ascii="宋体" w:eastAsia="宋体" w:hAnsi="宋体" w:cs="宋体" w:hint="eastAsia"/>
-              <w:szCs w:val="24"/>
-            </w:rPr>
-            <w:instrText xml:space="preserve"> HYPERLINK \l _Toc10560 </w:instrText>
-          </w:r>
-          <w:r>
-            <w:rPr>
-              <w:rFonts w:ascii="宋体" w:eastAsia="宋体" w:hAnsi="宋体" w:cs="宋体" w:hint="eastAsia"/>
+              <w:rFonts w:hint="eastAsia" w:ascii="宋体" w:hAnsi="宋体" w:eastAsia="宋体" w:cs="宋体"/>
+              <w:szCs w:val="24"/>
+            </w:rPr>
+            <w:instrText xml:space="preserve"> HYPERLINK \l _Toc22411 </w:instrText>
+          </w:r>
+          <w:r>
+            <w:rPr>
+              <w:rFonts w:hint="eastAsia" w:ascii="宋体" w:hAnsi="宋体" w:eastAsia="宋体" w:cs="宋体"/>
               <w:szCs w:val="24"/>
             </w:rPr>
             <w:fldChar w:fldCharType="separate"/>
           </w:r>
           <w:r>
             <w:rPr>
-              <w:rFonts w:eastAsia="宋体" w:hint="default"/>
+              <w:rFonts w:hint="default" w:eastAsia="宋体"/>
               <w:lang w:val="en-US" w:eastAsia="zh-CN"/>
             </w:rPr>
             <w:t xml:space="preserve">5. </w:t>
@@ -2289,7 +2319,7 @@
             <w:fldChar w:fldCharType="begin"/>
           </w:r>
           <w:r>
-            <w:instrText xml:space="preserve"> PAGEREF _Toc10560 \h </w:instrText>
+            <w:instrText xml:space="preserve"> PAGEREF _Toc22411 \h </w:instrText>
           </w:r>
           <w:r>
             <w:fldChar w:fldCharType="separate"/>
@@ -2302,7 +2332,7 @@
           </w:r>
           <w:r>
             <w:rPr>
-              <w:rFonts w:ascii="宋体" w:eastAsia="宋体" w:hAnsi="宋体" w:cs="宋体" w:hint="eastAsia"/>
+              <w:rFonts w:hint="eastAsia" w:ascii="宋体" w:hAnsi="宋体" w:eastAsia="宋体" w:cs="宋体"/>
               <w:szCs w:val="24"/>
             </w:rPr>
             <w:fldChar w:fldCharType="end"/>
@@ -2310,28 +2340,28 @@
         </w:p>
         <w:p>
           <w:pPr>
-            <w:pStyle w:val="TOC2"/>
+            <w:pStyle w:val="17"/>
             <w:tabs>
               <w:tab w:val="right" w:leader="dot" w:pos="8306"/>
             </w:tabs>
           </w:pPr>
           <w:r>
             <w:rPr>
-              <w:rFonts w:ascii="宋体" w:eastAsia="宋体" w:hAnsi="宋体" w:cs="宋体" w:hint="eastAsia"/>
+              <w:rFonts w:hint="eastAsia" w:ascii="宋体" w:hAnsi="宋体" w:eastAsia="宋体" w:cs="宋体"/>
               <w:szCs w:val="24"/>
             </w:rPr>
             <w:fldChar w:fldCharType="begin"/>
           </w:r>
           <w:r>
             <w:rPr>
-              <w:rFonts w:ascii="宋体" w:eastAsia="宋体" w:hAnsi="宋体" w:cs="宋体" w:hint="eastAsia"/>
-              <w:szCs w:val="24"/>
-            </w:rPr>
-            <w:instrText xml:space="preserve"> HYPERLINK \l _Toc21797 </w:instrText>
-          </w:r>
-          <w:r>
-            <w:rPr>
-              <w:rFonts w:ascii="宋体" w:eastAsia="宋体" w:hAnsi="宋体" w:cs="宋体" w:hint="eastAsia"/>
+              <w:rFonts w:hint="eastAsia" w:ascii="宋体" w:hAnsi="宋体" w:eastAsia="宋体" w:cs="宋体"/>
+              <w:szCs w:val="24"/>
+            </w:rPr>
+            <w:instrText xml:space="preserve"> HYPERLINK \l _Toc11765 </w:instrText>
+          </w:r>
+          <w:r>
+            <w:rPr>
+              <w:rFonts w:hint="eastAsia" w:ascii="宋体" w:hAnsi="宋体" w:eastAsia="宋体" w:cs="宋体"/>
               <w:szCs w:val="24"/>
             </w:rPr>
             <w:fldChar w:fldCharType="separate"/>
@@ -2357,7 +2387,7 @@
             <w:fldChar w:fldCharType="begin"/>
           </w:r>
           <w:r>
-            <w:instrText xml:space="preserve"> PAGEREF _Toc21797 \h </w:instrText>
+            <w:instrText xml:space="preserve"> PAGEREF _Toc11765 \h </w:instrText>
           </w:r>
           <w:r>
             <w:fldChar w:fldCharType="separate"/>
@@ -2370,7 +2400,7 @@
           </w:r>
           <w:r>
             <w:rPr>
-              <w:rFonts w:ascii="宋体" w:eastAsia="宋体" w:hAnsi="宋体" w:cs="宋体" w:hint="eastAsia"/>
+              <w:rFonts w:hint="eastAsia" w:ascii="宋体" w:hAnsi="宋体" w:eastAsia="宋体" w:cs="宋体"/>
               <w:szCs w:val="24"/>
             </w:rPr>
             <w:fldChar w:fldCharType="end"/>
@@ -2378,28 +2408,28 @@
         </w:p>
         <w:p>
           <w:pPr>
-            <w:pStyle w:val="TOC2"/>
+            <w:pStyle w:val="17"/>
             <w:tabs>
               <w:tab w:val="right" w:leader="dot" w:pos="8306"/>
             </w:tabs>
           </w:pPr>
           <w:r>
             <w:rPr>
-              <w:rFonts w:ascii="宋体" w:eastAsia="宋体" w:hAnsi="宋体" w:cs="宋体" w:hint="eastAsia"/>
+              <w:rFonts w:hint="eastAsia" w:ascii="宋体" w:hAnsi="宋体" w:eastAsia="宋体" w:cs="宋体"/>
               <w:szCs w:val="24"/>
             </w:rPr>
             <w:fldChar w:fldCharType="begin"/>
           </w:r>
           <w:r>
             <w:rPr>
-              <w:rFonts w:ascii="宋体" w:eastAsia="宋体" w:hAnsi="宋体" w:cs="宋体" w:hint="eastAsia"/>
-              <w:szCs w:val="24"/>
-            </w:rPr>
-            <w:instrText xml:space="preserve"> HYPERLINK \l _Toc23545 </w:instrText>
-          </w:r>
-          <w:r>
-            <w:rPr>
-              <w:rFonts w:ascii="宋体" w:eastAsia="宋体" w:hAnsi="宋体" w:cs="宋体" w:hint="eastAsia"/>
+              <w:rFonts w:hint="eastAsia" w:ascii="宋体" w:hAnsi="宋体" w:eastAsia="宋体" w:cs="宋体"/>
+              <w:szCs w:val="24"/>
+            </w:rPr>
+            <w:instrText xml:space="preserve"> HYPERLINK \l _Toc14200 </w:instrText>
+          </w:r>
+          <w:r>
+            <w:rPr>
+              <w:rFonts w:hint="eastAsia" w:ascii="宋体" w:hAnsi="宋体" w:eastAsia="宋体" w:cs="宋体"/>
               <w:szCs w:val="24"/>
             </w:rPr>
             <w:fldChar w:fldCharType="separate"/>
@@ -2425,7 +2455,7 @@
             <w:fldChar w:fldCharType="begin"/>
           </w:r>
           <w:r>
-            <w:instrText xml:space="preserve"> PAGEREF _Toc23545 \h </w:instrText>
+            <w:instrText xml:space="preserve"> PAGEREF _Toc14200 \h </w:instrText>
           </w:r>
           <w:r>
             <w:fldChar w:fldCharType="separate"/>
@@ -2438,7 +2468,7 @@
           </w:r>
           <w:r>
             <w:rPr>
-              <w:rFonts w:ascii="宋体" w:eastAsia="宋体" w:hAnsi="宋体" w:cs="宋体" w:hint="eastAsia"/>
+              <w:rFonts w:hint="eastAsia" w:ascii="宋体" w:hAnsi="宋体" w:eastAsia="宋体" w:cs="宋体"/>
               <w:szCs w:val="24"/>
             </w:rPr>
             <w:fldChar w:fldCharType="end"/>
@@ -2446,28 +2476,28 @@
         </w:p>
         <w:p>
           <w:pPr>
-            <w:pStyle w:val="TOC2"/>
+            <w:pStyle w:val="17"/>
             <w:tabs>
               <w:tab w:val="right" w:leader="dot" w:pos="8306"/>
             </w:tabs>
           </w:pPr>
           <w:r>
             <w:rPr>
-              <w:rFonts w:ascii="宋体" w:eastAsia="宋体" w:hAnsi="宋体" w:cs="宋体" w:hint="eastAsia"/>
+              <w:rFonts w:hint="eastAsia" w:ascii="宋体" w:hAnsi="宋体" w:eastAsia="宋体" w:cs="宋体"/>
               <w:szCs w:val="24"/>
             </w:rPr>
             <w:fldChar w:fldCharType="begin"/>
           </w:r>
           <w:r>
             <w:rPr>
-              <w:rFonts w:ascii="宋体" w:eastAsia="宋体" w:hAnsi="宋体" w:cs="宋体" w:hint="eastAsia"/>
-              <w:szCs w:val="24"/>
-            </w:rPr>
-            <w:instrText xml:space="preserve"> HYPERLINK \l _Toc5605 </w:instrText>
-          </w:r>
-          <w:r>
-            <w:rPr>
-              <w:rFonts w:ascii="宋体" w:eastAsia="宋体" w:hAnsi="宋体" w:cs="宋体" w:hint="eastAsia"/>
+              <w:rFonts w:hint="eastAsia" w:ascii="宋体" w:hAnsi="宋体" w:eastAsia="宋体" w:cs="宋体"/>
+              <w:szCs w:val="24"/>
+            </w:rPr>
+            <w:instrText xml:space="preserve"> HYPERLINK \l _Toc7835 </w:instrText>
+          </w:r>
+          <w:r>
+            <w:rPr>
+              <w:rFonts w:hint="eastAsia" w:ascii="宋体" w:hAnsi="宋体" w:eastAsia="宋体" w:cs="宋体"/>
               <w:szCs w:val="24"/>
             </w:rPr>
             <w:fldChar w:fldCharType="separate"/>
@@ -2493,7 +2523,7 @@
             <w:fldChar w:fldCharType="begin"/>
           </w:r>
           <w:r>
-            <w:instrText xml:space="preserve"> PAGEREF _Toc5605 \h </w:instrText>
+            <w:instrText xml:space="preserve"> PAGEREF _Toc7835 \h </w:instrText>
           </w:r>
           <w:r>
             <w:fldChar w:fldCharType="separate"/>
@@ -2506,7 +2536,7 @@
           </w:r>
           <w:r>
             <w:rPr>
-              <w:rFonts w:ascii="宋体" w:eastAsia="宋体" w:hAnsi="宋体" w:cs="宋体" w:hint="eastAsia"/>
+              <w:rFonts w:hint="eastAsia" w:ascii="宋体" w:hAnsi="宋体" w:eastAsia="宋体" w:cs="宋体"/>
               <w:szCs w:val="24"/>
             </w:rPr>
             <w:fldChar w:fldCharType="end"/>
@@ -2514,28 +2544,28 @@
         </w:p>
         <w:p>
           <w:pPr>
-            <w:pStyle w:val="TOC2"/>
+            <w:pStyle w:val="17"/>
             <w:tabs>
               <w:tab w:val="right" w:leader="dot" w:pos="8306"/>
             </w:tabs>
           </w:pPr>
           <w:r>
             <w:rPr>
-              <w:rFonts w:ascii="宋体" w:eastAsia="宋体" w:hAnsi="宋体" w:cs="宋体" w:hint="eastAsia"/>
+              <w:rFonts w:hint="eastAsia" w:ascii="宋体" w:hAnsi="宋体" w:eastAsia="宋体" w:cs="宋体"/>
               <w:szCs w:val="24"/>
             </w:rPr>
             <w:fldChar w:fldCharType="begin"/>
           </w:r>
           <w:r>
             <w:rPr>
-              <w:rFonts w:ascii="宋体" w:eastAsia="宋体" w:hAnsi="宋体" w:cs="宋体" w:hint="eastAsia"/>
-              <w:szCs w:val="24"/>
-            </w:rPr>
-            <w:instrText xml:space="preserve"> HYPERLINK \l _Toc29466 </w:instrText>
-          </w:r>
-          <w:r>
-            <w:rPr>
-              <w:rFonts w:ascii="宋体" w:eastAsia="宋体" w:hAnsi="宋体" w:cs="宋体" w:hint="eastAsia"/>
+              <w:rFonts w:hint="eastAsia" w:ascii="宋体" w:hAnsi="宋体" w:eastAsia="宋体" w:cs="宋体"/>
+              <w:szCs w:val="24"/>
+            </w:rPr>
+            <w:instrText xml:space="preserve"> HYPERLINK \l _Toc8288 </w:instrText>
+          </w:r>
+          <w:r>
+            <w:rPr>
+              <w:rFonts w:hint="eastAsia" w:ascii="宋体" w:hAnsi="宋体" w:eastAsia="宋体" w:cs="宋体"/>
               <w:szCs w:val="24"/>
             </w:rPr>
             <w:fldChar w:fldCharType="separate"/>
@@ -2561,7 +2591,7 @@
             <w:fldChar w:fldCharType="begin"/>
           </w:r>
           <w:r>
-            <w:instrText xml:space="preserve"> PAGEREF _Toc29466 \h </w:instrText>
+            <w:instrText xml:space="preserve"> PAGEREF _Toc8288 \h </w:instrText>
           </w:r>
           <w:r>
             <w:fldChar w:fldCharType="separate"/>
@@ -2574,7 +2604,7 @@
           </w:r>
           <w:r>
             <w:rPr>
-              <w:rFonts w:ascii="宋体" w:eastAsia="宋体" w:hAnsi="宋体" w:cs="宋体" w:hint="eastAsia"/>
+              <w:rFonts w:hint="eastAsia" w:ascii="宋体" w:hAnsi="宋体" w:eastAsia="宋体" w:cs="宋体"/>
               <w:szCs w:val="24"/>
             </w:rPr>
             <w:fldChar w:fldCharType="end"/>
@@ -2582,28 +2612,28 @@
         </w:p>
         <w:p>
           <w:pPr>
-            <w:pStyle w:val="TOC1"/>
+            <w:pStyle w:val="16"/>
             <w:tabs>
               <w:tab w:val="right" w:leader="dot" w:pos="8306"/>
             </w:tabs>
           </w:pPr>
           <w:r>
             <w:rPr>
-              <w:rFonts w:ascii="宋体" w:eastAsia="宋体" w:hAnsi="宋体" w:cs="宋体" w:hint="eastAsia"/>
+              <w:rFonts w:hint="eastAsia" w:ascii="宋体" w:hAnsi="宋体" w:eastAsia="宋体" w:cs="宋体"/>
               <w:szCs w:val="24"/>
             </w:rPr>
             <w:fldChar w:fldCharType="begin"/>
           </w:r>
           <w:r>
             <w:rPr>
-              <w:rFonts w:ascii="宋体" w:eastAsia="宋体" w:hAnsi="宋体" w:cs="宋体" w:hint="eastAsia"/>
-              <w:szCs w:val="24"/>
-            </w:rPr>
-            <w:instrText xml:space="preserve"> HYPERLINK \l _Toc6145 </w:instrText>
-          </w:r>
-          <w:r>
-            <w:rPr>
-              <w:rFonts w:ascii="宋体" w:eastAsia="宋体" w:hAnsi="宋体" w:cs="宋体" w:hint="eastAsia"/>
+              <w:rFonts w:hint="eastAsia" w:ascii="宋体" w:hAnsi="宋体" w:eastAsia="宋体" w:cs="宋体"/>
+              <w:szCs w:val="24"/>
+            </w:rPr>
+            <w:instrText xml:space="preserve"> HYPERLINK \l _Toc28402 </w:instrText>
+          </w:r>
+          <w:r>
+            <w:rPr>
+              <w:rFonts w:hint="eastAsia" w:ascii="宋体" w:hAnsi="宋体" w:eastAsia="宋体" w:cs="宋体"/>
               <w:szCs w:val="24"/>
             </w:rPr>
             <w:fldChar w:fldCharType="separate"/>
@@ -2629,7 +2659,7 @@
             <w:fldChar w:fldCharType="begin"/>
           </w:r>
           <w:r>
-            <w:instrText xml:space="preserve"> PAGEREF _Toc6145 \h </w:instrText>
+            <w:instrText xml:space="preserve"> PAGEREF _Toc28402 \h </w:instrText>
           </w:r>
           <w:r>
             <w:fldChar w:fldCharType="separate"/>
@@ -2642,7 +2672,7 @@
           </w:r>
           <w:r>
             <w:rPr>
-              <w:rFonts w:ascii="宋体" w:eastAsia="宋体" w:hAnsi="宋体" w:cs="宋体" w:hint="eastAsia"/>
+              <w:rFonts w:hint="eastAsia" w:ascii="宋体" w:hAnsi="宋体" w:eastAsia="宋体" w:cs="宋体"/>
               <w:szCs w:val="24"/>
             </w:rPr>
             <w:fldChar w:fldCharType="end"/>
@@ -2650,28 +2680,28 @@
         </w:p>
         <w:p>
           <w:pPr>
-            <w:pStyle w:val="TOC1"/>
+            <w:pStyle w:val="16"/>
             <w:tabs>
               <w:tab w:val="right" w:leader="dot" w:pos="8306"/>
             </w:tabs>
           </w:pPr>
           <w:r>
             <w:rPr>
-              <w:rFonts w:ascii="宋体" w:eastAsia="宋体" w:hAnsi="宋体" w:cs="宋体" w:hint="eastAsia"/>
+              <w:rFonts w:hint="eastAsia" w:ascii="宋体" w:hAnsi="宋体" w:eastAsia="宋体" w:cs="宋体"/>
               <w:szCs w:val="24"/>
             </w:rPr>
             <w:fldChar w:fldCharType="begin"/>
           </w:r>
           <w:r>
             <w:rPr>
-              <w:rFonts w:ascii="宋体" w:eastAsia="宋体" w:hAnsi="宋体" w:cs="宋体" w:hint="eastAsia"/>
-              <w:szCs w:val="24"/>
-            </w:rPr>
-            <w:instrText xml:space="preserve"> HYPERLINK \l _Toc7018 </w:instrText>
-          </w:r>
-          <w:r>
-            <w:rPr>
-              <w:rFonts w:ascii="宋体" w:eastAsia="宋体" w:hAnsi="宋体" w:cs="宋体" w:hint="eastAsia"/>
+              <w:rFonts w:hint="eastAsia" w:ascii="宋体" w:hAnsi="宋体" w:eastAsia="宋体" w:cs="宋体"/>
+              <w:szCs w:val="24"/>
+            </w:rPr>
+            <w:instrText xml:space="preserve"> HYPERLINK \l _Toc23370 </w:instrText>
+          </w:r>
+          <w:r>
+            <w:rPr>
+              <w:rFonts w:hint="eastAsia" w:ascii="宋体" w:hAnsi="宋体" w:eastAsia="宋体" w:cs="宋体"/>
               <w:szCs w:val="24"/>
             </w:rPr>
             <w:fldChar w:fldCharType="separate"/>
@@ -2697,7 +2727,7 @@
             <w:fldChar w:fldCharType="begin"/>
           </w:r>
           <w:r>
-            <w:instrText xml:space="preserve"> PAGEREF _Toc7018 \h </w:instrText>
+            <w:instrText xml:space="preserve"> PAGEREF _Toc23370 \h </w:instrText>
           </w:r>
           <w:r>
             <w:fldChar w:fldCharType="separate"/>
@@ -2710,7 +2740,7 @@
           </w:r>
           <w:r>
             <w:rPr>
-              <w:rFonts w:ascii="宋体" w:eastAsia="宋体" w:hAnsi="宋体" w:cs="宋体" w:hint="eastAsia"/>
+              <w:rFonts w:hint="eastAsia" w:ascii="宋体" w:hAnsi="宋体" w:eastAsia="宋体" w:cs="宋体"/>
               <w:szCs w:val="24"/>
             </w:rPr>
             <w:fldChar w:fldCharType="end"/>
@@ -2718,28 +2748,28 @@
         </w:p>
         <w:p>
           <w:pPr>
-            <w:pStyle w:val="TOC1"/>
+            <w:pStyle w:val="16"/>
             <w:tabs>
               <w:tab w:val="right" w:leader="dot" w:pos="8306"/>
             </w:tabs>
           </w:pPr>
           <w:r>
             <w:rPr>
-              <w:rFonts w:ascii="宋体" w:eastAsia="宋体" w:hAnsi="宋体" w:cs="宋体" w:hint="eastAsia"/>
+              <w:rFonts w:hint="eastAsia" w:ascii="宋体" w:hAnsi="宋体" w:eastAsia="宋体" w:cs="宋体"/>
               <w:szCs w:val="24"/>
             </w:rPr>
             <w:fldChar w:fldCharType="begin"/>
           </w:r>
           <w:r>
             <w:rPr>
-              <w:rFonts w:ascii="宋体" w:eastAsia="宋体" w:hAnsi="宋体" w:cs="宋体" w:hint="eastAsia"/>
-              <w:szCs w:val="24"/>
-            </w:rPr>
-            <w:instrText xml:space="preserve"> HYPERLINK \l _Toc965 </w:instrText>
-          </w:r>
-          <w:r>
-            <w:rPr>
-              <w:rFonts w:ascii="宋体" w:eastAsia="宋体" w:hAnsi="宋体" w:cs="宋体" w:hint="eastAsia"/>
+              <w:rFonts w:hint="eastAsia" w:ascii="宋体" w:hAnsi="宋体" w:eastAsia="宋体" w:cs="宋体"/>
+              <w:szCs w:val="24"/>
+            </w:rPr>
+            <w:instrText xml:space="preserve"> HYPERLINK \l _Toc21259 </w:instrText>
+          </w:r>
+          <w:r>
+            <w:rPr>
+              <w:rFonts w:hint="eastAsia" w:ascii="宋体" w:hAnsi="宋体" w:eastAsia="宋体" w:cs="宋体"/>
               <w:szCs w:val="24"/>
             </w:rPr>
             <w:fldChar w:fldCharType="separate"/>
@@ -2765,7 +2795,7 @@
             <w:fldChar w:fldCharType="begin"/>
           </w:r>
           <w:r>
-            <w:instrText xml:space="preserve"> PAGEREF _Toc965 \h </w:instrText>
+            <w:instrText xml:space="preserve"> PAGEREF _Toc21259 \h </w:instrText>
           </w:r>
           <w:r>
             <w:fldChar w:fldCharType="separate"/>
@@ -2778,7 +2808,7 @@
           </w:r>
           <w:r>
             <w:rPr>
-              <w:rFonts w:ascii="宋体" w:eastAsia="宋体" w:hAnsi="宋体" w:cs="宋体" w:hint="eastAsia"/>
+              <w:rFonts w:hint="eastAsia" w:ascii="宋体" w:hAnsi="宋体" w:eastAsia="宋体" w:cs="宋体"/>
               <w:szCs w:val="24"/>
             </w:rPr>
             <w:fldChar w:fldCharType="end"/>
@@ -2793,7 +2823,7 @@
             <w:overflowPunct/>
             <w:bidi w:val="0"/>
             <w:rPr>
-              <w:rFonts w:ascii="宋体" w:eastAsia="宋体" w:hAnsi="宋体" w:cs="宋体" w:hint="eastAsia"/>
+              <w:rFonts w:hint="eastAsia" w:ascii="宋体" w:hAnsi="宋体" w:eastAsia="宋体" w:cs="宋体"/>
               <w:snapToGrid w:val="0"/>
               <w:color w:val="000000"/>
               <w:kern w:val="0"/>
@@ -2804,7 +2834,7 @@
           </w:pPr>
           <w:r>
             <w:rPr>
-              <w:rFonts w:ascii="宋体" w:eastAsia="宋体" w:hAnsi="宋体" w:cs="宋体" w:hint="eastAsia"/>
+              <w:rFonts w:hint="eastAsia" w:ascii="宋体" w:hAnsi="宋体" w:eastAsia="宋体" w:cs="宋体"/>
               <w:szCs w:val="24"/>
             </w:rPr>
             <w:fldChar w:fldCharType="end"/>
@@ -2821,7 +2851,7 @@
         <w:overflowPunct/>
         <w:bidi w:val="0"/>
         <w:rPr>
-          <w:rFonts w:ascii="Arial" w:eastAsia="Arial" w:hAnsi="Arial" w:cs="Arial"/>
+          <w:rFonts w:ascii="Arial" w:hAnsi="Arial" w:eastAsia="Arial" w:cs="Arial"/>
           <w:snapToGrid w:val="0"/>
           <w:color w:val="000000"/>
           <w:kern w:val="0"/>
@@ -2832,7 +2862,7 @@
       </w:pPr>
       <w:r>
         <w:rPr>
-          <w:rFonts w:ascii="Arial" w:eastAsia="Arial" w:hAnsi="Arial" w:cs="Arial"/>
+          <w:rFonts w:ascii="Arial" w:hAnsi="Arial" w:eastAsia="Arial" w:cs="Arial"/>
           <w:snapToGrid w:val="0"/>
           <w:color w:val="000000"/>
           <w:kern w:val="0"/>
@@ -2845,7 +2875,7 @@
     </w:p>
     <w:p>
       <w:pPr>
-        <w:pStyle w:val="1"/>
+        <w:pStyle w:val="28"/>
         <w:keepLines w:val="0"/>
         <w:pageBreakBefore w:val="0"/>
         <w:widowControl w:val="0"/>
@@ -2853,15 +2883,15 @@
         <w:overflowPunct/>
         <w:bidi w:val="0"/>
       </w:pPr>
-      <w:bookmarkStart w:id="3" w:name="_Toc26649"/>
+      <w:bookmarkStart w:id="2" w:name="_Toc26824"/>
       <w:r>
         <w:t>目的</w:t>
       </w:r>
-      <w:bookmarkEnd w:id="3"/>
+      <w:bookmarkEnd w:id="2"/>
     </w:p>
     <w:p>
       <w:pPr>
-        <w:pStyle w:val="a1"/>
+        <w:pStyle w:val="29"/>
         <w:keepLines w:val="0"/>
         <w:pageBreakBefore w:val="0"/>
         <w:widowControl w:val="0"/>
@@ -2875,7 +2905,7 @@
     </w:p>
     <w:p>
       <w:pPr>
-        <w:pStyle w:val="1"/>
+        <w:pStyle w:val="28"/>
         <w:keepLines w:val="0"/>
         <w:pageBreakBefore w:val="0"/>
         <w:widowControl w:val="0"/>
@@ -2887,7 +2917,7 @@
           <w:lang w:val="en-US" w:eastAsia="zh-CN"/>
         </w:rPr>
       </w:pPr>
-      <w:bookmarkStart w:id="4" w:name="_Toc31856"/>
+      <w:bookmarkStart w:id="3" w:name="_Toc22253"/>
       <w:r>
         <w:rPr>
           <w:rFonts w:hint="eastAsia"/>
@@ -2895,11 +2925,11 @@
         </w:rPr>
         <w:t>原则</w:t>
       </w:r>
-      <w:bookmarkEnd w:id="4"/>
+      <w:bookmarkEnd w:id="3"/>
     </w:p>
     <w:p>
       <w:pPr>
-        <w:pStyle w:val="a1"/>
+        <w:pStyle w:val="29"/>
         <w:keepLines w:val="0"/>
         <w:pageBreakBefore w:val="0"/>
         <w:widowControl w:val="0"/>
@@ -2917,7 +2947,7 @@
     </w:p>
     <w:p>
       <w:pPr>
-        <w:pStyle w:val="1"/>
+        <w:pStyle w:val="28"/>
         <w:keepLines w:val="0"/>
         <w:pageBreakBefore w:val="0"/>
         <w:widowControl w:val="0"/>
@@ -2925,7 +2955,7 @@
         <w:overflowPunct/>
         <w:bidi w:val="0"/>
       </w:pPr>
-      <w:bookmarkStart w:id="5" w:name="_Toc17462"/>
+      <w:bookmarkStart w:id="4" w:name="_Toc6176"/>
       <w:r>
         <w:rPr>
           <w:rFonts w:hint="eastAsia"/>
@@ -2936,11 +2966,11 @@
       <w:r>
         <w:t>范围</w:t>
       </w:r>
-      <w:bookmarkEnd w:id="5"/>
+      <w:bookmarkEnd w:id="4"/>
     </w:p>
     <w:p>
       <w:pPr>
-        <w:pStyle w:val="a1"/>
+        <w:pStyle w:val="29"/>
         <w:keepLines w:val="0"/>
         <w:pageBreakBefore w:val="0"/>
         <w:widowControl w:val="0"/>
@@ -2964,7 +2994,7 @@
     </w:p>
     <w:p>
       <w:pPr>
-        <w:pStyle w:val="1"/>
+        <w:pStyle w:val="28"/>
         <w:keepLines w:val="0"/>
         <w:pageBreakBefore w:val="0"/>
         <w:widowControl w:val="0"/>
@@ -2976,8 +3006,8 @@
           <w:lang w:val="en-US" w:eastAsia="zh-CN"/>
         </w:rPr>
       </w:pPr>
-      <w:bookmarkStart w:id="6" w:name="_Toc10093"/>
-      <w:bookmarkStart w:id="7" w:name="_Toc9715"/>
+      <w:bookmarkStart w:id="5" w:name="_Toc10093"/>
+      <w:bookmarkStart w:id="6" w:name="_Toc5392"/>
       <w:r>
         <w:rPr>
           <w:rFonts w:hint="eastAsia"/>
@@ -2985,12 +3015,12 @@
         </w:rPr>
         <w:t>岗位职责</w:t>
       </w:r>
+      <w:bookmarkEnd w:id="5"/>
       <w:bookmarkEnd w:id="6"/>
-      <w:bookmarkEnd w:id="7"/>
     </w:p>
     <w:p>
       <w:pPr>
-        <w:pStyle w:val="2"/>
+        <w:pStyle w:val="30"/>
         <w:keepLines w:val="0"/>
         <w:pageBreakBefore w:val="0"/>
         <w:widowControl w:val="0"/>
@@ -3002,7 +3032,7 @@
           <w:lang w:val="en-US" w:eastAsia="zh-CN"/>
         </w:rPr>
       </w:pPr>
-      <w:bookmarkStart w:id="8" w:name="_Toc16191"/>
+      <w:bookmarkStart w:id="7" w:name="_Toc29268"/>
       <w:r>
         <w:rPr>
           <w:rFonts w:hint="eastAsia"/>
@@ -3010,11 +3040,11 @@
         </w:rPr>
         <w:t>质量部</w:t>
       </w:r>
-      <w:bookmarkEnd w:id="8"/>
+      <w:bookmarkEnd w:id="7"/>
     </w:p>
     <w:p>
       <w:pPr>
-        <w:pStyle w:val="a3"/>
+        <w:pStyle w:val="39"/>
         <w:keepLines w:val="0"/>
         <w:pageBreakBefore w:val="0"/>
         <w:widowControl w:val="0"/>
@@ -3025,7 +3055,7 @@
         <w:wordWrap/>
         <w:overflowPunct/>
         <w:bidi w:val="0"/>
-        <w:ind w:left="425" w:hanging="425" w:leftChars="0" w:firstLineChars="0"/>
+        <w:ind w:left="425" w:leftChars="0" w:hanging="425" w:firstLineChars="0"/>
       </w:pPr>
       <w:r>
         <w:t>负责接受客户投诉，并确保每个客户的投诉都得到调查和解决。</w:t>
@@ -3033,7 +3063,7 @@
     </w:p>
     <w:p>
       <w:pPr>
-        <w:pStyle w:val="2"/>
+        <w:pStyle w:val="30"/>
         <w:keepLines w:val="0"/>
         <w:pageBreakBefore w:val="0"/>
         <w:widowControl w:val="0"/>
@@ -3045,7 +3075,7 @@
           <w:lang w:val="en-US" w:eastAsia="zh-CN"/>
         </w:rPr>
       </w:pPr>
-      <w:bookmarkStart w:id="9" w:name="_Toc15040"/>
+      <w:bookmarkStart w:id="8" w:name="_Toc23870"/>
       <w:r>
         <w:rPr>
           <w:rFonts w:hint="eastAsia"/>
@@ -3053,11 +3083,11 @@
         </w:rPr>
         <w:t>其他运维相关部门</w:t>
       </w:r>
-      <w:bookmarkEnd w:id="9"/>
+      <w:bookmarkEnd w:id="8"/>
     </w:p>
     <w:p>
       <w:pPr>
-        <w:pStyle w:val="a3"/>
+        <w:pStyle w:val="39"/>
         <w:keepLines w:val="0"/>
         <w:pageBreakBefore w:val="0"/>
         <w:widowControl w:val="0"/>
@@ -3068,7 +3098,7 @@
         <w:wordWrap/>
         <w:overflowPunct/>
         <w:bidi w:val="0"/>
-        <w:ind w:left="425" w:hanging="425" w:leftChars="0" w:firstLineChars="0"/>
+        <w:ind w:left="425" w:leftChars="0" w:hanging="425" w:firstLineChars="0"/>
       </w:pPr>
       <w:r>
         <w:t>各部门负责与本部门有关投诉的处理。</w:t>
@@ -3076,7 +3106,7 @@
     </w:p>
     <w:p>
       <w:pPr>
-        <w:pStyle w:val="1"/>
+        <w:pStyle w:val="28"/>
         <w:keepLines w:val="0"/>
         <w:pageBreakBefore w:val="0"/>
         <w:widowControl w:val="0"/>
@@ -3084,29 +3114,29 @@
         <w:overflowPunct/>
         <w:bidi w:val="0"/>
         <w:rPr>
-          <w:rStyle w:val="1Char"/>
-          <w:rFonts w:eastAsia="宋体" w:hint="default"/>
+          <w:rStyle w:val="38"/>
+          <w:rFonts w:hint="default" w:eastAsia="宋体"/>
           <w:lang w:val="en-US" w:eastAsia="zh-CN"/>
         </w:rPr>
       </w:pPr>
-      <w:bookmarkStart w:id="10" w:name="bookmark3"/>
-      <w:bookmarkEnd w:id="10"/>
-      <w:bookmarkStart w:id="11" w:name="_Toc6092"/>
-      <w:bookmarkStart w:id="12" w:name="_Toc10560"/>
-      <w:r>
-        <w:rPr>
-          <w:rStyle w:val="1Char"/>
+      <w:bookmarkStart w:id="9" w:name="bookmark3"/>
+      <w:bookmarkEnd w:id="9"/>
+      <w:bookmarkStart w:id="10" w:name="_Toc6092"/>
+      <w:bookmarkStart w:id="11" w:name="_Toc22411"/>
+      <w:r>
+        <w:rPr>
+          <w:rStyle w:val="38"/>
           <w:rFonts w:hint="eastAsia"/>
           <w:lang w:val="en-US" w:eastAsia="zh-CN"/>
         </w:rPr>
         <w:t>客户投诉管理流程</w:t>
       </w:r>
+      <w:bookmarkEnd w:id="10"/>
       <w:bookmarkEnd w:id="11"/>
-      <w:bookmarkEnd w:id="12"/>
     </w:p>
     <w:p>
       <w:pPr>
-        <w:pStyle w:val="2"/>
+        <w:pStyle w:val="30"/>
         <w:keepLines w:val="0"/>
         <w:pageBreakBefore w:val="0"/>
         <w:widowControl w:val="0"/>
@@ -3118,7 +3148,7 @@
           <w:lang w:val="en-US" w:eastAsia="zh-CN"/>
         </w:rPr>
       </w:pPr>
-      <w:bookmarkStart w:id="13" w:name="_Toc21797"/>
+      <w:bookmarkStart w:id="12" w:name="_Toc11765"/>
       <w:r>
         <w:rPr>
           <w:rFonts w:hint="eastAsia"/>
@@ -3126,11 +3156,11 @@
         </w:rPr>
         <w:t>投诉接收</w:t>
       </w:r>
-      <w:bookmarkEnd w:id="13"/>
+      <w:bookmarkEnd w:id="12"/>
     </w:p>
     <w:p>
       <w:pPr>
-        <w:pStyle w:val="a1"/>
+        <w:pStyle w:val="29"/>
         <w:keepLines w:val="0"/>
         <w:pageBreakBefore w:val="0"/>
         <w:widowControl w:val="0"/>
@@ -3165,7 +3195,7 @@
     </w:p>
     <w:p>
       <w:pPr>
-        <w:pStyle w:val="2"/>
+        <w:pStyle w:val="30"/>
         <w:keepLines w:val="0"/>
         <w:pageBreakBefore w:val="0"/>
         <w:widowControl w:val="0"/>
@@ -3177,7 +3207,7 @@
           <w:lang w:val="en-US" w:eastAsia="zh-CN"/>
         </w:rPr>
       </w:pPr>
-      <w:bookmarkStart w:id="14" w:name="_Toc23545"/>
+      <w:bookmarkStart w:id="13" w:name="_Toc14200"/>
       <w:r>
         <w:rPr>
           <w:rFonts w:hint="eastAsia"/>
@@ -3185,11 +3215,11 @@
         </w:rPr>
         <w:t>投诉处理</w:t>
       </w:r>
-      <w:bookmarkEnd w:id="14"/>
+      <w:bookmarkEnd w:id="13"/>
     </w:p>
     <w:p>
       <w:pPr>
-        <w:pStyle w:val="a1"/>
+        <w:pStyle w:val="29"/>
         <w:keepLines w:val="0"/>
         <w:pageBreakBefore w:val="0"/>
         <w:widowControl w:val="0"/>
@@ -3213,7 +3243,7 @@
     </w:p>
     <w:p>
       <w:pPr>
-        <w:pStyle w:val="a1"/>
+        <w:pStyle w:val="29"/>
         <w:keepLines w:val="0"/>
         <w:pageBreakBefore w:val="0"/>
         <w:widowControl w:val="0"/>
@@ -3257,7 +3287,7 @@
     </w:p>
     <w:p>
       <w:pPr>
-        <w:pStyle w:val="a1"/>
+        <w:pStyle w:val="29"/>
         <w:keepLines w:val="0"/>
         <w:pageBreakBefore w:val="0"/>
         <w:widowControl w:val="0"/>
@@ -3278,7 +3308,7 @@
     </w:p>
     <w:p>
       <w:pPr>
-        <w:pStyle w:val="a1"/>
+        <w:pStyle w:val="29"/>
         <w:keepLines w:val="0"/>
         <w:pageBreakBefore w:val="0"/>
         <w:widowControl w:val="0"/>
@@ -3292,7 +3322,7 @@
     </w:p>
     <w:p>
       <w:pPr>
-        <w:pStyle w:val="a1"/>
+        <w:pStyle w:val="29"/>
         <w:keepLines w:val="0"/>
         <w:pageBreakBefore w:val="0"/>
         <w:widowControl w:val="0"/>
@@ -3306,7 +3336,7 @@
     </w:p>
     <w:p>
       <w:pPr>
-        <w:pStyle w:val="a1"/>
+        <w:pStyle w:val="29"/>
         <w:keepLines w:val="0"/>
         <w:pageBreakBefore w:val="0"/>
         <w:widowControl w:val="0"/>
@@ -3320,7 +3350,7 @@
     </w:p>
     <w:p>
       <w:pPr>
-        <w:pStyle w:val="2"/>
+        <w:pStyle w:val="30"/>
         <w:keepLines w:val="0"/>
         <w:pageBreakBefore w:val="0"/>
         <w:widowControl w:val="0"/>
@@ -3332,8 +3362,8 @@
           <w:lang w:val="en-US" w:eastAsia="zh-CN"/>
         </w:rPr>
       </w:pPr>
-      <w:bookmarkStart w:id="15" w:name="_Toc20877"/>
-      <w:bookmarkStart w:id="16" w:name="_Toc5605"/>
+      <w:bookmarkStart w:id="14" w:name="_Toc20877"/>
+      <w:bookmarkStart w:id="15" w:name="_Toc7835"/>
       <w:r>
         <w:rPr>
           <w:rFonts w:hint="eastAsia"/>
@@ -3341,12 +3371,12 @@
         </w:rPr>
         <w:t>投诉跟进</w:t>
       </w:r>
+      <w:bookmarkEnd w:id="14"/>
       <w:bookmarkEnd w:id="15"/>
-      <w:bookmarkEnd w:id="16"/>
     </w:p>
     <w:p>
       <w:pPr>
-        <w:pStyle w:val="a1"/>
+        <w:pStyle w:val="29"/>
         <w:keepLines w:val="0"/>
         <w:pageBreakBefore w:val="0"/>
         <w:widowControl w:val="0"/>
@@ -3367,7 +3397,7 @@
     </w:p>
     <w:p>
       <w:pPr>
-        <w:pStyle w:val="a1"/>
+        <w:pStyle w:val="29"/>
         <w:keepLines w:val="0"/>
         <w:pageBreakBefore w:val="0"/>
         <w:widowControl w:val="0"/>
@@ -3391,7 +3421,7 @@
     </w:p>
     <w:p>
       <w:pPr>
-        <w:pStyle w:val="a1"/>
+        <w:pStyle w:val="29"/>
         <w:keepLines w:val="0"/>
         <w:pageBreakBefore w:val="0"/>
         <w:widowControl w:val="0"/>
@@ -3422,7 +3452,7 @@
     </w:p>
     <w:p>
       <w:pPr>
-        <w:pStyle w:val="2"/>
+        <w:pStyle w:val="30"/>
         <w:keepLines w:val="0"/>
         <w:pageBreakBefore w:val="0"/>
         <w:widowControl w:val="0"/>
@@ -3434,7 +3464,7 @@
           <w:lang w:val="en-US" w:eastAsia="zh-CN"/>
         </w:rPr>
       </w:pPr>
-      <w:bookmarkStart w:id="17" w:name="_Toc29466"/>
+      <w:bookmarkStart w:id="16" w:name="_Toc8288"/>
       <w:r>
         <w:rPr>
           <w:rFonts w:hint="eastAsia"/>
@@ -3442,11 +3472,11 @@
         </w:rPr>
         <w:t>服务改进</w:t>
       </w:r>
-      <w:bookmarkEnd w:id="17"/>
+      <w:bookmarkEnd w:id="16"/>
     </w:p>
     <w:p>
       <w:pPr>
-        <w:pStyle w:val="a1"/>
+        <w:pStyle w:val="29"/>
         <w:keepLines w:val="0"/>
         <w:pageBreakBefore w:val="0"/>
         <w:widowControl w:val="0"/>
@@ -3467,7 +3497,7 @@
     </w:p>
     <w:p>
       <w:pPr>
-        <w:pStyle w:val="a1"/>
+        <w:pStyle w:val="29"/>
         <w:keepLines w:val="0"/>
         <w:pageBreakBefore w:val="0"/>
         <w:widowControl w:val="0"/>
@@ -3488,7 +3518,7 @@
     </w:p>
     <w:p>
       <w:pPr>
-        <w:pStyle w:val="1"/>
+        <w:pStyle w:val="28"/>
         <w:keepLines w:val="0"/>
         <w:pageBreakBefore w:val="0"/>
         <w:widowControl w:val="0"/>
@@ -3500,7 +3530,7 @@
           <w:lang w:val="en-US" w:eastAsia="zh-CN"/>
         </w:rPr>
       </w:pPr>
-      <w:bookmarkStart w:id="18" w:name="_Toc6145"/>
+      <w:bookmarkStart w:id="17" w:name="_Toc28402"/>
       <w:r>
         <w:rPr>
           <w:rFonts w:hint="eastAsia"/>
@@ -3508,7 +3538,7 @@
         </w:rPr>
         <w:t>附则</w:t>
       </w:r>
-      <w:bookmarkEnd w:id="18"/>
+      <w:bookmarkEnd w:id="17"/>
     </w:p>
     <w:p>
       <w:pPr>
@@ -3530,17 +3560,17 @@
         <w:adjustRightInd w:val="0"/>
         <w:snapToGrid w:val="0"/>
         <w:spacing w:line="360" w:lineRule="auto"/>
-        <w:ind w:left="425" w:hanging="425" w:leftChars="0" w:firstLineChars="0"/>
+        <w:ind w:left="425" w:leftChars="0" w:hanging="425" w:firstLineChars="0"/>
         <w:textAlignment w:val="baseline"/>
         <w:rPr>
-          <w:rFonts w:ascii="宋体" w:eastAsia="宋体" w:hAnsi="宋体" w:cs="宋体"/>
+          <w:rFonts w:ascii="宋体" w:hAnsi="宋体" w:eastAsia="宋体" w:cs="宋体"/>
           <w:sz w:val="24"/>
           <w:szCs w:val="24"/>
         </w:rPr>
       </w:pPr>
       <w:r>
         <w:rPr>
-          <w:rFonts w:ascii="宋体" w:eastAsia="宋体" w:hAnsi="宋体" w:cs="宋体"/>
+          <w:rFonts w:ascii="宋体" w:hAnsi="宋体" w:eastAsia="宋体" w:cs="宋体"/>
           <w:spacing w:val="-1"/>
           <w:sz w:val="24"/>
           <w:szCs w:val="24"/>
@@ -3549,7 +3579,7 @@
       </w:r>
       <w:r>
         <w:rPr>
-          <w:rFonts w:ascii="宋体" w:hAnsi="宋体" w:cs="宋体" w:hint="eastAsia"/>
+          <w:rFonts w:hint="eastAsia" w:ascii="宋体" w:hAnsi="宋体" w:cs="宋体"/>
           <w:spacing w:val="-1"/>
           <w:sz w:val="24"/>
           <w:szCs w:val="24"/>
@@ -3559,7 +3589,7 @@
       </w:r>
       <w:r>
         <w:rPr>
-          <w:rFonts w:ascii="宋体" w:eastAsia="宋体" w:hAnsi="宋体" w:cs="宋体"/>
+          <w:rFonts w:ascii="宋体" w:hAnsi="宋体" w:eastAsia="宋体" w:cs="宋体"/>
           <w:spacing w:val="-1"/>
           <w:sz w:val="24"/>
           <w:szCs w:val="24"/>
@@ -3587,7 +3617,7 @@
         <w:adjustRightInd w:val="0"/>
         <w:snapToGrid w:val="0"/>
         <w:spacing w:line="360" w:lineRule="auto"/>
-        <w:ind w:left="425" w:hanging="425" w:leftChars="0" w:firstLineChars="0"/>
+        <w:ind w:left="425" w:leftChars="0" w:hanging="425" w:firstLineChars="0"/>
         <w:textAlignment w:val="baseline"/>
         <w:rPr>
           <w:rFonts w:hint="default"/>
@@ -3596,7 +3626,7 @@
       </w:pPr>
       <w:r>
         <w:rPr>
-          <w:rFonts w:ascii="宋体" w:eastAsia="宋体" w:hAnsi="宋体" w:cs="宋体"/>
+          <w:rFonts w:ascii="宋体" w:hAnsi="宋体" w:eastAsia="宋体" w:cs="宋体"/>
           <w:spacing w:val="-2"/>
           <w:sz w:val="24"/>
           <w:szCs w:val="24"/>
@@ -3606,7 +3636,7 @@
     </w:p>
     <w:p>
       <w:pPr>
-        <w:pStyle w:val="1"/>
+        <w:pStyle w:val="28"/>
         <w:keepLines w:val="0"/>
         <w:pageBreakBefore w:val="0"/>
         <w:widowControl w:val="0"/>
@@ -3618,9 +3648,9 @@
           <w:lang w:val="en-US" w:eastAsia="zh-CN"/>
         </w:rPr>
       </w:pPr>
-      <w:bookmarkStart w:id="19" w:name="bookmark14"/>
-      <w:bookmarkEnd w:id="19"/>
-      <w:bookmarkStart w:id="20" w:name="_Toc7018"/>
+      <w:bookmarkStart w:id="18" w:name="bookmark14"/>
+      <w:bookmarkEnd w:id="18"/>
+      <w:bookmarkStart w:id="19" w:name="_Toc23370"/>
       <w:r>
         <w:rPr>
           <w:rFonts w:hint="eastAsia"/>
@@ -3628,11 +3658,11 @@
         </w:rPr>
         <w:t>附件</w:t>
       </w:r>
-      <w:bookmarkEnd w:id="20"/>
+      <w:bookmarkEnd w:id="19"/>
     </w:p>
     <w:p>
       <w:pPr>
-        <w:pStyle w:val="a1"/>
+        <w:pStyle w:val="29"/>
         <w:keepLines w:val="0"/>
         <w:pageBreakBefore w:val="0"/>
         <w:widowControl w:val="0"/>
@@ -3654,7 +3684,7 @@
     </w:p>
     <w:p>
       <w:pPr>
-        <w:pStyle w:val="1"/>
+        <w:pStyle w:val="28"/>
         <w:keepLines w:val="0"/>
         <w:pageBreakBefore w:val="0"/>
         <w:widowControl w:val="0"/>
@@ -3666,7 +3696,7 @@
           <w:lang w:val="en-US" w:eastAsia="zh-CN"/>
         </w:rPr>
       </w:pPr>
-      <w:bookmarkStart w:id="21" w:name="_Toc965"/>
+      <w:bookmarkStart w:id="20" w:name="_Toc21259"/>
       <w:r>
         <w:rPr>
           <w:rFonts w:hint="eastAsia"/>
@@ -3674,11 +3704,11 @@
         </w:rPr>
         <w:t>记录</w:t>
       </w:r>
-      <w:bookmarkEnd w:id="21"/>
+      <w:bookmarkEnd w:id="20"/>
     </w:p>
     <w:p>
       <w:pPr>
-        <w:pStyle w:val="a3"/>
+        <w:pStyle w:val="39"/>
         <w:keepLines w:val="0"/>
         <w:pageBreakBefore w:val="0"/>
         <w:widowControl w:val="0"/>
@@ -3692,7 +3722,7 @@
     </w:p>
     <w:p>
       <w:pPr>
-        <w:pStyle w:val="a3"/>
+        <w:pStyle w:val="39"/>
         <w:keepLines w:val="0"/>
         <w:pageBreakBefore w:val="0"/>
         <w:widowControl w:val="0"/>
@@ -3709,33 +3739,83 @@
       </w:r>
     </w:p>
     <w:sectPr>
-      <w:headerReference w:type="default" r:id="rId4"/>
+      <w:headerReference r:id="rId5" w:type="default"/>
       <w:pgSz w:w="11906" w:h="16838"/>
       <w:pgMar w:top="1417" w:right="1800" w:bottom="1440" w:left="1800" w:header="1140" w:footer="992" w:gutter="0"/>
-      <w:cols w:num="1" w:space="425"/>
+      <w:cols w:space="425" w:num="1"/>
       <w:docGrid w:type="lines" w:linePitch="312" w:charSpace="0"/>
     </w:sectPr>
   </w:body>
 </w:document>
 </file>
 
+<file path=word/endnotes.xml><?xml version="1.0" encoding="utf-8"?>
+<w:endnotes xmlns:wpc="http://schemas.microsoft.com/office/word/2010/wordprocessingCanvas" xmlns:mc="http://schemas.openxmlformats.org/markup-compatibility/2006" xmlns:o="urn:schemas-microsoft-com:office:office" xmlns:r="http://schemas.openxmlformats.org/officeDocument/2006/relationships" xmlns:m="http://schemas.openxmlformats.org/officeDocument/2006/math" xmlns:v="urn:schemas-microsoft-com:vml" xmlns:wp14="http://schemas.microsoft.com/office/word/2010/wordprocessingDrawing" xmlns:wp="http://schemas.openxmlformats.org/drawingml/2006/wordprocessingDrawing" xmlns:w="http://schemas.openxmlformats.org/wordprocessingml/2006/main" xmlns:w14="http://schemas.microsoft.com/office/word/2010/wordml" xmlns:w15="http://schemas.microsoft.com/office/word/2012/wordml" xmlns:w10="urn:schemas-microsoft-com:office:word" xmlns:wpg="http://schemas.microsoft.com/office/word/2010/wordprocessingGroup" xmlns:wpi="http://schemas.microsoft.com/office/word/2010/wordprocessingInk" xmlns:wne="http://schemas.microsoft.com/office/word/2006/wordml" xmlns:wps="http://schemas.microsoft.com/office/word/2010/wordprocessingShape" xmlns:wpsCustomData="http://www.wps.cn/officeDocument/2013/wpsCustomData" mc:Ignorable="w14 w15 wp14">
+  <w:endnote w:type="separator" w:id="0">
+    <w:p>
+      <w:pPr>
+        <w:spacing w:line="240" w:lineRule="auto"/>
+      </w:pPr>
+      <w:r>
+        <w:separator/>
+      </w:r>
+    </w:p>
+  </w:endnote>
+  <w:endnote w:type="continuationSeparator" w:id="1">
+    <w:p>
+      <w:pPr>
+        <w:spacing w:line="240" w:lineRule="auto"/>
+      </w:pPr>
+      <w:r>
+        <w:continuationSeparator/>
+      </w:r>
+    </w:p>
+  </w:endnote>
+</w:endnotes>
+</file>
+
+<file path=word/footnotes.xml><?xml version="1.0" encoding="utf-8"?>
+<w:footnotes xmlns:wpc="http://schemas.microsoft.com/office/word/2010/wordprocessingCanvas" xmlns:mc="http://schemas.openxmlformats.org/markup-compatibility/2006" xmlns:o="urn:schemas-microsoft-com:office:office" xmlns:r="http://schemas.openxmlformats.org/officeDocument/2006/relationships" xmlns:m="http://schemas.openxmlformats.org/officeDocument/2006/math" xmlns:v="urn:schemas-microsoft-com:vml" xmlns:wp14="http://schemas.microsoft.com/office/word/2010/wordprocessingDrawing" xmlns:wp="http://schemas.openxmlformats.org/drawingml/2006/wordprocessingDrawing" xmlns:w="http://schemas.openxmlformats.org/wordprocessingml/2006/main" xmlns:w14="http://schemas.microsoft.com/office/word/2010/wordml" xmlns:w15="http://schemas.microsoft.com/office/word/2012/wordml" xmlns:w10="urn:schemas-microsoft-com:office:word" xmlns:wpg="http://schemas.microsoft.com/office/word/2010/wordprocessingGroup" xmlns:wpi="http://schemas.microsoft.com/office/word/2010/wordprocessingInk" xmlns:wne="http://schemas.microsoft.com/office/word/2006/wordml" xmlns:wps="http://schemas.microsoft.com/office/word/2010/wordprocessingShape" xmlns:wpsCustomData="http://www.wps.cn/officeDocument/2013/wpsCustomData" mc:Ignorable="w14 w15 wp14">
+  <w:footnote w:type="separator" w:id="0">
+    <w:p>
+      <w:pPr>
+        <w:spacing w:line="360" w:lineRule="auto"/>
+      </w:pPr>
+      <w:r>
+        <w:separator/>
+      </w:r>
+    </w:p>
+  </w:footnote>
+  <w:footnote w:type="continuationSeparator" w:id="1">
+    <w:p>
+      <w:pPr>
+        <w:spacing w:line="360" w:lineRule="auto"/>
+      </w:pPr>
+      <w:r>
+        <w:continuationSeparator/>
+      </w:r>
+    </w:p>
+  </w:footnote>
+</w:footnotes>
+</file>
+
 <file path=word/header1.xml><?xml version="1.0" encoding="utf-8"?>
-<w:hdr xmlns:wpc="http://schemas.microsoft.com/office/word/2010/wordprocessingCanvas" xmlns:mc="http://schemas.openxmlformats.org/markup-compatibility/2006" xmlns:o="urn:schemas-microsoft-com:office:office" xmlns:r="http://schemas.openxmlformats.org/officeDocument/2006/relationships" xmlns:m="http://schemas.openxmlformats.org/officeDocument/2006/math" xmlns:v="urn:schemas-microsoft-com:vml" xmlns:wp14="http://schemas.microsoft.com/office/word/2010/wordprocessingDrawing" xmlns:wp="http://schemas.openxmlformats.org/drawingml/2006/wordprocessingDrawing" xmlns:w10="urn:schemas-microsoft-com:office:word" xmlns:w="http://schemas.openxmlformats.org/wordprocessingml/2006/main" xmlns:w14="http://schemas.microsoft.com/office/word/2010/wordml" xmlns:w15="http://schemas.microsoft.com/office/word/2012/wordml" xmlns:wne="http://schemas.microsoft.com/office/word/2006/wordml" xmlns:wpg="http://schemas.microsoft.com/office/word/2010/wordprocessingGroup" xmlns:wpi="http://schemas.microsoft.com/office/word/2010/wordprocessingInk" xmlns:wps="http://schemas.microsoft.com/office/word/2010/wordprocessingShape" mc:Ignorable="w14 w15 wp14">
+<w:hdr xmlns:wpc="http://schemas.microsoft.com/office/word/2010/wordprocessingCanvas" xmlns:mc="http://schemas.openxmlformats.org/markup-compatibility/2006" xmlns:o="urn:schemas-microsoft-com:office:office" xmlns:r="http://schemas.openxmlformats.org/officeDocument/2006/relationships" xmlns:m="http://schemas.openxmlformats.org/officeDocument/2006/math" xmlns:v="urn:schemas-microsoft-com:vml" xmlns:wp14="http://schemas.microsoft.com/office/word/2010/wordprocessingDrawing" xmlns:wp="http://schemas.openxmlformats.org/drawingml/2006/wordprocessingDrawing" xmlns:w10="urn:schemas-microsoft-com:office:word" xmlns:w="http://schemas.openxmlformats.org/wordprocessingml/2006/main" xmlns:w14="http://schemas.microsoft.com/office/word/2010/wordml" xmlns:w15="http://schemas.microsoft.com/office/word/2012/wordml" xmlns:wpg="http://schemas.microsoft.com/office/word/2010/wordprocessingGroup" xmlns:wpi="http://schemas.microsoft.com/office/word/2010/wordprocessingInk" xmlns:wne="http://schemas.microsoft.com/office/word/2006/wordml" xmlns:wps="http://schemas.microsoft.com/office/word/2010/wordprocessingShape" xmlns:wpsCustomData="http://www.wps.cn/officeDocument/2013/wpsCustomData" mc:Ignorable="w14 w15 wp14">
   <w:p>
     <w:pPr>
-      <w:pStyle w:val="Header"/>
+      <w:pStyle w:val="15"/>
       <w:pBdr>
-        <w:bottom w:val="single" w:sz="4" w:space="1" w:color="auto"/>
+        <w:bottom w:val="single" w:color="auto" w:sz="4" w:space="1"/>
       </w:pBdr>
       <w:jc w:val="right"/>
       <w:rPr>
-        <w:rFonts w:eastAsiaTheme="minorEastAsia" w:hint="eastAsia"/>
+        <w:rFonts w:hint="eastAsia" w:eastAsiaTheme="minorEastAsia"/>
         <w:lang w:eastAsia="zh-CN"/>
       </w:rPr>
     </w:pPr>
     <w:r>
       <w:rPr>
-        <w:rFonts w:eastAsiaTheme="minorEastAsia" w:hint="eastAsia"/>
+        <w:rFonts w:hint="eastAsia" w:eastAsiaTheme="minorEastAsia"/>
         <w:lang w:eastAsia="zh-CN"/>
       </w:rPr>
       <w:t>陕西益利德软件科技有限公司</w:t>
@@ -3745,12 +3825,12 @@
 </file>
 
 <file path=word/numbering.xml><?xml version="1.0" encoding="utf-8"?>
-<w:numbering xmlns:wpc="http://schemas.microsoft.com/office/word/2010/wordprocessingCanvas" xmlns:mc="http://schemas.openxmlformats.org/markup-compatibility/2006" xmlns:o="urn:schemas-microsoft-com:office:office" xmlns:r="http://schemas.openxmlformats.org/officeDocument/2006/relationships" xmlns:m="http://schemas.openxmlformats.org/officeDocument/2006/math" xmlns:v="urn:schemas-microsoft-com:vml" xmlns:wp14="http://schemas.microsoft.com/office/word/2010/wordprocessingDrawing" xmlns:wp="http://schemas.openxmlformats.org/drawingml/2006/wordprocessingDrawing" xmlns:w10="urn:schemas-microsoft-com:office:word" xmlns:w="http://schemas.openxmlformats.org/wordprocessingml/2006/main" xmlns:w14="http://schemas.microsoft.com/office/word/2010/wordml" xmlns:w15="http://schemas.microsoft.com/office/word/2012/wordml" xmlns:wne="http://schemas.microsoft.com/office/word/2006/wordml" xmlns:wpg="http://schemas.microsoft.com/office/word/2010/wordprocessingGroup" xmlns:wpi="http://schemas.microsoft.com/office/word/2010/wordprocessingInk" xmlns:wps="http://schemas.microsoft.com/office/word/2010/wordprocessingShape" mc:Ignorable="w14 w15 wp14">
+<w:numbering xmlns:wpc="http://schemas.microsoft.com/office/word/2010/wordprocessingCanvas" xmlns:mc="http://schemas.openxmlformats.org/markup-compatibility/2006" xmlns:o="urn:schemas-microsoft-com:office:office" xmlns:r="http://schemas.openxmlformats.org/officeDocument/2006/relationships" xmlns:m="http://schemas.openxmlformats.org/officeDocument/2006/math" xmlns:v="urn:schemas-microsoft-com:vml" xmlns:wp14="http://schemas.microsoft.com/office/word/2010/wordprocessingDrawing" xmlns:wp="http://schemas.openxmlformats.org/drawingml/2006/wordprocessingDrawing" xmlns:w10="urn:schemas-microsoft-com:office:word" xmlns:w="http://schemas.openxmlformats.org/wordprocessingml/2006/main" xmlns:w14="http://schemas.microsoft.com/office/word/2010/wordml" xmlns:wpg="http://schemas.microsoft.com/office/word/2010/wordprocessingGroup" xmlns:wpi="http://schemas.microsoft.com/office/word/2010/wordprocessingInk" xmlns:wne="http://schemas.microsoft.com/office/word/2006/wordml" xmlns:wps="http://schemas.microsoft.com/office/word/2010/wordprocessingShape" xmlns:wpsCustomData="http://www.wps.cn/officeDocument/2013/wpsCustomData" mc:Ignorable="w14 wp14">
   <w:abstractNum w:abstractNumId="0">
     <w:nsid w:val="863E95BB"/>
     <w:multiLevelType w:val="singleLevel"/>
     <w:tmpl w:val="863E95BB"/>
-    <w:lvl w:ilvl="0">
+    <w:lvl w:ilvl="0" w:tentative="0">
       <w:start w:val="1"/>
       <w:numFmt w:val="decimal"/>
       <w:lvlText w:val="%1."/>
@@ -3767,10 +3847,10 @@
     <w:nsid w:val="8E964DCE"/>
     <w:multiLevelType w:val="multilevel"/>
     <w:tmpl w:val="8E964DCE"/>
-    <w:lvl w:ilvl="0">
+    <w:lvl w:ilvl="0" w:tentative="0">
       <w:start w:val="1"/>
       <w:numFmt w:val="decimal"/>
-      <w:pStyle w:val="Heading1"/>
+      <w:pStyle w:val="2"/>
       <w:lvlText w:val="%1."/>
       <w:lvlJc w:val="left"/>
       <w:pPr>
@@ -3780,10 +3860,10 @@
         <w:rFonts w:hint="default"/>
       </w:rPr>
     </w:lvl>
-    <w:lvl w:ilvl="1">
+    <w:lvl w:ilvl="1" w:tentative="0">
       <w:start w:val="1"/>
       <w:numFmt w:val="decimal"/>
-      <w:pStyle w:val="Heading2"/>
+      <w:pStyle w:val="3"/>
       <w:lvlText w:val="%1.%2."/>
       <w:lvlJc w:val="left"/>
       <w:pPr>
@@ -3793,10 +3873,10 @@
         <w:rFonts w:hint="default"/>
       </w:rPr>
     </w:lvl>
-    <w:lvl w:ilvl="2">
+    <w:lvl w:ilvl="2" w:tentative="0">
       <w:start w:val="1"/>
       <w:numFmt w:val="decimal"/>
-      <w:pStyle w:val="Heading3"/>
+      <w:pStyle w:val="4"/>
       <w:lvlText w:val="%1.%2.%3."/>
       <w:lvlJc w:val="left"/>
       <w:pPr>
@@ -3806,10 +3886,10 @@
         <w:rFonts w:hint="default"/>
       </w:rPr>
     </w:lvl>
-    <w:lvl w:ilvl="3">
+    <w:lvl w:ilvl="3" w:tentative="0">
       <w:start w:val="1"/>
       <w:numFmt w:val="decimal"/>
-      <w:pStyle w:val="Heading4"/>
+      <w:pStyle w:val="5"/>
       <w:lvlText w:val="%1.%2.%3.%4."/>
       <w:lvlJc w:val="left"/>
       <w:pPr>
@@ -3819,10 +3899,10 @@
         <w:rFonts w:hint="default"/>
       </w:rPr>
     </w:lvl>
-    <w:lvl w:ilvl="4">
+    <w:lvl w:ilvl="4" w:tentative="0">
       <w:start w:val="1"/>
       <w:numFmt w:val="decimal"/>
-      <w:pStyle w:val="Heading5"/>
+      <w:pStyle w:val="6"/>
       <w:lvlText w:val="%1.%2.%3.%4.%5."/>
       <w:lvlJc w:val="left"/>
       <w:pPr>
@@ -3832,10 +3912,10 @@
         <w:rFonts w:hint="default"/>
       </w:rPr>
     </w:lvl>
-    <w:lvl w:ilvl="5">
+    <w:lvl w:ilvl="5" w:tentative="0">
       <w:start w:val="1"/>
       <w:numFmt w:val="decimal"/>
-      <w:pStyle w:val="Heading6"/>
+      <w:pStyle w:val="7"/>
       <w:lvlText w:val="%1.%2.%3.%4.%5.%6."/>
       <w:lvlJc w:val="left"/>
       <w:pPr>
@@ -3845,10 +3925,10 @@
         <w:rFonts w:hint="default"/>
       </w:rPr>
     </w:lvl>
-    <w:lvl w:ilvl="6">
+    <w:lvl w:ilvl="6" w:tentative="0">
       <w:start w:val="1"/>
       <w:numFmt w:val="decimal"/>
-      <w:pStyle w:val="Heading7"/>
+      <w:pStyle w:val="8"/>
       <w:lvlText w:val="%1.%2.%3.%4.%5.%6.%7."/>
       <w:lvlJc w:val="left"/>
       <w:pPr>
@@ -3858,10 +3938,10 @@
         <w:rFonts w:hint="default"/>
       </w:rPr>
     </w:lvl>
-    <w:lvl w:ilvl="7">
+    <w:lvl w:ilvl="7" w:tentative="0">
       <w:start w:val="1"/>
       <w:numFmt w:val="decimal"/>
-      <w:pStyle w:val="Heading8"/>
+      <w:pStyle w:val="9"/>
       <w:lvlText w:val="%1.%2.%3.%4.%5.%6.%7.%8."/>
       <w:lvlJc w:val="left"/>
       <w:pPr>
@@ -3871,10 +3951,10 @@
         <w:rFonts w:hint="default"/>
       </w:rPr>
     </w:lvl>
-    <w:lvl w:ilvl="8">
+    <w:lvl w:ilvl="8" w:tentative="0">
       <w:start w:val="1"/>
       <w:numFmt w:val="decimal"/>
-      <w:pStyle w:val="Heading9"/>
+      <w:pStyle w:val="10"/>
       <w:lvlText w:val="%1.%2.%3.%4.%5.%6.%7.%8.%9."/>
       <w:lvlJc w:val="left"/>
       <w:pPr>
@@ -3889,7 +3969,7 @@
     <w:nsid w:val="F9539CF3"/>
     <w:multiLevelType w:val="singleLevel"/>
     <w:tmpl w:val="F9539CF3"/>
-    <w:lvl w:ilvl="0">
+    <w:lvl w:ilvl="0" w:tentative="0">
       <w:start w:val="1"/>
       <w:numFmt w:val="decimal"/>
       <w:lvlText w:val="%1."/>
@@ -3906,7 +3986,7 @@
     <w:nsid w:val="24077411"/>
     <w:multiLevelType w:val="singleLevel"/>
     <w:tmpl w:val="24077411"/>
-    <w:lvl w:ilvl="0">
+    <w:lvl w:ilvl="0" w:tentative="0">
       <w:start w:val="1"/>
       <w:numFmt w:val="decimal"/>
       <w:lvlText w:val="%1."/>
@@ -3935,267 +4015,269 @@
 </file>
 
 <file path=word/styles.xml><?xml version="1.0" encoding="utf-8"?>
-<w:styles xmlns:mc="http://schemas.openxmlformats.org/markup-compatibility/2006" xmlns:r="http://schemas.openxmlformats.org/officeDocument/2006/relationships" xmlns:w="http://schemas.openxmlformats.org/wordprocessingml/2006/main" xmlns:w14="http://schemas.microsoft.com/office/word/2010/wordml" xmlns:w15="http://schemas.microsoft.com/office/word/2012/wordml" mc:Ignorable="w14 w15">
+<w:styles xmlns:mc="http://schemas.openxmlformats.org/markup-compatibility/2006" xmlns:o="urn:schemas-microsoft-com:office:office" xmlns:r="http://schemas.openxmlformats.org/officeDocument/2006/relationships" xmlns:m="http://schemas.openxmlformats.org/officeDocument/2006/math" xmlns:v="urn:schemas-microsoft-com:vml" xmlns:w="http://schemas.openxmlformats.org/wordprocessingml/2006/main" xmlns:w14="http://schemas.microsoft.com/office/word/2010/wordml" xmlns:w10="urn:schemas-microsoft-com:office:word" xmlns:sl="http://schemas.openxmlformats.org/schemaLibrary/2006/main" xmlns:wpsCustomData="http://www.wps.cn/officeDocument/2013/wpsCustomData" mc:Ignorable="w14">
   <w:docDefaults>
     <w:rPrDefault>
       <w:rPr>
-        <w:rFonts w:ascii="Times New Roman" w:eastAsia="宋体" w:hAnsi="Times New Roman" w:cs="Times New Roman"/>
+        <w:rFonts w:ascii="Times New Roman" w:hAnsi="Times New Roman" w:eastAsia="宋体" w:cs="Times New Roman"/>
       </w:rPr>
     </w:rPrDefault>
     <w:pPrDefault/>
   </w:docDefaults>
-  <w:latentStyles w:defLockedState="0" w:defUIPriority="99" w:defSemiHidden="1" w:defUnhideWhenUsed="1" w:defQFormat="0" w:count="260">
-    <w:lsdException w:name="Normal" w:semiHidden="0" w:uiPriority="0" w:unhideWhenUsed="0" w:qFormat="1"/>
-    <w:lsdException w:name="heading 1" w:semiHidden="0" w:uiPriority="0" w:unhideWhenUsed="0" w:qFormat="1"/>
-    <w:lsdException w:name="heading 2" w:semiHidden="0" w:uiPriority="0" w:qFormat="1"/>
-    <w:lsdException w:name="heading 3" w:uiPriority="0" w:qFormat="1"/>
-    <w:lsdException w:name="heading 4" w:semiHidden="0" w:uiPriority="0" w:qFormat="1"/>
-    <w:lsdException w:name="heading 5" w:uiPriority="0" w:qFormat="1"/>
-    <w:lsdException w:name="heading 6" w:uiPriority="0" w:qFormat="1"/>
-    <w:lsdException w:name="heading 7" w:uiPriority="0" w:qFormat="1"/>
-    <w:lsdException w:name="heading 8" w:uiPriority="0" w:qFormat="1"/>
-    <w:lsdException w:name="heading 9" w:uiPriority="0" w:qFormat="1"/>
-    <w:lsdException w:name="index 1" w:semiHidden="0" w:uiPriority="0" w:unhideWhenUsed="0"/>
-    <w:lsdException w:name="index 2" w:semiHidden="0" w:uiPriority="0" w:unhideWhenUsed="0"/>
-    <w:lsdException w:name="index 3" w:semiHidden="0" w:uiPriority="0" w:unhideWhenUsed="0"/>
-    <w:lsdException w:name="index 4" w:semiHidden="0" w:uiPriority="0" w:unhideWhenUsed="0"/>
-    <w:lsdException w:name="index 5" w:semiHidden="0" w:uiPriority="0" w:unhideWhenUsed="0"/>
-    <w:lsdException w:name="index 6" w:semiHidden="0" w:uiPriority="0" w:unhideWhenUsed="0"/>
-    <w:lsdException w:name="index 7" w:semiHidden="0" w:uiPriority="0" w:unhideWhenUsed="0"/>
-    <w:lsdException w:name="index 8" w:semiHidden="0" w:uiPriority="0" w:unhideWhenUsed="0"/>
-    <w:lsdException w:name="index 9" w:semiHidden="0" w:uiPriority="0" w:unhideWhenUsed="0"/>
-    <w:lsdException w:name="toc 1" w:semiHidden="0" w:uiPriority="0" w:unhideWhenUsed="0" w:qFormat="1"/>
-    <w:lsdException w:name="toc 2" w:semiHidden="0" w:uiPriority="0" w:unhideWhenUsed="0" w:qFormat="1"/>
-    <w:lsdException w:name="toc 3" w:semiHidden="0" w:uiPriority="0" w:unhideWhenUsed="0" w:qFormat="1"/>
-    <w:lsdException w:name="toc 4" w:semiHidden="0" w:uiPriority="0" w:unhideWhenUsed="0"/>
-    <w:lsdException w:name="toc 5" w:semiHidden="0" w:uiPriority="0" w:unhideWhenUsed="0"/>
-    <w:lsdException w:name="toc 6" w:semiHidden="0" w:uiPriority="0" w:unhideWhenUsed="0"/>
-    <w:lsdException w:name="toc 7" w:semiHidden="0" w:uiPriority="0" w:unhideWhenUsed="0"/>
-    <w:lsdException w:name="toc 8" w:semiHidden="0" w:uiPriority="0" w:unhideWhenUsed="0"/>
-    <w:lsdException w:name="toc 9" w:semiHidden="0" w:uiPriority="0" w:unhideWhenUsed="0"/>
-    <w:lsdException w:name="Normal Indent" w:semiHidden="0" w:uiPriority="0" w:unhideWhenUsed="0"/>
-    <w:lsdException w:name="footnote text" w:semiHidden="0" w:uiPriority="0" w:unhideWhenUsed="0"/>
-    <w:lsdException w:name="annotation text" w:semiHidden="0" w:uiPriority="0" w:unhideWhenUsed="0" w:qFormat="1"/>
-    <w:lsdException w:name="header" w:semiHidden="0" w:uiPriority="0" w:unhideWhenUsed="0" w:qFormat="1"/>
-    <w:lsdException w:name="footer" w:semiHidden="0" w:uiPriority="0" w:unhideWhenUsed="0" w:qFormat="1"/>
-    <w:lsdException w:name="index heading" w:semiHidden="0" w:uiPriority="0" w:unhideWhenUsed="0"/>
-    <w:lsdException w:name="caption" w:uiPriority="0" w:qFormat="1"/>
-    <w:lsdException w:name="table of figures" w:semiHidden="0" w:uiPriority="0" w:unhideWhenUsed="0"/>
-    <w:lsdException w:name="envelope address" w:semiHidden="0" w:uiPriority="0" w:unhideWhenUsed="0"/>
-    <w:lsdException w:name="envelope return" w:semiHidden="0" w:uiPriority="0" w:unhideWhenUsed="0"/>
-    <w:lsdException w:name="footnote reference" w:semiHidden="0" w:uiPriority="0" w:unhideWhenUsed="0"/>
-    <w:lsdException w:name="annotation reference" w:semiHidden="0" w:uiPriority="0" w:unhideWhenUsed="0"/>
-    <w:lsdException w:name="line number" w:semiHidden="0" w:uiPriority="0" w:unhideWhenUsed="0"/>
-    <w:lsdException w:name="page number" w:semiHidden="0" w:uiPriority="0" w:unhideWhenUsed="0"/>
-    <w:lsdException w:name="endnote reference" w:semiHidden="0" w:uiPriority="0" w:unhideWhenUsed="0"/>
-    <w:lsdException w:name="endnote text" w:semiHidden="0" w:uiPriority="0" w:unhideWhenUsed="0"/>
-    <w:lsdException w:name="table of authorities" w:semiHidden="0" w:uiPriority="0" w:unhideWhenUsed="0"/>
-    <w:lsdException w:name="macro" w:semiHidden="0" w:uiPriority="0" w:unhideWhenUsed="0"/>
-    <w:lsdException w:name="toa heading" w:semiHidden="0" w:uiPriority="0" w:unhideWhenUsed="0"/>
-    <w:lsdException w:name="List" w:semiHidden="0" w:uiPriority="0" w:unhideWhenUsed="0"/>
-    <w:lsdException w:name="List Bullet" w:semiHidden="0" w:uiPriority="0" w:unhideWhenUsed="0"/>
-    <w:lsdException w:name="List Number" w:semiHidden="0" w:uiPriority="0" w:unhideWhenUsed="0"/>
-    <w:lsdException w:name="List 2" w:semiHidden="0" w:uiPriority="0" w:unhideWhenUsed="0"/>
-    <w:lsdException w:name="List 3" w:semiHidden="0" w:uiPriority="0" w:unhideWhenUsed="0"/>
-    <w:lsdException w:name="List 4" w:semiHidden="0" w:uiPriority="0" w:unhideWhenUsed="0"/>
-    <w:lsdException w:name="List 5" w:semiHidden="0" w:uiPriority="0" w:unhideWhenUsed="0"/>
-    <w:lsdException w:name="List Bullet 2" w:semiHidden="0" w:uiPriority="0" w:unhideWhenUsed="0"/>
-    <w:lsdException w:name="List Bullet 3" w:semiHidden="0" w:uiPriority="0" w:unhideWhenUsed="0"/>
-    <w:lsdException w:name="List Bullet 4" w:semiHidden="0" w:uiPriority="0" w:unhideWhenUsed="0"/>
-    <w:lsdException w:name="List Bullet 5" w:semiHidden="0" w:uiPriority="0" w:unhideWhenUsed="0"/>
-    <w:lsdException w:name="List Number 2" w:semiHidden="0" w:uiPriority="0" w:unhideWhenUsed="0"/>
-    <w:lsdException w:name="List Number 3" w:semiHidden="0" w:uiPriority="0" w:unhideWhenUsed="0"/>
-    <w:lsdException w:name="List Number 4" w:semiHidden="0" w:uiPriority="0" w:unhideWhenUsed="0"/>
-    <w:lsdException w:name="List Number 5" w:semiHidden="0" w:uiPriority="0" w:unhideWhenUsed="0"/>
-    <w:lsdException w:name="Title" w:semiHidden="0" w:uiPriority="0" w:unhideWhenUsed="0" w:qFormat="1"/>
-    <w:lsdException w:name="Closing" w:semiHidden="0" w:uiPriority="0" w:unhideWhenUsed="0"/>
-    <w:lsdException w:name="Signature" w:semiHidden="0" w:uiPriority="0" w:unhideWhenUsed="0"/>
-    <w:lsdException w:name="Default Paragraph Font" w:uiPriority="0" w:unhideWhenUsed="0" w:qFormat="1"/>
-    <w:lsdException w:name="Body Text" w:uiPriority="0" w:unhideWhenUsed="0" w:qFormat="1"/>
-    <w:lsdException w:name="Body Text Indent" w:semiHidden="0" w:uiPriority="0" w:unhideWhenUsed="0"/>
-    <w:lsdException w:name="List Continue" w:semiHidden="0" w:uiPriority="0" w:unhideWhenUsed="0"/>
-    <w:lsdException w:name="List Continue 2" w:semiHidden="0" w:uiPriority="0" w:unhideWhenUsed="0"/>
-    <w:lsdException w:name="List Continue 3" w:semiHidden="0" w:uiPriority="0" w:unhideWhenUsed="0"/>
-    <w:lsdException w:name="List Continue 4" w:semiHidden="0" w:uiPriority="0" w:unhideWhenUsed="0"/>
-    <w:lsdException w:name="List Continue 5" w:semiHidden="0" w:uiPriority="0" w:unhideWhenUsed="0"/>
-    <w:lsdException w:name="Message Header" w:semiHidden="0" w:uiPriority="0" w:unhideWhenUsed="0"/>
-    <w:lsdException w:name="Subtitle" w:semiHidden="0" w:uiPriority="0" w:unhideWhenUsed="0" w:qFormat="1"/>
-    <w:lsdException w:name="Salutation" w:semiHidden="0" w:uiPriority="0" w:unhideWhenUsed="0"/>
-    <w:lsdException w:name="Date" w:semiHidden="0" w:uiPriority="0" w:unhideWhenUsed="0"/>
-    <w:lsdException w:name="Body Text First Indent" w:semiHidden="0" w:uiPriority="0" w:unhideWhenUsed="0"/>
-    <w:lsdException w:name="Body Text First Indent 2" w:semiHidden="0" w:uiPriority="0" w:unhideWhenUsed="0"/>
-    <w:lsdException w:name="Body Text 2" w:semiHidden="0" w:uiPriority="0" w:unhideWhenUsed="0"/>
-    <w:lsdException w:name="Body Text 3" w:semiHidden="0" w:uiPriority="0" w:unhideWhenUsed="0"/>
-    <w:lsdException w:name="Body Text Indent 2" w:semiHidden="0" w:uiPriority="0" w:unhideWhenUsed="0"/>
-    <w:lsdException w:name="Body Text Indent 3" w:semiHidden="0" w:uiPriority="0" w:unhideWhenUsed="0"/>
-    <w:lsdException w:name="Block Text" w:semiHidden="0" w:uiPriority="0" w:unhideWhenUsed="0"/>
-    <w:lsdException w:name="Hyperlink" w:semiHidden="0" w:uiPriority="0" w:unhideWhenUsed="0"/>
-    <w:lsdException w:name="FollowedHyperlink" w:semiHidden="0" w:uiPriority="0" w:unhideWhenUsed="0"/>
-    <w:lsdException w:name="Strong" w:semiHidden="0" w:uiPriority="0" w:unhideWhenUsed="0" w:qFormat="1"/>
-    <w:lsdException w:name="Emphasis" w:semiHidden="0" w:uiPriority="0" w:unhideWhenUsed="0" w:qFormat="1"/>
-    <w:lsdException w:name="Document Map" w:semiHidden="0" w:uiPriority="0" w:unhideWhenUsed="0"/>
-    <w:lsdException w:name="Plain Text" w:semiHidden="0" w:uiPriority="0" w:unhideWhenUsed="0"/>
-    <w:lsdException w:name="E-mail Signature" w:semiHidden="0" w:uiPriority="0" w:unhideWhenUsed="0"/>
-    <w:lsdException w:name="Normal (Web)" w:semiHidden="0" w:uiPriority="0" w:unhideWhenUsed="0" w:qFormat="1"/>
-    <w:lsdException w:name="HTML Acronym" w:semiHidden="0" w:uiPriority="0" w:unhideWhenUsed="0"/>
-    <w:lsdException w:name="HTML Address" w:semiHidden="0" w:uiPriority="0" w:unhideWhenUsed="0"/>
-    <w:lsdException w:name="HTML Cite" w:semiHidden="0" w:uiPriority="0" w:unhideWhenUsed="0"/>
-    <w:lsdException w:name="HTML Code" w:semiHidden="0" w:uiPriority="0" w:unhideWhenUsed="0"/>
-    <w:lsdException w:name="HTML Definition" w:semiHidden="0" w:uiPriority="0" w:unhideWhenUsed="0"/>
-    <w:lsdException w:name="HTML Keyboard" w:semiHidden="0" w:uiPriority="0" w:unhideWhenUsed="0"/>
-    <w:lsdException w:name="HTML Preformatted" w:semiHidden="0" w:uiPriority="0" w:unhideWhenUsed="0"/>
-    <w:lsdException w:name="HTML Sample" w:semiHidden="0" w:uiPriority="0" w:unhideWhenUsed="0"/>
-    <w:lsdException w:name="HTML Typewriter" w:semiHidden="0" w:uiPriority="0" w:unhideWhenUsed="0"/>
-    <w:lsdException w:name="HTML Variable" w:semiHidden="0" w:uiPriority="0" w:unhideWhenUsed="0"/>
-    <w:lsdException w:name="Normal Table" w:uiPriority="0" w:unhideWhenUsed="0" w:qFormat="1"/>
-    <w:lsdException w:name="annotation subject" w:semiHidden="0" w:uiPriority="0" w:unhideWhenUsed="0"/>
-    <w:lsdException w:name="Table Simple 1" w:semiHidden="0" w:uiPriority="0" w:unhideWhenUsed="0"/>
-    <w:lsdException w:name="Table Simple 2" w:semiHidden="0" w:uiPriority="0" w:unhideWhenUsed="0"/>
-    <w:lsdException w:name="Table Simple 3" w:semiHidden="0" w:uiPriority="0" w:unhideWhenUsed="0"/>
-    <w:lsdException w:name="Table Classic 1" w:semiHidden="0" w:uiPriority="0" w:unhideWhenUsed="0"/>
-    <w:lsdException w:name="Table Classic 2" w:semiHidden="0" w:uiPriority="0" w:unhideWhenUsed="0"/>
-    <w:lsdException w:name="Table Classic 3" w:semiHidden="0" w:uiPriority="0" w:unhideWhenUsed="0"/>
-    <w:lsdException w:name="Table Classic 4" w:semiHidden="0" w:uiPriority="0" w:unhideWhenUsed="0"/>
-    <w:lsdException w:name="Table Colorful 1" w:semiHidden="0" w:uiPriority="0" w:unhideWhenUsed="0"/>
-    <w:lsdException w:name="Table Colorful 2" w:semiHidden="0" w:uiPriority="0" w:unhideWhenUsed="0"/>
-    <w:lsdException w:name="Table Colorful 3" w:semiHidden="0" w:uiPriority="0" w:unhideWhenUsed="0"/>
-    <w:lsdException w:name="Table Columns 1" w:semiHidden="0" w:uiPriority="0" w:unhideWhenUsed="0"/>
-    <w:lsdException w:name="Table Columns 2" w:semiHidden="0" w:uiPriority="0" w:unhideWhenUsed="0"/>
-    <w:lsdException w:name="Table Columns 3" w:semiHidden="0" w:uiPriority="0" w:unhideWhenUsed="0"/>
-    <w:lsdException w:name="Table Columns 4" w:semiHidden="0" w:uiPriority="0" w:unhideWhenUsed="0"/>
-    <w:lsdException w:name="Table Columns 5" w:semiHidden="0" w:uiPriority="0" w:unhideWhenUsed="0"/>
-    <w:lsdException w:name="Table Grid 1" w:semiHidden="0" w:uiPriority="0" w:unhideWhenUsed="0"/>
-    <w:lsdException w:name="Table Grid 2" w:semiHidden="0" w:uiPriority="0" w:unhideWhenUsed="0"/>
-    <w:lsdException w:name="Table Grid 3" w:semiHidden="0" w:uiPriority="0" w:unhideWhenUsed="0"/>
-    <w:lsdException w:name="Table Grid 4" w:semiHidden="0" w:uiPriority="0" w:unhideWhenUsed="0"/>
-    <w:lsdException w:name="Table Grid 5" w:semiHidden="0" w:uiPriority="0" w:unhideWhenUsed="0"/>
-    <w:lsdException w:name="Table Grid 6" w:semiHidden="0" w:uiPriority="0" w:unhideWhenUsed="0"/>
-    <w:lsdException w:name="Table Grid 7" w:semiHidden="0" w:uiPriority="0" w:unhideWhenUsed="0"/>
-    <w:lsdException w:name="Table Grid 8" w:semiHidden="0" w:uiPriority="0" w:unhideWhenUsed="0"/>
-    <w:lsdException w:name="Table List 1" w:semiHidden="0" w:uiPriority="0" w:unhideWhenUsed="0"/>
-    <w:lsdException w:name="Table List 2" w:semiHidden="0" w:uiPriority="0" w:unhideWhenUsed="0"/>
-    <w:lsdException w:name="Table List 3" w:semiHidden="0" w:uiPriority="0" w:unhideWhenUsed="0"/>
-    <w:lsdException w:name="Table List 4" w:semiHidden="0" w:uiPriority="0" w:unhideWhenUsed="0"/>
-    <w:lsdException w:name="Table List 5" w:semiHidden="0" w:uiPriority="0" w:unhideWhenUsed="0"/>
-    <w:lsdException w:name="Table List 6" w:semiHidden="0" w:uiPriority="0" w:unhideWhenUsed="0"/>
-    <w:lsdException w:name="Table List 7" w:semiHidden="0" w:uiPriority="0" w:unhideWhenUsed="0"/>
-    <w:lsdException w:name="Table List 8" w:semiHidden="0" w:uiPriority="0" w:unhideWhenUsed="0"/>
-    <w:lsdException w:name="Table 3D effects 1" w:semiHidden="0" w:uiPriority="0" w:unhideWhenUsed="0"/>
-    <w:lsdException w:name="Table 3D effects 2" w:semiHidden="0" w:uiPriority="0" w:unhideWhenUsed="0"/>
-    <w:lsdException w:name="Table 3D effects 3" w:semiHidden="0" w:uiPriority="0" w:unhideWhenUsed="0"/>
-    <w:lsdException w:name="Table Contemporary" w:semiHidden="0" w:uiPriority="0" w:unhideWhenUsed="0"/>
-    <w:lsdException w:name="Table Elegant" w:semiHidden="0" w:uiPriority="0" w:unhideWhenUsed="0"/>
-    <w:lsdException w:name="Table Professional" w:semiHidden="0" w:uiPriority="0" w:unhideWhenUsed="0"/>
-    <w:lsdException w:name="Table Subtle 1" w:semiHidden="0" w:uiPriority="0" w:unhideWhenUsed="0"/>
-    <w:lsdException w:name="Table Subtle 2" w:semiHidden="0" w:uiPriority="0" w:unhideWhenUsed="0"/>
-    <w:lsdException w:name="Table Web 1" w:semiHidden="0" w:uiPriority="0" w:unhideWhenUsed="0"/>
-    <w:lsdException w:name="Table Web 2" w:semiHidden="0" w:uiPriority="0" w:unhideWhenUsed="0"/>
-    <w:lsdException w:name="Table Web 3" w:semiHidden="0" w:uiPriority="0" w:unhideWhenUsed="0"/>
-    <w:lsdException w:name="Balloon Text" w:semiHidden="0" w:uiPriority="0" w:unhideWhenUsed="0"/>
-    <w:lsdException w:name="Table Grid" w:semiHidden="0" w:uiPriority="0" w:unhideWhenUsed="0" w:qFormat="1"/>
-    <w:lsdException w:name="Table Theme" w:semiHidden="0" w:uiPriority="0" w:unhideWhenUsed="0"/>
-    <w:lsdException w:name="Light Shading" w:semiHidden="0" w:uiPriority="60" w:unhideWhenUsed="0"/>
-    <w:lsdException w:name="Light List" w:semiHidden="0" w:uiPriority="61" w:unhideWhenUsed="0"/>
-    <w:lsdException w:name="Light Grid" w:semiHidden="0" w:uiPriority="62" w:unhideWhenUsed="0"/>
-    <w:lsdException w:name="Medium Shading 1" w:semiHidden="0" w:uiPriority="63" w:unhideWhenUsed="0"/>
-    <w:lsdException w:name="Medium Shading 2" w:semiHidden="0" w:uiPriority="64" w:unhideWhenUsed="0"/>
-    <w:lsdException w:name="Medium List 1" w:semiHidden="0" w:uiPriority="65" w:unhideWhenUsed="0"/>
-    <w:lsdException w:name="Medium List 2" w:semiHidden="0" w:uiPriority="66" w:unhideWhenUsed="0"/>
-    <w:lsdException w:name="Medium Grid 1" w:semiHidden="0" w:uiPriority="67" w:unhideWhenUsed="0"/>
-    <w:lsdException w:name="Medium Grid 2" w:semiHidden="0" w:uiPriority="68" w:unhideWhenUsed="0"/>
-    <w:lsdException w:name="Medium Grid 3" w:semiHidden="0" w:uiPriority="69" w:unhideWhenUsed="0"/>
-    <w:lsdException w:name="Dark List" w:semiHidden="0" w:uiPriority="70" w:unhideWhenUsed="0"/>
-    <w:lsdException w:name="Colorful Shading" w:semiHidden="0" w:uiPriority="71" w:unhideWhenUsed="0"/>
-    <w:lsdException w:name="Colorful List" w:semiHidden="0" w:uiPriority="72" w:unhideWhenUsed="0"/>
-    <w:lsdException w:name="Colorful Grid" w:semiHidden="0" w:uiPriority="73" w:unhideWhenUsed="0"/>
-    <w:lsdException w:name="Light Shading Accent 1" w:semiHidden="0" w:uiPriority="60" w:unhideWhenUsed="0"/>
-    <w:lsdException w:name="Light List Accent 1" w:semiHidden="0" w:uiPriority="61" w:unhideWhenUsed="0"/>
-    <w:lsdException w:name="Light Grid Accent 1" w:semiHidden="0" w:uiPriority="62" w:unhideWhenUsed="0"/>
-    <w:lsdException w:name="Medium Shading 1 Accent 1" w:semiHidden="0" w:uiPriority="63" w:unhideWhenUsed="0"/>
-    <w:lsdException w:name="Medium Shading 2 Accent 1" w:semiHidden="0" w:uiPriority="64" w:unhideWhenUsed="0"/>
-    <w:lsdException w:name="Medium List 1 Accent 1" w:semiHidden="0" w:uiPriority="65" w:unhideWhenUsed="0"/>
-    <w:lsdException w:name="Medium List 2 Accent 1" w:semiHidden="0" w:uiPriority="66" w:unhideWhenUsed="0"/>
-    <w:lsdException w:name="Medium Grid 1 Accent 1" w:semiHidden="0" w:uiPriority="67" w:unhideWhenUsed="0"/>
-    <w:lsdException w:name="Medium Grid 2 Accent 1" w:semiHidden="0" w:uiPriority="68" w:unhideWhenUsed="0"/>
-    <w:lsdException w:name="Medium Grid 3 Accent 1" w:semiHidden="0" w:uiPriority="69" w:unhideWhenUsed="0"/>
-    <w:lsdException w:name="Dark List Accent 1" w:semiHidden="0" w:uiPriority="70" w:unhideWhenUsed="0"/>
-    <w:lsdException w:name="Colorful Shading Accent 1" w:semiHidden="0" w:uiPriority="71" w:unhideWhenUsed="0"/>
-    <w:lsdException w:name="Colorful List Accent 1" w:semiHidden="0" w:uiPriority="72" w:unhideWhenUsed="0"/>
-    <w:lsdException w:name="Colorful Grid Accent 1" w:semiHidden="0" w:uiPriority="73" w:unhideWhenUsed="0"/>
-    <w:lsdException w:name="Light Shading Accent 2" w:semiHidden="0" w:uiPriority="60" w:unhideWhenUsed="0"/>
-    <w:lsdException w:name="Light List Accent 2" w:semiHidden="0" w:uiPriority="61" w:unhideWhenUsed="0"/>
-    <w:lsdException w:name="Light Grid Accent 2" w:semiHidden="0" w:uiPriority="62" w:unhideWhenUsed="0"/>
-    <w:lsdException w:name="Medium Shading 1 Accent 2" w:semiHidden="0" w:uiPriority="63" w:unhideWhenUsed="0"/>
-    <w:lsdException w:name="Medium Shading 2 Accent 2" w:semiHidden="0" w:uiPriority="64" w:unhideWhenUsed="0"/>
-    <w:lsdException w:name="Medium List 1 Accent 2" w:semiHidden="0" w:uiPriority="65" w:unhideWhenUsed="0"/>
-    <w:lsdException w:name="Medium List 2 Accent 2" w:semiHidden="0" w:uiPriority="66" w:unhideWhenUsed="0"/>
-    <w:lsdException w:name="Medium Grid 1 Accent 2" w:semiHidden="0" w:uiPriority="67" w:unhideWhenUsed="0"/>
-    <w:lsdException w:name="Medium Grid 2 Accent 2" w:semiHidden="0" w:uiPriority="68" w:unhideWhenUsed="0"/>
-    <w:lsdException w:name="Medium Grid 3 Accent 2" w:semiHidden="0" w:uiPriority="69" w:unhideWhenUsed="0"/>
-    <w:lsdException w:name="Dark List Accent 2" w:semiHidden="0" w:uiPriority="70" w:unhideWhenUsed="0"/>
-    <w:lsdException w:name="Colorful Shading Accent 2" w:semiHidden="0" w:uiPriority="71" w:unhideWhenUsed="0"/>
-    <w:lsdException w:name="Colorful List Accent 2" w:semiHidden="0" w:uiPriority="72" w:unhideWhenUsed="0"/>
-    <w:lsdException w:name="Colorful Grid Accent 2" w:semiHidden="0" w:uiPriority="73" w:unhideWhenUsed="0"/>
-    <w:lsdException w:name="Light Shading Accent 3" w:semiHidden="0" w:uiPriority="60" w:unhideWhenUsed="0"/>
-    <w:lsdException w:name="Light List Accent 3" w:semiHidden="0" w:uiPriority="61" w:unhideWhenUsed="0"/>
-    <w:lsdException w:name="Light Grid Accent 3" w:semiHidden="0" w:uiPriority="62" w:unhideWhenUsed="0"/>
-    <w:lsdException w:name="Medium Shading 1 Accent 3" w:semiHidden="0" w:uiPriority="63" w:unhideWhenUsed="0"/>
-    <w:lsdException w:name="Medium Shading 2 Accent 3" w:semiHidden="0" w:uiPriority="64" w:unhideWhenUsed="0"/>
-    <w:lsdException w:name="Medium List 1 Accent 3" w:semiHidden="0" w:uiPriority="65" w:unhideWhenUsed="0"/>
-    <w:lsdException w:name="Medium List 2 Accent 3" w:semiHidden="0" w:uiPriority="66" w:unhideWhenUsed="0"/>
-    <w:lsdException w:name="Medium Grid 1 Accent 3" w:semiHidden="0" w:uiPriority="67" w:unhideWhenUsed="0"/>
-    <w:lsdException w:name="Medium Grid 2 Accent 3" w:semiHidden="0" w:uiPriority="68" w:unhideWhenUsed="0"/>
-    <w:lsdException w:name="Medium Grid 3 Accent 3" w:semiHidden="0" w:uiPriority="69" w:unhideWhenUsed="0"/>
-    <w:lsdException w:name="Dark List Accent 3" w:semiHidden="0" w:uiPriority="70" w:unhideWhenUsed="0"/>
-    <w:lsdException w:name="Colorful Shading Accent 3" w:semiHidden="0" w:uiPriority="71" w:unhideWhenUsed="0"/>
-    <w:lsdException w:name="Colorful List Accent 3" w:semiHidden="0" w:uiPriority="72" w:unhideWhenUsed="0"/>
-    <w:lsdException w:name="Colorful Grid Accent 3" w:semiHidden="0" w:uiPriority="73" w:unhideWhenUsed="0"/>
-    <w:lsdException w:name="Light Shading Accent 4" w:semiHidden="0" w:uiPriority="60" w:unhideWhenUsed="0"/>
-    <w:lsdException w:name="Light List Accent 4" w:semiHidden="0" w:uiPriority="61" w:unhideWhenUsed="0"/>
-    <w:lsdException w:name="Light Grid Accent 4" w:semiHidden="0" w:uiPriority="62" w:unhideWhenUsed="0"/>
-    <w:lsdException w:name="Medium Shading 1 Accent 4" w:semiHidden="0" w:uiPriority="63" w:unhideWhenUsed="0"/>
-    <w:lsdException w:name="Medium Shading 2 Accent 4" w:semiHidden="0" w:uiPriority="64" w:unhideWhenUsed="0"/>
-    <w:lsdException w:name="Medium List 1 Accent 4" w:semiHidden="0" w:uiPriority="65" w:unhideWhenUsed="0"/>
-    <w:lsdException w:name="Medium List 2 Accent 4" w:semiHidden="0" w:uiPriority="66" w:unhideWhenUsed="0"/>
-    <w:lsdException w:name="Medium Grid 1 Accent 4" w:semiHidden="0" w:uiPriority="67" w:unhideWhenUsed="0"/>
-    <w:lsdException w:name="Medium Grid 2 Accent 4" w:semiHidden="0" w:uiPriority="68" w:unhideWhenUsed="0"/>
-    <w:lsdException w:name="Medium Grid 3 Accent 4" w:semiHidden="0" w:uiPriority="69" w:unhideWhenUsed="0"/>
-    <w:lsdException w:name="Dark List Accent 4" w:semiHidden="0" w:uiPriority="70" w:unhideWhenUsed="0"/>
-    <w:lsdException w:name="Colorful Shading Accent 4" w:semiHidden="0" w:uiPriority="71" w:unhideWhenUsed="0"/>
-    <w:lsdException w:name="Colorful List Accent 4" w:semiHidden="0" w:uiPriority="72" w:unhideWhenUsed="0"/>
-    <w:lsdException w:name="Colorful Grid Accent 4" w:semiHidden="0" w:uiPriority="73" w:unhideWhenUsed="0"/>
-    <w:lsdException w:name="Light Shading Accent 5" w:semiHidden="0" w:uiPriority="60" w:unhideWhenUsed="0"/>
-    <w:lsdException w:name="Light List Accent 5" w:semiHidden="0" w:uiPriority="61" w:unhideWhenUsed="0"/>
-    <w:lsdException w:name="Light Grid Accent 5" w:semiHidden="0" w:uiPriority="62" w:unhideWhenUsed="0"/>
-    <w:lsdException w:name="Medium Shading 1 Accent 5" w:semiHidden="0" w:uiPriority="63" w:unhideWhenUsed="0"/>
-    <w:lsdException w:name="Medium Shading 2 Accent 5" w:semiHidden="0" w:uiPriority="64" w:unhideWhenUsed="0"/>
-    <w:lsdException w:name="Medium List 1 Accent 5" w:semiHidden="0" w:uiPriority="65" w:unhideWhenUsed="0"/>
-    <w:lsdException w:name="Medium List 2 Accent 5" w:semiHidden="0" w:uiPriority="66" w:unhideWhenUsed="0"/>
-    <w:lsdException w:name="Medium Grid 1 Accent 5" w:semiHidden="0" w:uiPriority="67" w:unhideWhenUsed="0"/>
-    <w:lsdException w:name="Medium Grid 2 Accent 5" w:semiHidden="0" w:uiPriority="68" w:unhideWhenUsed="0"/>
-    <w:lsdException w:name="Medium Grid 3 Accent 5" w:semiHidden="0" w:uiPriority="69" w:unhideWhenUsed="0"/>
-    <w:lsdException w:name="Dark List Accent 5" w:semiHidden="0" w:uiPriority="70" w:unhideWhenUsed="0"/>
-    <w:lsdException w:name="Colorful Shading Accent 5" w:semiHidden="0" w:uiPriority="71" w:unhideWhenUsed="0"/>
-    <w:lsdException w:name="Colorful List Accent 5" w:semiHidden="0" w:uiPriority="72" w:unhideWhenUsed="0"/>
-    <w:lsdException w:name="Colorful Grid Accent 5" w:semiHidden="0" w:uiPriority="73" w:unhideWhenUsed="0"/>
-    <w:lsdException w:name="Light Shading Accent 6" w:semiHidden="0" w:uiPriority="60" w:unhideWhenUsed="0"/>
-    <w:lsdException w:name="Light List Accent 6" w:semiHidden="0" w:uiPriority="61" w:unhideWhenUsed="0"/>
-    <w:lsdException w:name="Light Grid Accent 6" w:semiHidden="0" w:uiPriority="62" w:unhideWhenUsed="0"/>
-    <w:lsdException w:name="Medium Shading 1 Accent 6" w:semiHidden="0" w:uiPriority="63" w:unhideWhenUsed="0"/>
-    <w:lsdException w:name="Medium Shading 2 Accent 6" w:semiHidden="0" w:uiPriority="64" w:unhideWhenUsed="0"/>
-    <w:lsdException w:name="Medium List 1 Accent 6" w:semiHidden="0" w:uiPriority="65" w:unhideWhenUsed="0"/>
-    <w:lsdException w:name="Medium List 2 Accent 6" w:semiHidden="0" w:uiPriority="66" w:unhideWhenUsed="0"/>
-    <w:lsdException w:name="Medium Grid 1 Accent 6" w:semiHidden="0" w:uiPriority="67" w:unhideWhenUsed="0"/>
-    <w:lsdException w:name="Medium Grid 2 Accent 6" w:semiHidden="0" w:uiPriority="68" w:unhideWhenUsed="0"/>
-    <w:lsdException w:name="Medium Grid 3 Accent 6" w:semiHidden="0" w:uiPriority="69" w:unhideWhenUsed="0"/>
-    <w:lsdException w:name="Dark List Accent 6" w:semiHidden="0" w:uiPriority="70" w:unhideWhenUsed="0"/>
-    <w:lsdException w:name="Colorful Shading Accent 6" w:semiHidden="0" w:uiPriority="71" w:unhideWhenUsed="0"/>
-    <w:lsdException w:name="Colorful List Accent 6" w:semiHidden="0" w:uiPriority="72" w:unhideWhenUsed="0"/>
-    <w:lsdException w:name="Colorful Grid Accent 6" w:semiHidden="0" w:uiPriority="73" w:unhideWhenUsed="0"/>
+  <w:latentStyles w:count="260" w:defQFormat="0" w:defUnhideWhenUsed="1" w:defSemiHidden="1" w:defUIPriority="99" w:defLockedState="0">
+    <w:lsdException w:qFormat="1" w:unhideWhenUsed="0" w:uiPriority="0" w:semiHidden="0" w:name="Normal"/>
+    <w:lsdException w:qFormat="1" w:unhideWhenUsed="0" w:uiPriority="0" w:semiHidden="0" w:name="heading 1"/>
+    <w:lsdException w:qFormat="1" w:uiPriority="0" w:semiHidden="0" w:name="heading 2"/>
+    <w:lsdException w:qFormat="1" w:uiPriority="0" w:name="heading 3"/>
+    <w:lsdException w:qFormat="1" w:uiPriority="0" w:semiHidden="0" w:name="heading 4"/>
+    <w:lsdException w:qFormat="1" w:uiPriority="0" w:name="heading 5"/>
+    <w:lsdException w:qFormat="1" w:uiPriority="0" w:name="heading 6"/>
+    <w:lsdException w:qFormat="1" w:uiPriority="0" w:name="heading 7"/>
+    <w:lsdException w:qFormat="1" w:uiPriority="0" w:name="heading 8"/>
+    <w:lsdException w:qFormat="1" w:uiPriority="0" w:name="heading 9"/>
+    <w:lsdException w:unhideWhenUsed="0" w:uiPriority="0" w:semiHidden="0" w:name="index 1"/>
+    <w:lsdException w:unhideWhenUsed="0" w:uiPriority="0" w:semiHidden="0" w:name="index 2"/>
+    <w:lsdException w:unhideWhenUsed="0" w:uiPriority="0" w:semiHidden="0" w:name="index 3"/>
+    <w:lsdException w:unhideWhenUsed="0" w:uiPriority="0" w:semiHidden="0" w:name="index 4"/>
+    <w:lsdException w:unhideWhenUsed="0" w:uiPriority="0" w:semiHidden="0" w:name="index 5"/>
+    <w:lsdException w:unhideWhenUsed="0" w:uiPriority="0" w:semiHidden="0" w:name="index 6"/>
+    <w:lsdException w:unhideWhenUsed="0" w:uiPriority="0" w:semiHidden="0" w:name="index 7"/>
+    <w:lsdException w:unhideWhenUsed="0" w:uiPriority="0" w:semiHidden="0" w:name="index 8"/>
+    <w:lsdException w:unhideWhenUsed="0" w:uiPriority="0" w:semiHidden="0" w:name="index 9"/>
+    <w:lsdException w:qFormat="1" w:unhideWhenUsed="0" w:uiPriority="0" w:semiHidden="0" w:name="toc 1"/>
+    <w:lsdException w:qFormat="1" w:unhideWhenUsed="0" w:uiPriority="0" w:semiHidden="0" w:name="toc 2"/>
+    <w:lsdException w:qFormat="1" w:unhideWhenUsed="0" w:uiPriority="0" w:semiHidden="0" w:name="toc 3"/>
+    <w:lsdException w:unhideWhenUsed="0" w:uiPriority="0" w:semiHidden="0" w:name="toc 4"/>
+    <w:lsdException w:unhideWhenUsed="0" w:uiPriority="0" w:semiHidden="0" w:name="toc 5"/>
+    <w:lsdException w:unhideWhenUsed="0" w:uiPriority="0" w:semiHidden="0" w:name="toc 6"/>
+    <w:lsdException w:unhideWhenUsed="0" w:uiPriority="0" w:semiHidden="0" w:name="toc 7"/>
+    <w:lsdException w:unhideWhenUsed="0" w:uiPriority="0" w:semiHidden="0" w:name="toc 8"/>
+    <w:lsdException w:unhideWhenUsed="0" w:uiPriority="0" w:semiHidden="0" w:name="toc 9"/>
+    <w:lsdException w:unhideWhenUsed="0" w:uiPriority="0" w:semiHidden="0" w:name="Normal Indent"/>
+    <w:lsdException w:unhideWhenUsed="0" w:uiPriority="0" w:semiHidden="0" w:name="footnote text"/>
+    <w:lsdException w:qFormat="1" w:unhideWhenUsed="0" w:uiPriority="0" w:semiHidden="0" w:name="annotation text"/>
+    <w:lsdException w:qFormat="1" w:unhideWhenUsed="0" w:uiPriority="0" w:semiHidden="0" w:name="header"/>
+    <w:lsdException w:qFormat="1" w:unhideWhenUsed="0" w:uiPriority="0" w:semiHidden="0" w:name="footer"/>
+    <w:lsdException w:unhideWhenUsed="0" w:uiPriority="0" w:semiHidden="0" w:name="index heading"/>
+    <w:lsdException w:qFormat="1" w:uiPriority="0" w:name="caption"/>
+    <w:lsdException w:unhideWhenUsed="0" w:uiPriority="0" w:semiHidden="0" w:name="table of figures"/>
+    <w:lsdException w:unhideWhenUsed="0" w:uiPriority="0" w:semiHidden="0" w:name="envelope address"/>
+    <w:lsdException w:unhideWhenUsed="0" w:uiPriority="0" w:semiHidden="0" w:name="envelope return"/>
+    <w:lsdException w:unhideWhenUsed="0" w:uiPriority="0" w:semiHidden="0" w:name="footnote reference"/>
+    <w:lsdException w:unhideWhenUsed="0" w:uiPriority="0" w:semiHidden="0" w:name="annotation reference"/>
+    <w:lsdException w:unhideWhenUsed="0" w:uiPriority="0" w:semiHidden="0" w:name="line number"/>
+    <w:lsdException w:unhideWhenUsed="0" w:uiPriority="0" w:semiHidden="0" w:name="page number"/>
+    <w:lsdException w:unhideWhenUsed="0" w:uiPriority="0" w:semiHidden="0" w:name="endnote reference"/>
+    <w:lsdException w:unhideWhenUsed="0" w:uiPriority="0" w:semiHidden="0" w:name="endnote text"/>
+    <w:lsdException w:unhideWhenUsed="0" w:uiPriority="0" w:semiHidden="0" w:name="table of authorities"/>
+    <w:lsdException w:unhideWhenUsed="0" w:uiPriority="0" w:semiHidden="0" w:name="macro"/>
+    <w:lsdException w:unhideWhenUsed="0" w:uiPriority="0" w:semiHidden="0" w:name="toa heading"/>
+    <w:lsdException w:unhideWhenUsed="0" w:uiPriority="0" w:semiHidden="0" w:name="List"/>
+    <w:lsdException w:unhideWhenUsed="0" w:uiPriority="0" w:semiHidden="0" w:name="List Bullet"/>
+    <w:lsdException w:unhideWhenUsed="0" w:uiPriority="0" w:semiHidden="0" w:name="List Number"/>
+    <w:lsdException w:unhideWhenUsed="0" w:uiPriority="0" w:semiHidden="0" w:name="List 2"/>
+    <w:lsdException w:unhideWhenUsed="0" w:uiPriority="0" w:semiHidden="0" w:name="List 3"/>
+    <w:lsdException w:unhideWhenUsed="0" w:uiPriority="0" w:semiHidden="0" w:name="List 4"/>
+    <w:lsdException w:unhideWhenUsed="0" w:uiPriority="0" w:semiHidden="0" w:name="List 5"/>
+    <w:lsdException w:unhideWhenUsed="0" w:uiPriority="0" w:semiHidden="0" w:name="List Bullet 2"/>
+    <w:lsdException w:unhideWhenUsed="0" w:uiPriority="0" w:semiHidden="0" w:name="List Bullet 3"/>
+    <w:lsdException w:unhideWhenUsed="0" w:uiPriority="0" w:semiHidden="0" w:name="List Bullet 4"/>
+    <w:lsdException w:unhideWhenUsed="0" w:uiPriority="0" w:semiHidden="0" w:name="List Bullet 5"/>
+    <w:lsdException w:unhideWhenUsed="0" w:uiPriority="0" w:semiHidden="0" w:name="List Number 2"/>
+    <w:lsdException w:unhideWhenUsed="0" w:uiPriority="0" w:semiHidden="0" w:name="List Number 3"/>
+    <w:lsdException w:unhideWhenUsed="0" w:uiPriority="0" w:semiHidden="0" w:name="List Number 4"/>
+    <w:lsdException w:unhideWhenUsed="0" w:uiPriority="0" w:semiHidden="0" w:name="List Number 5"/>
+    <w:lsdException w:qFormat="1" w:unhideWhenUsed="0" w:uiPriority="0" w:semiHidden="0" w:name="Title"/>
+    <w:lsdException w:unhideWhenUsed="0" w:uiPriority="0" w:semiHidden="0" w:name="Closing"/>
+    <w:lsdException w:unhideWhenUsed="0" w:uiPriority="0" w:semiHidden="0" w:name="Signature"/>
+    <w:lsdException w:qFormat="1" w:unhideWhenUsed="0" w:uiPriority="0" w:name="Default Paragraph Font"/>
+    <w:lsdException w:qFormat="1" w:unhideWhenUsed="0" w:uiPriority="0" w:name="Body Text"/>
+    <w:lsdException w:unhideWhenUsed="0" w:uiPriority="0" w:semiHidden="0" w:name="Body Text Indent"/>
+    <w:lsdException w:unhideWhenUsed="0" w:uiPriority="0" w:semiHidden="0" w:name="List Continue"/>
+    <w:lsdException w:unhideWhenUsed="0" w:uiPriority="0" w:semiHidden="0" w:name="List Continue 2"/>
+    <w:lsdException w:unhideWhenUsed="0" w:uiPriority="0" w:semiHidden="0" w:name="List Continue 3"/>
+    <w:lsdException w:unhideWhenUsed="0" w:uiPriority="0" w:semiHidden="0" w:name="List Continue 4"/>
+    <w:lsdException w:unhideWhenUsed="0" w:uiPriority="0" w:semiHidden="0" w:name="List Continue 5"/>
+    <w:lsdException w:unhideWhenUsed="0" w:uiPriority="0" w:semiHidden="0" w:name="Message Header"/>
+    <w:lsdException w:qFormat="1" w:unhideWhenUsed="0" w:uiPriority="0" w:semiHidden="0" w:name="Subtitle"/>
+    <w:lsdException w:unhideWhenUsed="0" w:uiPriority="0" w:semiHidden="0" w:name="Salutation"/>
+    <w:lsdException w:unhideWhenUsed="0" w:uiPriority="0" w:semiHidden="0" w:name="Date"/>
+    <w:lsdException w:unhideWhenUsed="0" w:uiPriority="0" w:semiHidden="0" w:name="Body Text First Indent"/>
+    <w:lsdException w:unhideWhenUsed="0" w:uiPriority="0" w:semiHidden="0" w:name="Body Text First Indent 2"/>
+    <w:lsdException w:uiPriority="99" w:name="Note Heading"/>
+    <w:lsdException w:unhideWhenUsed="0" w:uiPriority="0" w:semiHidden="0" w:name="Body Text 2"/>
+    <w:lsdException w:unhideWhenUsed="0" w:uiPriority="0" w:semiHidden="0" w:name="Body Text 3"/>
+    <w:lsdException w:unhideWhenUsed="0" w:uiPriority="0" w:semiHidden="0" w:name="Body Text Indent 2"/>
+    <w:lsdException w:unhideWhenUsed="0" w:uiPriority="0" w:semiHidden="0" w:name="Body Text Indent 3"/>
+    <w:lsdException w:unhideWhenUsed="0" w:uiPriority="0" w:semiHidden="0" w:name="Block Text"/>
+    <w:lsdException w:unhideWhenUsed="0" w:uiPriority="0" w:semiHidden="0" w:name="Hyperlink"/>
+    <w:lsdException w:unhideWhenUsed="0" w:uiPriority="0" w:semiHidden="0" w:name="FollowedHyperlink"/>
+    <w:lsdException w:qFormat="1" w:unhideWhenUsed="0" w:uiPriority="0" w:semiHidden="0" w:name="Strong"/>
+    <w:lsdException w:qFormat="1" w:unhideWhenUsed="0" w:uiPriority="0" w:semiHidden="0" w:name="Emphasis"/>
+    <w:lsdException w:unhideWhenUsed="0" w:uiPriority="0" w:semiHidden="0" w:name="Document Map"/>
+    <w:lsdException w:unhideWhenUsed="0" w:uiPriority="0" w:semiHidden="0" w:name="Plain Text"/>
+    <w:lsdException w:unhideWhenUsed="0" w:uiPriority="0" w:semiHidden="0" w:name="E-mail Signature"/>
+    <w:lsdException w:qFormat="1" w:unhideWhenUsed="0" w:uiPriority="0" w:semiHidden="0" w:name="Normal (Web)"/>
+    <w:lsdException w:unhideWhenUsed="0" w:uiPriority="0" w:semiHidden="0" w:name="HTML Acronym"/>
+    <w:lsdException w:unhideWhenUsed="0" w:uiPriority="0" w:semiHidden="0" w:name="HTML Address"/>
+    <w:lsdException w:unhideWhenUsed="0" w:uiPriority="0" w:semiHidden="0" w:name="HTML Cite"/>
+    <w:lsdException w:unhideWhenUsed="0" w:uiPriority="0" w:semiHidden="0" w:name="HTML Code"/>
+    <w:lsdException w:unhideWhenUsed="0" w:uiPriority="0" w:semiHidden="0" w:name="HTML Definition"/>
+    <w:lsdException w:unhideWhenUsed="0" w:uiPriority="0" w:semiHidden="0" w:name="HTML Keyboard"/>
+    <w:lsdException w:unhideWhenUsed="0" w:uiPriority="0" w:semiHidden="0" w:name="HTML Preformatted"/>
+    <w:lsdException w:unhideWhenUsed="0" w:uiPriority="0" w:semiHidden="0" w:name="HTML Sample"/>
+    <w:lsdException w:unhideWhenUsed="0" w:uiPriority="0" w:semiHidden="0" w:name="HTML Typewriter"/>
+    <w:lsdException w:unhideWhenUsed="0" w:uiPriority="0" w:semiHidden="0" w:name="HTML Variable"/>
+    <w:lsdException w:qFormat="1" w:unhideWhenUsed="0" w:uiPriority="0" w:name="Normal Table"/>
+    <w:lsdException w:unhideWhenUsed="0" w:uiPriority="0" w:semiHidden="0" w:name="annotation subject"/>
+    <w:lsdException w:unhideWhenUsed="0" w:uiPriority="0" w:semiHidden="0" w:name="Table Simple 1"/>
+    <w:lsdException w:unhideWhenUsed="0" w:uiPriority="0" w:semiHidden="0" w:name="Table Simple 2"/>
+    <w:lsdException w:unhideWhenUsed="0" w:uiPriority="0" w:semiHidden="0" w:name="Table Simple 3"/>
+    <w:lsdException w:unhideWhenUsed="0" w:uiPriority="0" w:semiHidden="0" w:name="Table Classic 1"/>
+    <w:lsdException w:unhideWhenUsed="0" w:uiPriority="0" w:semiHidden="0" w:name="Table Classic 2"/>
+    <w:lsdException w:unhideWhenUsed="0" w:uiPriority="0" w:semiHidden="0" w:name="Table Classic 3"/>
+    <w:lsdException w:unhideWhenUsed="0" w:uiPriority="0" w:semiHidden="0" w:name="Table Classic 4"/>
+    <w:lsdException w:unhideWhenUsed="0" w:uiPriority="0" w:semiHidden="0" w:name="Table Colorful 1"/>
+    <w:lsdException w:unhideWhenUsed="0" w:uiPriority="0" w:semiHidden="0" w:name="Table Colorful 2"/>
+    <w:lsdException w:unhideWhenUsed="0" w:uiPriority="0" w:semiHidden="0" w:name="Table Colorful 3"/>
+    <w:lsdException w:unhideWhenUsed="0" w:uiPriority="0" w:semiHidden="0" w:name="Table Columns 1"/>
+    <w:lsdException w:unhideWhenUsed="0" w:uiPriority="0" w:semiHidden="0" w:name="Table Columns 2"/>
+    <w:lsdException w:unhideWhenUsed="0" w:uiPriority="0" w:semiHidden="0" w:name="Table Columns 3"/>
+    <w:lsdException w:unhideWhenUsed="0" w:uiPriority="0" w:semiHidden="0" w:name="Table Columns 4"/>
+    <w:lsdException w:unhideWhenUsed="0" w:uiPriority="0" w:semiHidden="0" w:name="Table Columns 5"/>
+    <w:lsdException w:unhideWhenUsed="0" w:uiPriority="0" w:semiHidden="0" w:name="Table Grid 1"/>
+    <w:lsdException w:unhideWhenUsed="0" w:uiPriority="0" w:semiHidden="0" w:name="Table Grid 2"/>
+    <w:lsdException w:unhideWhenUsed="0" w:uiPriority="0" w:semiHidden="0" w:name="Table Grid 3"/>
+    <w:lsdException w:unhideWhenUsed="0" w:uiPriority="0" w:semiHidden="0" w:name="Table Grid 4"/>
+    <w:lsdException w:unhideWhenUsed="0" w:uiPriority="0" w:semiHidden="0" w:name="Table Grid 5"/>
+    <w:lsdException w:unhideWhenUsed="0" w:uiPriority="0" w:semiHidden="0" w:name="Table Grid 6"/>
+    <w:lsdException w:unhideWhenUsed="0" w:uiPriority="0" w:semiHidden="0" w:name="Table Grid 7"/>
+    <w:lsdException w:unhideWhenUsed="0" w:uiPriority="0" w:semiHidden="0" w:name="Table Grid 8"/>
+    <w:lsdException w:unhideWhenUsed="0" w:uiPriority="0" w:semiHidden="0" w:name="Table List 1"/>
+    <w:lsdException w:unhideWhenUsed="0" w:uiPriority="0" w:semiHidden="0" w:name="Table List 2"/>
+    <w:lsdException w:unhideWhenUsed="0" w:uiPriority="0" w:semiHidden="0" w:name="Table List 3"/>
+    <w:lsdException w:unhideWhenUsed="0" w:uiPriority="0" w:semiHidden="0" w:name="Table List 4"/>
+    <w:lsdException w:unhideWhenUsed="0" w:uiPriority="0" w:semiHidden="0" w:name="Table List 5"/>
+    <w:lsdException w:unhideWhenUsed="0" w:uiPriority="0" w:semiHidden="0" w:name="Table List 6"/>
+    <w:lsdException w:unhideWhenUsed="0" w:uiPriority="0" w:semiHidden="0" w:name="Table List 7"/>
+    <w:lsdException w:unhideWhenUsed="0" w:uiPriority="0" w:semiHidden="0" w:name="Table List 8"/>
+    <w:lsdException w:unhideWhenUsed="0" w:uiPriority="0" w:semiHidden="0" w:name="Table 3D effects 1"/>
+    <w:lsdException w:unhideWhenUsed="0" w:uiPriority="0" w:semiHidden="0" w:name="Table 3D effects 2"/>
+    <w:lsdException w:unhideWhenUsed="0" w:uiPriority="0" w:semiHidden="0" w:name="Table 3D effects 3"/>
+    <w:lsdException w:unhideWhenUsed="0" w:uiPriority="0" w:semiHidden="0" w:name="Table Contemporary"/>
+    <w:lsdException w:unhideWhenUsed="0" w:uiPriority="0" w:semiHidden="0" w:name="Table Elegant"/>
+    <w:lsdException w:unhideWhenUsed="0" w:uiPriority="0" w:semiHidden="0" w:name="Table Professional"/>
+    <w:lsdException w:unhideWhenUsed="0" w:uiPriority="0" w:semiHidden="0" w:name="Table Subtle 1"/>
+    <w:lsdException w:unhideWhenUsed="0" w:uiPriority="0" w:semiHidden="0" w:name="Table Subtle 2"/>
+    <w:lsdException w:unhideWhenUsed="0" w:uiPriority="0" w:semiHidden="0" w:name="Table Web 1"/>
+    <w:lsdException w:unhideWhenUsed="0" w:uiPriority="0" w:semiHidden="0" w:name="Table Web 2"/>
+    <w:lsdException w:unhideWhenUsed="0" w:uiPriority="0" w:semiHidden="0" w:name="Table Web 3"/>
+    <w:lsdException w:unhideWhenUsed="0" w:uiPriority="0" w:semiHidden="0" w:name="Balloon Text"/>
+    <w:lsdException w:qFormat="1" w:unhideWhenUsed="0" w:uiPriority="0" w:semiHidden="0" w:name="Table Grid"/>
+    <w:lsdException w:unhideWhenUsed="0" w:uiPriority="0" w:semiHidden="0" w:name="Table Theme"/>
+    <w:lsdException w:unhideWhenUsed="0" w:uiPriority="60" w:semiHidden="0" w:name="Light Shading"/>
+    <w:lsdException w:unhideWhenUsed="0" w:uiPriority="61" w:semiHidden="0" w:name="Light List"/>
+    <w:lsdException w:unhideWhenUsed="0" w:uiPriority="62" w:semiHidden="0" w:name="Light Grid"/>
+    <w:lsdException w:unhideWhenUsed="0" w:uiPriority="63" w:semiHidden="0" w:name="Medium Shading 1"/>
+    <w:lsdException w:unhideWhenUsed="0" w:uiPriority="64" w:semiHidden="0" w:name="Medium Shading 2"/>
+    <w:lsdException w:unhideWhenUsed="0" w:uiPriority="65" w:semiHidden="0" w:name="Medium List 1"/>
+    <w:lsdException w:unhideWhenUsed="0" w:uiPriority="66" w:semiHidden="0" w:name="Medium List 2"/>
+    <w:lsdException w:unhideWhenUsed="0" w:uiPriority="67" w:semiHidden="0" w:name="Medium Grid 1"/>
+    <w:lsdException w:unhideWhenUsed="0" w:uiPriority="68" w:semiHidden="0" w:name="Medium Grid 2"/>
+    <w:lsdException w:unhideWhenUsed="0" w:uiPriority="69" w:semiHidden="0" w:name="Medium Grid 3"/>
+    <w:lsdException w:unhideWhenUsed="0" w:uiPriority="70" w:semiHidden="0" w:name="Dark List"/>
+    <w:lsdException w:unhideWhenUsed="0" w:uiPriority="71" w:semiHidden="0" w:name="Colorful Shading"/>
+    <w:lsdException w:unhideWhenUsed="0" w:uiPriority="72" w:semiHidden="0" w:name="Colorful List"/>
+    <w:lsdException w:unhideWhenUsed="0" w:uiPriority="73" w:semiHidden="0" w:name="Colorful Grid"/>
+    <w:lsdException w:unhideWhenUsed="0" w:uiPriority="60" w:semiHidden="0" w:name="Light Shading Accent 1"/>
+    <w:lsdException w:unhideWhenUsed="0" w:uiPriority="61" w:semiHidden="0" w:name="Light List Accent 1"/>
+    <w:lsdException w:unhideWhenUsed="0" w:uiPriority="62" w:semiHidden="0" w:name="Light Grid Accent 1"/>
+    <w:lsdException w:unhideWhenUsed="0" w:uiPriority="63" w:semiHidden="0" w:name="Medium Shading 1 Accent 1"/>
+    <w:lsdException w:unhideWhenUsed="0" w:uiPriority="64" w:semiHidden="0" w:name="Medium Shading 2 Accent 1"/>
+    <w:lsdException w:unhideWhenUsed="0" w:uiPriority="65" w:semiHidden="0" w:name="Medium List 1 Accent 1"/>
+    <w:lsdException w:unhideWhenUsed="0" w:uiPriority="66" w:semiHidden="0" w:name="Medium List 2 Accent 1"/>
+    <w:lsdException w:unhideWhenUsed="0" w:uiPriority="67" w:semiHidden="0" w:name="Medium Grid 1 Accent 1"/>
+    <w:lsdException w:unhideWhenUsed="0" w:uiPriority="68" w:semiHidden="0" w:name="Medium Grid 2 Accent 1"/>
+    <w:lsdException w:unhideWhenUsed="0" w:uiPriority="69" w:semiHidden="0" w:name="Medium Grid 3 Accent 1"/>
+    <w:lsdException w:unhideWhenUsed="0" w:uiPriority="70" w:semiHidden="0" w:name="Dark List Accent 1"/>
+    <w:lsdException w:unhideWhenUsed="0" w:uiPriority="71" w:semiHidden="0" w:name="Colorful Shading Accent 1"/>
+    <w:lsdException w:unhideWhenUsed="0" w:uiPriority="72" w:semiHidden="0" w:name="Colorful List Accent 1"/>
+    <w:lsdException w:unhideWhenUsed="0" w:uiPriority="73" w:semiHidden="0" w:name="Colorful Grid Accent 1"/>
+    <w:lsdException w:unhideWhenUsed="0" w:uiPriority="60" w:semiHidden="0" w:name="Light Shading Accent 2"/>
+    <w:lsdException w:unhideWhenUsed="0" w:uiPriority="61" w:semiHidden="0" w:name="Light List Accent 2"/>
+    <w:lsdException w:unhideWhenUsed="0" w:uiPriority="62" w:semiHidden="0" w:name="Light Grid Accent 2"/>
+    <w:lsdException w:unhideWhenUsed="0" w:uiPriority="63" w:semiHidden="0" w:name="Medium Shading 1 Accent 2"/>
+    <w:lsdException w:unhideWhenUsed="0" w:uiPriority="64" w:semiHidden="0" w:name="Medium Shading 2 Accent 2"/>
+    <w:lsdException w:unhideWhenUsed="0" w:uiPriority="65" w:semiHidden="0" w:name="Medium List 1 Accent 2"/>
+    <w:lsdException w:unhideWhenUsed="0" w:uiPriority="66" w:semiHidden="0" w:name="Medium List 2 Accent 2"/>
+    <w:lsdException w:unhideWhenUsed="0" w:uiPriority="67" w:semiHidden="0" w:name="Medium Grid 1 Accent 2"/>
+    <w:lsdException w:unhideWhenUsed="0" w:uiPriority="68" w:semiHidden="0" w:name="Medium Grid 2 Accent 2"/>
+    <w:lsdException w:unhideWhenUsed="0" w:uiPriority="69" w:semiHidden="0" w:name="Medium Grid 3 Accent 2"/>
+    <w:lsdException w:unhideWhenUsed="0" w:uiPriority="70" w:semiHidden="0" w:name="Dark List Accent 2"/>
+    <w:lsdException w:unhideWhenUsed="0" w:uiPriority="71" w:semiHidden="0" w:name="Colorful Shading Accent 2"/>
+    <w:lsdException w:unhideWhenUsed="0" w:uiPriority="72" w:semiHidden="0" w:name="Colorful List Accent 2"/>
+    <w:lsdException w:unhideWhenUsed="0" w:uiPriority="73" w:semiHidden="0" w:name="Colorful Grid Accent 2"/>
+    <w:lsdException w:unhideWhenUsed="0" w:uiPriority="60" w:semiHidden="0" w:name="Light Shading Accent 3"/>
+    <w:lsdException w:unhideWhenUsed="0" w:uiPriority="61" w:semiHidden="0" w:name="Light List Accent 3"/>
+    <w:lsdException w:unhideWhenUsed="0" w:uiPriority="62" w:semiHidden="0" w:name="Light Grid Accent 3"/>
+    <w:lsdException w:unhideWhenUsed="0" w:uiPriority="63" w:semiHidden="0" w:name="Medium Shading 1 Accent 3"/>
+    <w:lsdException w:unhideWhenUsed="0" w:uiPriority="64" w:semiHidden="0" w:name="Medium Shading 2 Accent 3"/>
+    <w:lsdException w:unhideWhenUsed="0" w:uiPriority="65" w:semiHidden="0" w:name="Medium List 1 Accent 3"/>
+    <w:lsdException w:unhideWhenUsed="0" w:uiPriority="66" w:semiHidden="0" w:name="Medium List 2 Accent 3"/>
+    <w:lsdException w:unhideWhenUsed="0" w:uiPriority="67" w:semiHidden="0" w:name="Medium Grid 1 Accent 3"/>
+    <w:lsdException w:unhideWhenUsed="0" w:uiPriority="68" w:semiHidden="0" w:name="Medium Grid 2 Accent 3"/>
+    <w:lsdException w:unhideWhenUsed="0" w:uiPriority="69" w:semiHidden="0" w:name="Medium Grid 3 Accent 3"/>
+    <w:lsdException w:unhideWhenUsed="0" w:uiPriority="70" w:semiHidden="0" w:name="Dark List Accent 3"/>
+    <w:lsdException w:unhideWhenUsed="0" w:uiPriority="71" w:semiHidden="0" w:name="Colorful Shading Accent 3"/>
+    <w:lsdException w:unhideWhenUsed="0" w:uiPriority="72" w:semiHidden="0" w:name="Colorful List Accent 3"/>
+    <w:lsdException w:unhideWhenUsed="0" w:uiPriority="73" w:semiHidden="0" w:name="Colorful Grid Accent 3"/>
+    <w:lsdException w:unhideWhenUsed="0" w:uiPriority="60" w:semiHidden="0" w:name="Light Shading Accent 4"/>
+    <w:lsdException w:unhideWhenUsed="0" w:uiPriority="61" w:semiHidden="0" w:name="Light List Accent 4"/>
+    <w:lsdException w:unhideWhenUsed="0" w:uiPriority="62" w:semiHidden="0" w:name="Light Grid Accent 4"/>
+    <w:lsdException w:unhideWhenUsed="0" w:uiPriority="63" w:semiHidden="0" w:name="Medium Shading 1 Accent 4"/>
+    <w:lsdException w:unhideWhenUsed="0" w:uiPriority="64" w:semiHidden="0" w:name="Medium Shading 2 Accent 4"/>
+    <w:lsdException w:unhideWhenUsed="0" w:uiPriority="65" w:semiHidden="0" w:name="Medium List 1 Accent 4"/>
+    <w:lsdException w:unhideWhenUsed="0" w:uiPriority="66" w:semiHidden="0" w:name="Medium List 2 Accent 4"/>
+    <w:lsdException w:unhideWhenUsed="0" w:uiPriority="67" w:semiHidden="0" w:name="Medium Grid 1 Accent 4"/>
+    <w:lsdException w:unhideWhenUsed="0" w:uiPriority="68" w:semiHidden="0" w:name="Medium Grid 2 Accent 4"/>
+    <w:lsdException w:unhideWhenUsed="0" w:uiPriority="69" w:semiHidden="0" w:name="Medium Grid 3 Accent 4"/>
+    <w:lsdException w:unhideWhenUsed="0" w:uiPriority="70" w:semiHidden="0" w:name="Dark List Accent 4"/>
+    <w:lsdException w:unhideWhenUsed="0" w:uiPriority="71" w:semiHidden="0" w:name="Colorful Shading Accent 4"/>
+    <w:lsdException w:unhideWhenUsed="0" w:uiPriority="72" w:semiHidden="0" w:name="Colorful List Accent 4"/>
+    <w:lsdException w:unhideWhenUsed="0" w:uiPriority="73" w:semiHidden="0" w:name="Colorful Grid Accent 4"/>
+    <w:lsdException w:unhideWhenUsed="0" w:uiPriority="60" w:semiHidden="0" w:name="Light Shading Accent 5"/>
+    <w:lsdException w:unhideWhenUsed="0" w:uiPriority="61" w:semiHidden="0" w:name="Light List Accent 5"/>
+    <w:lsdException w:unhideWhenUsed="0" w:uiPriority="62" w:semiHidden="0" w:name="Light Grid Accent 5"/>
+    <w:lsdException w:unhideWhenUsed="0" w:uiPriority="63" w:semiHidden="0" w:name="Medium Shading 1 Accent 5"/>
+    <w:lsdException w:unhideWhenUsed="0" w:uiPriority="64" w:semiHidden="0" w:name="Medium Shading 2 Accent 5"/>
+    <w:lsdException w:unhideWhenUsed="0" w:uiPriority="65" w:semiHidden="0" w:name="Medium List 1 Accent 5"/>
+    <w:lsdException w:unhideWhenUsed="0" w:uiPriority="66" w:semiHidden="0" w:name="Medium List 2 Accent 5"/>
+    <w:lsdException w:unhideWhenUsed="0" w:uiPriority="67" w:semiHidden="0" w:name="Medium Grid 1 Accent 5"/>
+    <w:lsdException w:unhideWhenUsed="0" w:uiPriority="68" w:semiHidden="0" w:name="Medium Grid 2 Accent 5"/>
+    <w:lsdException w:unhideWhenUsed="0" w:uiPriority="69" w:semiHidden="0" w:name="Medium Grid 3 Accent 5"/>
+    <w:lsdException w:unhideWhenUsed="0" w:uiPriority="70" w:semiHidden="0" w:name="Dark List Accent 5"/>
+    <w:lsdException w:unhideWhenUsed="0" w:uiPriority="71" w:semiHidden="0" w:name="Colorful Shading Accent 5"/>
+    <w:lsdException w:unhideWhenUsed="0" w:uiPriority="72" w:semiHidden="0" w:name="Colorful List Accent 5"/>
+    <w:lsdException w:unhideWhenUsed="0" w:uiPriority="73" w:semiHidden="0" w:name="Colorful Grid Accent 5"/>
+    <w:lsdException w:unhideWhenUsed="0" w:uiPriority="60" w:semiHidden="0" w:name="Light Shading Accent 6"/>
+    <w:lsdException w:unhideWhenUsed="0" w:uiPriority="61" w:semiHidden="0" w:name="Light List Accent 6"/>
+    <w:lsdException w:unhideWhenUsed="0" w:uiPriority="62" w:semiHidden="0" w:name="Light Grid Accent 6"/>
+    <w:lsdException w:unhideWhenUsed="0" w:uiPriority="63" w:semiHidden="0" w:name="Medium Shading 1 Accent 6"/>
+    <w:lsdException w:unhideWhenUsed="0" w:uiPriority="64" w:semiHidden="0" w:name="Medium Shading 2 Accent 6"/>
+    <w:lsdException w:unhideWhenUsed="0" w:uiPriority="65" w:semiHidden="0" w:name="Medium List 1 Accent 6"/>
+    <w:lsdException w:unhideWhenUsed="0" w:uiPriority="66" w:semiHidden="0" w:name="Medium List 2 Accent 6"/>
+    <w:lsdException w:unhideWhenUsed="0" w:uiPriority="67" w:semiHidden="0" w:name="Medium Grid 1 Accent 6"/>
+    <w:lsdException w:unhideWhenUsed="0" w:uiPriority="68" w:semiHidden="0" w:name="Medium Grid 2 Accent 6"/>
+    <w:lsdException w:unhideWhenUsed="0" w:uiPriority="69" w:semiHidden="0" w:name="Medium Grid 3 Accent 6"/>
+    <w:lsdException w:unhideWhenUsed="0" w:uiPriority="70" w:semiHidden="0" w:name="Dark List Accent 6"/>
+    <w:lsdException w:unhideWhenUsed="0" w:uiPriority="71" w:semiHidden="0" w:name="Colorful Shading Accent 6"/>
+    <w:lsdException w:unhideWhenUsed="0" w:uiPriority="72" w:semiHidden="0" w:name="Colorful List Accent 6"/>
+    <w:lsdException w:unhideWhenUsed="0" w:uiPriority="73" w:semiHidden="0" w:name="Colorful Grid Accent 6"/>
   </w:latentStyles>
-  <w:style w:type="paragraph" w:default="1" w:styleId="Normal">
+  <w:style w:type="paragraph" w:default="1" w:styleId="1">
     <w:name w:val="Normal"/>
     <w:qFormat/>
+    <w:uiPriority w:val="0"/>
     <w:pPr>
       <w:kinsoku w:val="0"/>
       <w:autoSpaceDE w:val="0"/>
@@ -4207,7 +4289,7 @@
       <w:textAlignment w:val="baseline"/>
     </w:pPr>
     <w:rPr>
-      <w:rFonts w:ascii="Arial" w:eastAsia="宋体" w:hAnsi="Arial" w:cs="Arial"/>
+      <w:rFonts w:ascii="Arial" w:hAnsi="Arial" w:eastAsia="宋体" w:cs="Arial"/>
       <w:snapToGrid w:val="0"/>
       <w:color w:val="000000"/>
       <w:kern w:val="0"/>
@@ -4216,11 +4298,12 @@
       <w:lang w:val="en-US" w:eastAsia="en-US" w:bidi="ar-SA"/>
     </w:rPr>
   </w:style>
-  <w:style w:type="paragraph" w:styleId="Heading1">
+  <w:style w:type="paragraph" w:styleId="2">
     <w:name w:val="heading 1"/>
-    <w:basedOn w:val="Normal"/>
-    <w:next w:val="Normal"/>
+    <w:basedOn w:val="1"/>
+    <w:next w:val="1"/>
     <w:qFormat/>
+    <w:uiPriority w:val="0"/>
     <w:pPr>
       <w:keepNext/>
       <w:keepLines/>
@@ -4238,12 +4321,13 @@
       <w:sz w:val="44"/>
     </w:rPr>
   </w:style>
-  <w:style w:type="paragraph" w:styleId="Heading2">
+  <w:style w:type="paragraph" w:styleId="3">
     <w:name w:val="heading 2"/>
-    <w:basedOn w:val="Normal"/>
-    <w:next w:val="Normal"/>
+    <w:basedOn w:val="1"/>
+    <w:next w:val="1"/>
     <w:unhideWhenUsed/>
     <w:qFormat/>
+    <w:uiPriority w:val="0"/>
     <w:pPr>
       <w:keepNext/>
       <w:keepLines/>
@@ -4256,18 +4340,19 @@
       <w:outlineLvl w:val="1"/>
     </w:pPr>
     <w:rPr>
-      <w:rFonts w:ascii="Arial" w:eastAsia="黑体" w:hAnsi="Arial"/>
+      <w:rFonts w:ascii="Arial" w:hAnsi="Arial" w:eastAsia="黑体"/>
       <w:b/>
       <w:sz w:val="32"/>
     </w:rPr>
   </w:style>
-  <w:style w:type="paragraph" w:styleId="Heading3">
+  <w:style w:type="paragraph" w:styleId="4">
     <w:name w:val="heading 3"/>
-    <w:basedOn w:val="Normal"/>
-    <w:next w:val="Normal"/>
+    <w:basedOn w:val="1"/>
+    <w:next w:val="1"/>
     <w:semiHidden/>
     <w:unhideWhenUsed/>
     <w:qFormat/>
+    <w:uiPriority w:val="0"/>
     <w:pPr>
       <w:keepNext/>
       <w:keepLines/>
@@ -4284,12 +4369,13 @@
       <w:sz w:val="32"/>
     </w:rPr>
   </w:style>
-  <w:style w:type="paragraph" w:styleId="Heading4">
+  <w:style w:type="paragraph" w:styleId="5">
     <w:name w:val="heading 4"/>
-    <w:basedOn w:val="Normal"/>
-    <w:next w:val="Normal"/>
+    <w:basedOn w:val="1"/>
+    <w:next w:val="1"/>
     <w:unhideWhenUsed/>
     <w:qFormat/>
+    <w:uiPriority w:val="0"/>
     <w:pPr>
       <w:keepNext/>
       <w:keepLines/>
@@ -4302,18 +4388,19 @@
       <w:outlineLvl w:val="3"/>
     </w:pPr>
     <w:rPr>
-      <w:rFonts w:ascii="Arial" w:eastAsia="黑体" w:hAnsi="Arial"/>
+      <w:rFonts w:ascii="Arial" w:hAnsi="Arial" w:eastAsia="黑体"/>
       <w:b/>
       <w:sz w:val="28"/>
     </w:rPr>
   </w:style>
-  <w:style w:type="paragraph" w:styleId="Heading5">
+  <w:style w:type="paragraph" w:styleId="6">
     <w:name w:val="heading 5"/>
-    <w:basedOn w:val="Normal"/>
-    <w:next w:val="Normal"/>
+    <w:basedOn w:val="1"/>
+    <w:next w:val="1"/>
     <w:semiHidden/>
     <w:unhideWhenUsed/>
     <w:qFormat/>
+    <w:uiPriority w:val="0"/>
     <w:pPr>
       <w:keepNext/>
       <w:keepLines/>
@@ -4330,13 +4417,14 @@
       <w:sz w:val="28"/>
     </w:rPr>
   </w:style>
-  <w:style w:type="paragraph" w:styleId="Heading6">
+  <w:style w:type="paragraph" w:styleId="7">
     <w:name w:val="heading 6"/>
-    <w:basedOn w:val="Normal"/>
-    <w:next w:val="Normal"/>
+    <w:basedOn w:val="1"/>
+    <w:next w:val="1"/>
     <w:semiHidden/>
     <w:unhideWhenUsed/>
     <w:qFormat/>
+    <w:uiPriority w:val="0"/>
     <w:pPr>
       <w:keepNext/>
       <w:keepLines/>
@@ -4349,18 +4437,19 @@
       <w:outlineLvl w:val="5"/>
     </w:pPr>
     <w:rPr>
-      <w:rFonts w:ascii="Arial" w:eastAsia="黑体" w:hAnsi="Arial"/>
+      <w:rFonts w:ascii="Arial" w:hAnsi="Arial" w:eastAsia="黑体"/>
       <w:b/>
       <w:sz w:val="24"/>
     </w:rPr>
   </w:style>
-  <w:style w:type="paragraph" w:styleId="Heading7">
+  <w:style w:type="paragraph" w:styleId="8">
     <w:name w:val="heading 7"/>
-    <w:basedOn w:val="Normal"/>
-    <w:next w:val="Normal"/>
+    <w:basedOn w:val="1"/>
+    <w:next w:val="1"/>
     <w:semiHidden/>
     <w:unhideWhenUsed/>
     <w:qFormat/>
+    <w:uiPriority w:val="0"/>
     <w:pPr>
       <w:keepNext/>
       <w:keepLines/>
@@ -4377,13 +4466,14 @@
       <w:sz w:val="24"/>
     </w:rPr>
   </w:style>
-  <w:style w:type="paragraph" w:styleId="Heading8">
+  <w:style w:type="paragraph" w:styleId="9">
     <w:name w:val="heading 8"/>
-    <w:basedOn w:val="Normal"/>
-    <w:next w:val="Normal"/>
+    <w:basedOn w:val="1"/>
+    <w:next w:val="1"/>
     <w:semiHidden/>
     <w:unhideWhenUsed/>
     <w:qFormat/>
+    <w:uiPriority w:val="0"/>
     <w:pPr>
       <w:keepNext/>
       <w:keepLines/>
@@ -4396,17 +4486,18 @@
       <w:outlineLvl w:val="7"/>
     </w:pPr>
     <w:rPr>
-      <w:rFonts w:ascii="Arial" w:eastAsia="黑体" w:hAnsi="Arial"/>
+      <w:rFonts w:ascii="Arial" w:hAnsi="Arial" w:eastAsia="黑体"/>
       <w:sz w:val="24"/>
     </w:rPr>
   </w:style>
-  <w:style w:type="paragraph" w:styleId="Heading9">
+  <w:style w:type="paragraph" w:styleId="10">
     <w:name w:val="heading 9"/>
-    <w:basedOn w:val="Normal"/>
-    <w:next w:val="Normal"/>
+    <w:basedOn w:val="1"/>
+    <w:next w:val="1"/>
     <w:semiHidden/>
     <w:unhideWhenUsed/>
     <w:qFormat/>
+    <w:uiPriority w:val="0"/>
     <w:pPr>
       <w:keepNext/>
       <w:keepLines/>
@@ -4419,19 +4510,21 @@
       <w:outlineLvl w:val="8"/>
     </w:pPr>
     <w:rPr>
-      <w:rFonts w:ascii="Arial" w:eastAsia="黑体" w:hAnsi="Arial"/>
+      <w:rFonts w:ascii="Arial" w:hAnsi="Arial" w:eastAsia="黑体"/>
       <w:sz w:val="21"/>
     </w:rPr>
   </w:style>
-  <w:style w:type="character" w:default="1" w:styleId="DefaultParagraphFont">
+  <w:style w:type="character" w:default="1" w:styleId="22">
     <w:name w:val="Default Paragraph Font"/>
     <w:semiHidden/>
     <w:qFormat/>
+    <w:uiPriority w:val="0"/>
   </w:style>
-  <w:style w:type="table" w:default="1" w:styleId="TableNormal">
+  <w:style w:type="table" w:default="1" w:styleId="20">
     <w:name w:val="Normal Table"/>
     <w:semiHidden/>
     <w:qFormat/>
+    <w:uiPriority w:val="0"/>
     <w:tblPr>
       <w:tblCellMar>
         <w:top w:w="0" w:type="dxa"/>
@@ -4441,39 +4534,43 @@
       </w:tblCellMar>
     </w:tblPr>
   </w:style>
-  <w:style w:type="paragraph" w:styleId="CommentText">
+  <w:style w:type="paragraph" w:styleId="11">
     <w:name w:val="annotation text"/>
-    <w:basedOn w:val="Normal"/>
+    <w:basedOn w:val="1"/>
     <w:qFormat/>
+    <w:uiPriority w:val="0"/>
     <w:pPr>
       <w:jc w:val="left"/>
     </w:pPr>
   </w:style>
-  <w:style w:type="paragraph" w:styleId="BodyText">
+  <w:style w:type="paragraph" w:styleId="12">
     <w:name w:val="Body Text"/>
-    <w:basedOn w:val="Normal"/>
+    <w:basedOn w:val="1"/>
     <w:semiHidden/>
     <w:qFormat/>
+    <w:uiPriority w:val="0"/>
     <w:rPr>
-      <w:rFonts w:ascii="Arial" w:eastAsia="Arial" w:hAnsi="Arial" w:cs="Arial"/>
+      <w:rFonts w:ascii="Arial" w:hAnsi="Arial" w:eastAsia="Arial" w:cs="Arial"/>
       <w:sz w:val="21"/>
       <w:szCs w:val="21"/>
       <w:lang w:val="en-US" w:eastAsia="en-US" w:bidi="ar-SA"/>
     </w:rPr>
   </w:style>
-  <w:style w:type="paragraph" w:styleId="TOC3">
+  <w:style w:type="paragraph" w:styleId="13">
     <w:name w:val="toc 3"/>
-    <w:basedOn w:val="Normal"/>
-    <w:next w:val="Normal"/>
+    <w:basedOn w:val="1"/>
+    <w:next w:val="1"/>
     <w:qFormat/>
+    <w:uiPriority w:val="0"/>
     <w:pPr>
       <w:ind w:left="840" w:leftChars="400"/>
     </w:pPr>
   </w:style>
-  <w:style w:type="paragraph" w:styleId="Footer">
+  <w:style w:type="paragraph" w:styleId="14">
     <w:name w:val="footer"/>
-    <w:basedOn w:val="Normal"/>
+    <w:basedOn w:val="1"/>
     <w:qFormat/>
+    <w:uiPriority w:val="0"/>
     <w:pPr>
       <w:tabs>
         <w:tab w:val="center" w:pos="4153"/>
@@ -4486,16 +4583,17 @@
       <w:sz w:val="18"/>
     </w:rPr>
   </w:style>
-  <w:style w:type="paragraph" w:styleId="Header">
+  <w:style w:type="paragraph" w:styleId="15">
     <w:name w:val="header"/>
-    <w:basedOn w:val="Normal"/>
+    <w:basedOn w:val="1"/>
     <w:qFormat/>
+    <w:uiPriority w:val="0"/>
     <w:pPr>
       <w:pBdr>
-        <w:top w:val="nil"/>
-        <w:left w:val="nil"/>
-        <w:bottom w:val="nil"/>
-        <w:right w:val="nil"/>
+        <w:top w:val="none" w:color="auto" w:sz="0" w:space="0"/>
+        <w:left w:val="none" w:color="auto" w:sz="0" w:space="0"/>
+        <w:bottom w:val="none" w:color="auto" w:sz="0" w:space="0"/>
+        <w:right w:val="none" w:color="auto" w:sz="0" w:space="0"/>
       </w:pBdr>
       <w:tabs>
         <w:tab w:val="center" w:pos="4153"/>
@@ -4510,37 +4608,41 @@
       <w:sz w:val="18"/>
     </w:rPr>
   </w:style>
-  <w:style w:type="paragraph" w:styleId="TOC1">
+  <w:style w:type="paragraph" w:styleId="16">
     <w:name w:val="toc 1"/>
-    <w:basedOn w:val="Normal"/>
-    <w:next w:val="Normal"/>
+    <w:basedOn w:val="1"/>
+    <w:next w:val="1"/>
     <w:qFormat/>
+    <w:uiPriority w:val="0"/>
     <w:rPr>
-      <w:rFonts w:ascii="Arial" w:eastAsia="Microsoft JhengHei" w:hAnsi="Arial"/>
+      <w:rFonts w:ascii="Arial" w:hAnsi="Arial" w:eastAsia="Microsoft JhengHei"/>
       <w:sz w:val="24"/>
     </w:rPr>
   </w:style>
-  <w:style w:type="paragraph" w:styleId="TOC2">
+  <w:style w:type="paragraph" w:styleId="17">
     <w:name w:val="toc 2"/>
-    <w:basedOn w:val="Normal"/>
-    <w:next w:val="Normal"/>
+    <w:basedOn w:val="1"/>
+    <w:next w:val="1"/>
     <w:qFormat/>
+    <w:uiPriority w:val="0"/>
     <w:pPr>
       <w:ind w:left="420" w:leftChars="200"/>
     </w:pPr>
   </w:style>
-  <w:style w:type="paragraph" w:styleId="NormalWeb">
+  <w:style w:type="paragraph" w:styleId="18">
     <w:name w:val="Normal (Web)"/>
-    <w:basedOn w:val="Normal"/>
+    <w:basedOn w:val="1"/>
     <w:qFormat/>
+    <w:uiPriority w:val="0"/>
     <w:rPr>
       <w:sz w:val="24"/>
     </w:rPr>
   </w:style>
-  <w:style w:type="paragraph" w:styleId="Title">
+  <w:style w:type="paragraph" w:styleId="19">
     <w:name w:val="Title"/>
-    <w:basedOn w:val="Normal"/>
+    <w:basedOn w:val="1"/>
     <w:qFormat/>
+    <w:uiPriority w:val="0"/>
     <w:pPr>
       <w:spacing w:before="240" w:beforeLines="0" w:beforeAutospacing="0" w:after="60" w:afterLines="0" w:afterAutospacing="0"/>
       <w:jc w:val="center"/>
@@ -4552,68 +4654,73 @@
       <w:sz w:val="32"/>
     </w:rPr>
   </w:style>
-  <w:style w:type="table" w:styleId="TableGrid">
+  <w:style w:type="table" w:styleId="21">
     <w:name w:val="Table Grid"/>
-    <w:basedOn w:val="TableNormal"/>
+    <w:basedOn w:val="20"/>
     <w:qFormat/>
+    <w:uiPriority w:val="0"/>
     <w:pPr>
       <w:widowControl w:val="0"/>
       <w:jc w:val="both"/>
     </w:pPr>
     <w:tblPr>
       <w:tblBorders>
-        <w:top w:val="single" w:sz="4" w:space="0" w:color="auto"/>
-        <w:left w:val="single" w:sz="4" w:space="0" w:color="auto"/>
-        <w:bottom w:val="single" w:sz="4" w:space="0" w:color="auto"/>
-        <w:right w:val="single" w:sz="4" w:space="0" w:color="auto"/>
-        <w:insideH w:val="single" w:sz="4" w:space="0" w:color="auto"/>
-        <w:insideV w:val="single" w:sz="4" w:space="0" w:color="auto"/>
+        <w:top w:val="single" w:color="auto" w:sz="4" w:space="0"/>
+        <w:left w:val="single" w:color="auto" w:sz="4" w:space="0"/>
+        <w:bottom w:val="single" w:color="auto" w:sz="4" w:space="0"/>
+        <w:right w:val="single" w:color="auto" w:sz="4" w:space="0"/>
+        <w:insideH w:val="single" w:color="auto" w:sz="4" w:space="0"/>
+        <w:insideV w:val="single" w:color="auto" w:sz="4" w:space="0"/>
       </w:tblBorders>
     </w:tblPr>
   </w:style>
-  <w:style w:type="character" w:styleId="Strong">
+  <w:style w:type="character" w:styleId="23">
     <w:name w:val="Strong"/>
-    <w:basedOn w:val="DefaultParagraphFont"/>
+    <w:basedOn w:val="22"/>
     <w:qFormat/>
+    <w:uiPriority w:val="0"/>
     <w:rPr>
       <w:b/>
     </w:rPr>
   </w:style>
-  <w:style w:type="paragraph" w:customStyle="1" w:styleId="a">
+  <w:style w:type="paragraph" w:customStyle="1" w:styleId="24">
     <w:name w:val="柴_公司名"/>
-    <w:basedOn w:val="Title"/>
+    <w:basedOn w:val="19"/>
     <w:qFormat/>
+    <w:uiPriority w:val="0"/>
     <w:pPr>
       <w:spacing w:after="600" w:afterLines="600"/>
     </w:pPr>
     <w:rPr>
-      <w:rFonts w:ascii="宋体" w:eastAsia="宋体" w:hAnsi="宋体" w:cs="宋体" w:hint="eastAsia"/>
+      <w:rFonts w:hint="eastAsia" w:ascii="宋体" w:hAnsi="宋体" w:eastAsia="宋体" w:cs="宋体"/>
       <w:bCs/>
       <w:spacing w:val="-6"/>
       <w:sz w:val="52"/>
       <w:szCs w:val="52"/>
     </w:rPr>
   </w:style>
-  <w:style w:type="paragraph" w:customStyle="1" w:styleId="a0">
+  <w:style w:type="paragraph" w:customStyle="1" w:styleId="25">
     <w:name w:val="柴_文档名"/>
-    <w:basedOn w:val="Title"/>
+    <w:basedOn w:val="19"/>
     <w:qFormat/>
+    <w:uiPriority w:val="0"/>
     <w:pPr>
       <w:spacing w:after="900" w:afterLines="900"/>
     </w:pPr>
     <w:rPr>
-      <w:rFonts w:ascii="黑体" w:eastAsia="黑体" w:hAnsi="黑体" w:cs="黑体"/>
+      <w:rFonts w:ascii="黑体" w:hAnsi="黑体" w:eastAsia="黑体" w:cs="黑体"/>
       <w:bCs/>
       <w:spacing w:val="-7"/>
       <w:sz w:val="52"/>
       <w:szCs w:val="52"/>
     </w:rPr>
   </w:style>
-  <w:style w:type="table" w:customStyle="1" w:styleId="TableNormal0">
+  <w:style w:type="table" w:customStyle="1" w:styleId="26">
     <w:name w:val="Table Normal_0"/>
     <w:semiHidden/>
     <w:unhideWhenUsed/>
     <w:qFormat/>
+    <w:uiPriority w:val="0"/>
     <w:tblPr>
       <w:tblCellMar>
         <w:top w:w="0" w:type="dxa"/>
@@ -4623,81 +4730,87 @@
       </w:tblCellMar>
     </w:tblPr>
   </w:style>
-  <w:style w:type="paragraph" w:customStyle="1" w:styleId="TableText">
+  <w:style w:type="paragraph" w:customStyle="1" w:styleId="27">
     <w:name w:val="Table Text"/>
-    <w:basedOn w:val="Normal"/>
+    <w:basedOn w:val="1"/>
     <w:semiHidden/>
     <w:qFormat/>
+    <w:uiPriority w:val="0"/>
     <w:rPr>
-      <w:rFonts w:ascii="宋体" w:eastAsia="宋体" w:hAnsi="宋体" w:cs="宋体"/>
+      <w:rFonts w:ascii="宋体" w:hAnsi="宋体" w:eastAsia="宋体" w:cs="宋体"/>
       <w:sz w:val="21"/>
       <w:szCs w:val="21"/>
       <w:lang w:val="en-US" w:eastAsia="en-US" w:bidi="ar-SA"/>
     </w:rPr>
   </w:style>
-  <w:style w:type="paragraph" w:customStyle="1" w:styleId="1">
+  <w:style w:type="paragraph" w:customStyle="1" w:styleId="28">
     <w:name w:val="柴_标题1"/>
-    <w:basedOn w:val="Heading1"/>
-    <w:next w:val="a1"/>
-    <w:link w:val="1Char"/>
+    <w:basedOn w:val="2"/>
+    <w:next w:val="29"/>
+    <w:link w:val="38"/>
     <w:qFormat/>
+    <w:uiPriority w:val="0"/>
     <w:pPr>
       <w:spacing w:before="100" w:after="90" w:line="360" w:lineRule="auto"/>
     </w:pPr>
     <w:rPr>
-      <w:rFonts w:ascii="Arial" w:eastAsia="宋体" w:hAnsi="Arial"/>
+      <w:rFonts w:ascii="Arial" w:hAnsi="Arial" w:eastAsia="宋体"/>
       <w:sz w:val="32"/>
     </w:rPr>
   </w:style>
-  <w:style w:type="paragraph" w:customStyle="1" w:styleId="a1">
+  <w:style w:type="paragraph" w:customStyle="1" w:styleId="29">
     <w:name w:val="柴_正文"/>
-    <w:basedOn w:val="BodyText"/>
-    <w:link w:val="Char"/>
+    <w:basedOn w:val="12"/>
+    <w:link w:val="41"/>
     <w:qFormat/>
+    <w:uiPriority w:val="0"/>
     <w:pPr>
       <w:spacing w:line="360" w:lineRule="auto"/>
       <w:ind w:firstLine="470" w:firstLineChars="200"/>
     </w:pPr>
     <w:rPr>
-      <w:rFonts w:ascii="Arial" w:eastAsia="宋体" w:hAnsi="Arial"/>
+      <w:rFonts w:ascii="Arial" w:hAnsi="Arial" w:eastAsia="宋体"/>
       <w:sz w:val="24"/>
       <w:lang w:eastAsia="zh-CN"/>
     </w:rPr>
   </w:style>
-  <w:style w:type="paragraph" w:customStyle="1" w:styleId="2">
+  <w:style w:type="paragraph" w:customStyle="1" w:styleId="30">
     <w:name w:val="柴_标题2"/>
-    <w:basedOn w:val="Heading2"/>
-    <w:next w:val="a1"/>
+    <w:basedOn w:val="3"/>
+    <w:next w:val="29"/>
     <w:qFormat/>
+    <w:uiPriority w:val="0"/>
     <w:pPr>
       <w:spacing w:line="360" w:lineRule="auto"/>
     </w:pPr>
     <w:rPr>
-      <w:rFonts w:ascii="Arial" w:eastAsia="宋体" w:hAnsi="Arial"/>
+      <w:rFonts w:ascii="Arial" w:hAnsi="Arial" w:eastAsia="宋体"/>
       <w:sz w:val="28"/>
     </w:rPr>
   </w:style>
-  <w:style w:type="paragraph" w:customStyle="1" w:styleId="3">
+  <w:style w:type="paragraph" w:customStyle="1" w:styleId="31">
     <w:name w:val="柴_标题3"/>
-    <w:basedOn w:val="Heading3"/>
-    <w:next w:val="a1"/>
+    <w:basedOn w:val="4"/>
+    <w:next w:val="29"/>
     <w:qFormat/>
+    <w:uiPriority w:val="0"/>
     <w:pPr>
       <w:spacing w:line="360" w:lineRule="auto"/>
       <w:ind w:left="0" w:firstLine="472" w:firstLineChars="200"/>
     </w:pPr>
     <w:rPr>
-      <w:rFonts w:ascii="宋体" w:eastAsia="宋体" w:hAnsi="宋体" w:cs="宋体"/>
+      <w:rFonts w:ascii="宋体" w:hAnsi="宋体" w:eastAsia="宋体" w:cs="宋体"/>
       <w:spacing w:val="-2"/>
       <w:sz w:val="24"/>
       <w:szCs w:val="24"/>
     </w:rPr>
   </w:style>
-  <w:style w:type="paragraph" w:customStyle="1" w:styleId="a2">
+  <w:style w:type="paragraph" w:customStyle="1" w:styleId="32">
     <w:name w:val="柴_目录"/>
-    <w:basedOn w:val="Normal"/>
-    <w:next w:val="BodyText"/>
+    <w:basedOn w:val="1"/>
+    <w:next w:val="12"/>
     <w:qFormat/>
+    <w:uiPriority w:val="0"/>
     <w:pPr>
       <w:tabs>
         <w:tab w:val="right" w:leader="dot" w:pos="8442"/>
@@ -4705,59 +4818,64 @@
       <w:ind w:left="0" w:leftChars="0"/>
     </w:pPr>
     <w:rPr>
-      <w:rFonts w:ascii="Arial" w:eastAsia="Microsoft JhengHei" w:hAnsi="Arial"/>
+      <w:rFonts w:ascii="Arial" w:hAnsi="Arial" w:eastAsia="Microsoft JhengHei"/>
       <w:sz w:val="24"/>
     </w:rPr>
   </w:style>
-  <w:style w:type="paragraph" w:customStyle="1" w:styleId="WPSOffice1">
+  <w:style w:type="paragraph" w:customStyle="1" w:styleId="33">
     <w:name w:val="WPSOffice手动目录 1"/>
     <w:qFormat/>
+    <w:uiPriority w:val="0"/>
     <w:pPr>
       <w:ind w:leftChars="0"/>
     </w:pPr>
     <w:rPr>
-      <w:rFonts w:ascii="Times New Roman" w:eastAsia="宋体" w:hAnsi="Times New Roman" w:cs="Times New Roman"/>
+      <w:rFonts w:ascii="Times New Roman" w:hAnsi="Times New Roman" w:eastAsia="宋体" w:cs="Times New Roman"/>
       <w:sz w:val="20"/>
       <w:szCs w:val="20"/>
     </w:rPr>
   </w:style>
-  <w:style w:type="paragraph" w:customStyle="1" w:styleId="WPSOffice2">
+  <w:style w:type="paragraph" w:customStyle="1" w:styleId="34">
     <w:name w:val="WPSOffice手动目录 2"/>
     <w:qFormat/>
+    <w:uiPriority w:val="0"/>
     <w:pPr>
       <w:ind w:leftChars="200"/>
     </w:pPr>
     <w:rPr>
-      <w:rFonts w:ascii="Times New Roman" w:eastAsia="宋体" w:hAnsi="Times New Roman" w:cs="Times New Roman"/>
+      <w:rFonts w:ascii="Times New Roman" w:hAnsi="Times New Roman" w:eastAsia="宋体" w:cs="Times New Roman"/>
       <w:sz w:val="20"/>
       <w:szCs w:val="20"/>
     </w:rPr>
   </w:style>
-  <w:style w:type="paragraph" w:customStyle="1" w:styleId="WPSOffice3">
+  <w:style w:type="paragraph" w:customStyle="1" w:styleId="35">
     <w:name w:val="WPSOffice手动目录 3"/>
     <w:qFormat/>
+    <w:uiPriority w:val="0"/>
     <w:pPr>
       <w:ind w:leftChars="400"/>
     </w:pPr>
     <w:rPr>
-      <w:rFonts w:ascii="Times New Roman" w:eastAsia="宋体" w:hAnsi="Times New Roman" w:cs="Times New Roman"/>
+      <w:rFonts w:ascii="Times New Roman" w:hAnsi="Times New Roman" w:eastAsia="宋体" w:cs="Times New Roman"/>
       <w:sz w:val="20"/>
       <w:szCs w:val="20"/>
     </w:rPr>
   </w:style>
-  <w:style w:type="paragraph" w:customStyle="1" w:styleId="Compact">
+  <w:style w:type="paragraph" w:customStyle="1" w:styleId="36">
     <w:name w:val="Compact"/>
-    <w:basedOn w:val="BodyText"/>
+    <w:basedOn w:val="12"/>
     <w:qFormat/>
+    <w:uiPriority w:val="0"/>
     <w:pPr>
       <w:spacing w:before="36" w:after="36"/>
     </w:pPr>
   </w:style>
-  <w:style w:type="table" w:customStyle="1" w:styleId="Table">
+  <w:style w:type="table" w:customStyle="1" w:styleId="37">
     <w:name w:val="Table"/>
     <w:semiHidden/>
     <w:unhideWhenUsed/>
     <w:qFormat/>
+    <w:uiPriority w:val="0"/>
     <w:tblPr>
       <w:tblCellMar>
         <w:top w:w="0" w:type="dxa"/>
@@ -4769,25 +4887,27 @@
     <w:tblStylePr w:type="firstRow">
       <w:tcPr>
         <w:tcBorders>
-          <w:bottom w:val="single" w:sz="0" w:space="0" w:color="auto"/>
+          <w:bottom w:val="single" w:color="auto" w:sz="0" w:space="0"/>
         </w:tcBorders>
         <w:vAlign w:val="bottom"/>
       </w:tcPr>
     </w:tblStylePr>
   </w:style>
-  <w:style w:type="character" w:customStyle="1" w:styleId="1Char">
+  <w:style w:type="character" w:customStyle="1" w:styleId="38">
     <w:name w:val="柴_标题1 Char"/>
-    <w:link w:val="1"/>
+    <w:link w:val="28"/>
     <w:qFormat/>
+    <w:uiPriority w:val="0"/>
     <w:rPr>
-      <w:rFonts w:ascii="Arial" w:eastAsia="宋体" w:hAnsi="Arial"/>
+      <w:rFonts w:ascii="Arial" w:hAnsi="Arial" w:eastAsia="宋体"/>
       <w:sz w:val="32"/>
     </w:rPr>
   </w:style>
-  <w:style w:type="paragraph" w:customStyle="1" w:styleId="a3">
+  <w:style w:type="paragraph" w:customStyle="1" w:styleId="39">
     <w:name w:val="柴_正文_无缩进"/>
-    <w:basedOn w:val="Normal"/>
+    <w:basedOn w:val="1"/>
     <w:qFormat/>
+    <w:uiPriority w:val="0"/>
     <w:pPr>
       <w:ind w:firstLine="0" w:firstLineChars="0"/>
     </w:pPr>
@@ -4797,29 +4917,31 @@
       <w:lang w:eastAsia="zh-CN"/>
     </w:rPr>
   </w:style>
-  <w:style w:type="paragraph" w:customStyle="1" w:styleId="4">
+  <w:style w:type="paragraph" w:customStyle="1" w:styleId="40">
     <w:name w:val="柴_标题4"/>
-    <w:basedOn w:val="Heading4"/>
-    <w:next w:val="Normal"/>
+    <w:basedOn w:val="5"/>
+    <w:next w:val="1"/>
     <w:qFormat/>
+    <w:uiPriority w:val="0"/>
     <w:pPr>
       <w:widowControl w:val="0"/>
       <w:spacing w:before="160" w:line="360" w:lineRule="auto"/>
-      <w:ind w:left="981" w:hanging="862" w:leftChars="300"/>
+      <w:ind w:left="981" w:leftChars="300" w:hanging="862"/>
     </w:pPr>
     <w:rPr>
-      <w:rFonts w:ascii="Calibri" w:eastAsia="宋体" w:hAnsi="Calibri" w:cs="宋体" w:hint="eastAsia"/>
+      <w:rFonts w:hint="eastAsia" w:ascii="Calibri" w:hAnsi="Calibri" w:eastAsia="宋体" w:cs="宋体"/>
       <w:sz w:val="24"/>
       <w:szCs w:val="24"/>
       <w:lang w:eastAsia="zh-CN" w:bidi="zh-CN"/>
     </w:rPr>
   </w:style>
-  <w:style w:type="character" w:customStyle="1" w:styleId="Char">
+  <w:style w:type="character" w:customStyle="1" w:styleId="41">
     <w:name w:val="柴_正文 Char"/>
-    <w:link w:val="a1"/>
+    <w:link w:val="29"/>
     <w:qFormat/>
+    <w:uiPriority w:val="0"/>
     <w:rPr>
-      <w:rFonts w:ascii="Arial" w:eastAsia="宋体" w:hAnsi="Arial"/>
+      <w:rFonts w:ascii="Arial" w:hAnsi="Arial" w:eastAsia="宋体"/>
       <w:sz w:val="24"/>
       <w:lang w:eastAsia="zh-CN"/>
     </w:rPr>
